--- a/Ingenieria de Sotfware/Ingenieria de software. (1).docx
+++ b/Ingenieria de Sotfware/Ingenieria de software. (1).docx
@@ -4,7 +4,6 @@
   <w:body>
     <w:p>
       <w:pPr>
-        <w:jc w:val="center"/>
         <w:rPr>
           <w:rFonts w:ascii="Times New Roman" w:hAnsi="Times New Roman" w:cs="Times New Roman"/>
           <w:b/>
@@ -178,33 +177,7 @@
           <w:sz w:val="28"/>
           <w:szCs w:val="28"/>
         </w:rPr>
-        <w:t xml:space="preserve"> “</w:t>
-      </w:r>
-      <w:proofErr w:type="gramStart"/>
-      <w:r>
-        <w:rPr>
-          <w:rFonts w:ascii="Times New Roman" w:hAnsi="Times New Roman" w:cs="Times New Roman"/>
-          <w:b/>
-          <w:bCs/>
-          <w:i/>
-          <w:iCs/>
-          <w:sz w:val="28"/>
-          <w:szCs w:val="28"/>
-        </w:rPr>
-        <w:t>2026:Por</w:t>
-      </w:r>
-      <w:proofErr w:type="gramEnd"/>
-      <w:r>
-        <w:rPr>
-          <w:rFonts w:ascii="Times New Roman" w:hAnsi="Times New Roman" w:cs="Times New Roman"/>
-          <w:b/>
-          <w:bCs/>
-          <w:i/>
-          <w:iCs/>
-          <w:sz w:val="28"/>
-          <w:szCs w:val="28"/>
-        </w:rPr>
-        <w:t xml:space="preserve"> una Educación al Servicio del Pueblo”</w:t>
+        <w:t xml:space="preserve"> “2026:Por una Educación al Servicio del Pueblo”</w:t>
       </w:r>
     </w:p>
     <w:p>
@@ -1561,14 +1534,12 @@
               <w:pStyle w:val="NormalWeb"/>
               <w:spacing w:before="240" w:beforeAutospacing="0" w:after="0" w:afterAutospacing="0"/>
             </w:pPr>
-            <w:proofErr w:type="gramStart"/>
             <w:r>
               <w:rPr>
                 <w:color w:val="000000"/>
               </w:rPr>
               <w:t>Registrar  Asistencias</w:t>
             </w:r>
-            <w:proofErr w:type="gramEnd"/>
           </w:p>
         </w:tc>
         <w:tc>
@@ -1765,21 +1736,7 @@
               <w:rPr>
                 <w:color w:val="000000"/>
               </w:rPr>
-              <w:t xml:space="preserve">Ingresa calificaciones de </w:t>
-            </w:r>
-            <w:proofErr w:type="gramStart"/>
-            <w:r>
-              <w:rPr>
-                <w:color w:val="000000"/>
-              </w:rPr>
-              <w:t>evaluación  y</w:t>
-            </w:r>
-            <w:proofErr w:type="gramEnd"/>
-            <w:r>
-              <w:rPr>
-                <w:color w:val="000000"/>
-              </w:rPr>
-              <w:t xml:space="preserve"> tareas entre otros y mantiene un registro actualizado del rendimiento de los estudiantes</w:t>
+              <w:t>Ingresa calificaciones de evaluación  y tareas entre otros y mantiene un registro actualizado del rendimiento de los estudiantes</w:t>
             </w:r>
           </w:p>
         </w:tc>
@@ -1934,21 +1891,7 @@
               <w:rPr>
                 <w:color w:val="000000"/>
               </w:rPr>
-              <w:t xml:space="preserve">Se encarga de registrar </w:t>
-            </w:r>
-            <w:proofErr w:type="gramStart"/>
-            <w:r>
-              <w:rPr>
-                <w:color w:val="000000"/>
-              </w:rPr>
-              <w:t>los estudiante</w:t>
-            </w:r>
-            <w:proofErr w:type="gramEnd"/>
-            <w:r>
-              <w:rPr>
-                <w:color w:val="000000"/>
-              </w:rPr>
-              <w:t xml:space="preserve"> que prestan libros a </w:t>
+              <w:t xml:space="preserve">Se encarga de registrar los estudiante que prestan libros a </w:t>
             </w:r>
             <w:proofErr w:type="spellStart"/>
             <w:r>
@@ -2403,15 +2346,7 @@
               </w:rPr>
             </w:pPr>
             <w:r>
-              <w:t xml:space="preserve">Es entender </w:t>
-            </w:r>
-            <w:proofErr w:type="gramStart"/>
-            <w:r>
-              <w:t>la necesidades</w:t>
-            </w:r>
-            <w:proofErr w:type="gramEnd"/>
-            <w:r>
-              <w:t xml:space="preserve"> del cliente y definir el producto</w:t>
+              <w:t>Es entender la necesidades del cliente y definir el producto</w:t>
             </w:r>
           </w:p>
         </w:tc>
@@ -3268,7 +3203,36 @@
       </w:pPr>
     </w:p>
     <w:p>
+      <w:pPr>
+        <w:rPr>
+          <w:lang w:val="es-ES"/>
+        </w:rPr>
+      </w:pPr>
+    </w:p>
+    <w:p>
+      <w:pPr>
+        <w:rPr>
+          <w:lang w:val="es-ES"/>
+        </w:rPr>
+      </w:pPr>
+    </w:p>
+    <w:p>
+      <w:pPr>
+        <w:rPr>
+          <w:lang w:val="es-ES"/>
+        </w:rPr>
+      </w:pPr>
+    </w:p>
+    <w:p>
+      <w:pPr>
+        <w:rPr>
+          <w:lang w:val="es-ES"/>
+        </w:rPr>
+      </w:pPr>
+    </w:p>
+    <w:p>
       <w:r>
+        <w:lastRenderedPageBreak/>
         <w:t xml:space="preserve">Historias de Usuario </w:t>
       </w:r>
     </w:p>
@@ -3455,7 +3419,6 @@
               <w:rPr>
                 <w:lang w:val="es-ES"/>
               </w:rPr>
-              <w:lastRenderedPageBreak/>
               <w:t>Validación</w:t>
             </w:r>
           </w:p>
@@ -3859,21 +3822,7 @@
               <w:rPr>
                 <w:lang w:val="es-ES"/>
               </w:rPr>
-              <w:t xml:space="preserve">Gestionar, </w:t>
-            </w:r>
-            <w:proofErr w:type="gramStart"/>
-            <w:r>
-              <w:rPr>
-                <w:lang w:val="es-ES"/>
-              </w:rPr>
-              <w:t>ingresar ,</w:t>
-            </w:r>
-            <w:proofErr w:type="gramEnd"/>
-            <w:r>
-              <w:rPr>
-                <w:lang w:val="es-ES"/>
-              </w:rPr>
-              <w:t xml:space="preserve"> editar y consultar </w:t>
+              <w:t xml:space="preserve">Gestionar, ingresar , editar y consultar </w:t>
             </w:r>
             <w:r>
               <w:rPr>
@@ -4715,6 +4664,7 @@
               <w:rPr>
                 <w:lang w:val="es-ES"/>
               </w:rPr>
+              <w:lastRenderedPageBreak/>
               <w:t xml:space="preserve">Para </w:t>
             </w:r>
           </w:p>
@@ -4809,7 +4759,6 @@
               <w:rPr>
                 <w:lang w:val="es-ES"/>
               </w:rPr>
-              <w:lastRenderedPageBreak/>
               <w:t xml:space="preserve">Administrar </w:t>
             </w:r>
             <w:r>
@@ -4834,7 +4783,6 @@
               <w:rPr>
                 <w:lang w:val="es-ES"/>
               </w:rPr>
-              <w:lastRenderedPageBreak/>
               <w:t>Impacto</w:t>
             </w:r>
           </w:p>
@@ -5832,432 +5780,34 @@
         </w:rPr>
       </w:pPr>
     </w:p>
-    <w:tbl>
-      <w:tblPr>
-        <w:tblStyle w:val="Tablaconcuadrcula"/>
-        <w:tblW w:w="0" w:type="auto"/>
-        <w:tblLook w:val="04A0" w:firstRow="1" w:lastRow="0" w:firstColumn="1" w:lastColumn="0" w:noHBand="0" w:noVBand="1"/>
-      </w:tblPr>
-      <w:tblGrid>
-        <w:gridCol w:w="1361"/>
-        <w:gridCol w:w="4736"/>
-        <w:gridCol w:w="1402"/>
-        <w:gridCol w:w="1329"/>
-      </w:tblGrid>
-      <w:tr>
-        <w:tc>
-          <w:tcPr>
-            <w:tcW w:w="9016" w:type="dxa"/>
-            <w:gridSpan w:val="4"/>
-            <w:shd w:val="clear" w:color="auto" w:fill="B4C6E7" w:themeFill="accent1" w:themeFillTint="66"/>
-          </w:tcPr>
-          <w:p>
-            <w:pPr>
-              <w:jc w:val="center"/>
-              <w:rPr>
-                <w:lang w:val="es-ES"/>
-              </w:rPr>
-            </w:pPr>
-            <w:r>
-              <w:rPr>
-                <w:lang w:val="es-ES"/>
-              </w:rPr>
-              <w:t>HU07-</w:t>
-            </w:r>
-            <w:r>
-              <w:rPr>
-                <w:lang w:val="es-ES"/>
-              </w:rPr>
-              <w:t>Registrar Prestamos de libros</w:t>
-            </w:r>
-          </w:p>
-        </w:tc>
-      </w:tr>
-      <w:tr>
-        <w:tc>
-          <w:tcPr>
-            <w:tcW w:w="1369" w:type="dxa"/>
-          </w:tcPr>
-          <w:p>
-            <w:pPr>
-              <w:rPr>
-                <w:lang w:val="es-ES"/>
-              </w:rPr>
-            </w:pPr>
-            <w:r>
-              <w:rPr>
-                <w:lang w:val="es-ES"/>
-              </w:rPr>
-              <w:t xml:space="preserve">Como </w:t>
-            </w:r>
-          </w:p>
-        </w:tc>
-        <w:tc>
-          <w:tcPr>
-            <w:tcW w:w="7647" w:type="dxa"/>
-            <w:gridSpan w:val="3"/>
-          </w:tcPr>
-          <w:p>
-            <w:pPr>
-              <w:rPr>
-                <w:lang w:val="es-ES"/>
-              </w:rPr>
-            </w:pPr>
-            <w:r>
-              <w:rPr>
-                <w:lang w:val="es-ES"/>
-              </w:rPr>
-              <w:t>Biblioteca escolar</w:t>
-            </w:r>
-          </w:p>
-        </w:tc>
-      </w:tr>
-      <w:tr>
-        <w:tc>
-          <w:tcPr>
-            <w:tcW w:w="1369" w:type="dxa"/>
-          </w:tcPr>
-          <w:p>
-            <w:pPr>
-              <w:rPr>
-                <w:lang w:val="es-ES"/>
-              </w:rPr>
-            </w:pPr>
-            <w:r>
-              <w:rPr>
-                <w:lang w:val="es-ES"/>
-              </w:rPr>
-              <w:t>Quiero</w:t>
-            </w:r>
-          </w:p>
-        </w:tc>
-        <w:tc>
-          <w:tcPr>
-            <w:tcW w:w="7647" w:type="dxa"/>
-            <w:gridSpan w:val="3"/>
-          </w:tcPr>
-          <w:p>
-            <w:pPr>
-              <w:rPr>
-                <w:lang w:val="es-ES"/>
-              </w:rPr>
-            </w:pPr>
-            <w:r>
-              <w:rPr>
-                <w:lang w:val="es-ES"/>
-              </w:rPr>
-              <w:t xml:space="preserve">Encargarme de los registros de los datos del estudiante y </w:t>
-            </w:r>
-            <w:proofErr w:type="spellStart"/>
-            <w:r>
-              <w:rPr>
-                <w:lang w:val="es-ES"/>
-              </w:rPr>
-              <w:t>docnetes</w:t>
-            </w:r>
-            <w:proofErr w:type="spellEnd"/>
-            <w:r>
-              <w:rPr>
-                <w:lang w:val="es-ES"/>
-              </w:rPr>
-              <w:t xml:space="preserve"> que presten los libros</w:t>
-            </w:r>
-          </w:p>
-        </w:tc>
-      </w:tr>
-      <w:tr>
-        <w:tc>
-          <w:tcPr>
-            <w:tcW w:w="1369" w:type="dxa"/>
-          </w:tcPr>
-          <w:p>
-            <w:pPr>
-              <w:rPr>
-                <w:lang w:val="es-ES"/>
-              </w:rPr>
-            </w:pPr>
-            <w:r>
-              <w:rPr>
-                <w:lang w:val="es-ES"/>
-              </w:rPr>
-              <w:t xml:space="preserve">Para </w:t>
-            </w:r>
-          </w:p>
-        </w:tc>
-        <w:tc>
-          <w:tcPr>
-            <w:tcW w:w="7647" w:type="dxa"/>
-            <w:gridSpan w:val="3"/>
-          </w:tcPr>
-          <w:p>
-            <w:pPr>
-              <w:rPr>
-                <w:lang w:val="es-ES"/>
-              </w:rPr>
-            </w:pPr>
-            <w:r>
-              <w:rPr>
-                <w:lang w:val="es-ES"/>
-              </w:rPr>
-              <w:t xml:space="preserve">Garantizar la hora de préstamo la hora o fecha de entrega en que estado se encuentran y en </w:t>
-            </w:r>
-            <w:proofErr w:type="spellStart"/>
-            <w:r>
-              <w:rPr>
-                <w:lang w:val="es-ES"/>
-              </w:rPr>
-              <w:t>que</w:t>
-            </w:r>
-            <w:proofErr w:type="spellEnd"/>
-            <w:r>
-              <w:rPr>
-                <w:lang w:val="es-ES"/>
-              </w:rPr>
-              <w:t xml:space="preserve"> estado se entregan.</w:t>
-            </w:r>
-          </w:p>
-        </w:tc>
-      </w:tr>
-      <w:tr>
-        <w:trPr>
-          <w:trHeight w:val="371"/>
-        </w:trPr>
-        <w:tc>
-          <w:tcPr>
-            <w:tcW w:w="1369" w:type="dxa"/>
-            <w:vMerge w:val="restart"/>
-          </w:tcPr>
-          <w:p>
-            <w:pPr>
-              <w:rPr>
-                <w:lang w:val="es-ES"/>
-              </w:rPr>
-            </w:pPr>
-            <w:r>
-              <w:rPr>
-                <w:lang w:val="es-ES"/>
-              </w:rPr>
-              <w:t>Validación</w:t>
-            </w:r>
-          </w:p>
-        </w:tc>
-        <w:tc>
-          <w:tcPr>
-            <w:tcW w:w="4863" w:type="dxa"/>
-            <w:vMerge w:val="restart"/>
-          </w:tcPr>
-          <w:p>
-            <w:pPr>
-              <w:pStyle w:val="Prrafodelista"/>
-              <w:numPr>
-                <w:ilvl w:val="0"/>
-                <w:numId w:val="8"/>
-              </w:numPr>
-              <w:rPr>
-                <w:lang w:val="es-ES"/>
-              </w:rPr>
-            </w:pPr>
-            <w:r>
-              <w:t>Fomentar el trato y la responsabilidad de cada estudiante y docentes.</w:t>
-            </w:r>
-          </w:p>
-          <w:p>
-            <w:pPr>
-              <w:pStyle w:val="Prrafodelista"/>
-              <w:numPr>
-                <w:ilvl w:val="0"/>
-                <w:numId w:val="8"/>
-              </w:numPr>
-              <w:rPr>
-                <w:lang w:val="es-ES"/>
-              </w:rPr>
-            </w:pPr>
-            <w:r>
-              <w:rPr>
-                <w:lang w:val="es-ES"/>
-              </w:rPr>
-              <w:t xml:space="preserve">Mantener un registro de cada área </w:t>
-            </w:r>
-            <w:r>
-              <w:rPr>
-                <w:lang w:val="es-ES"/>
-              </w:rPr>
-              <w:t>y estado de los libros</w:t>
-            </w:r>
-          </w:p>
-        </w:tc>
-        <w:tc>
-          <w:tcPr>
-            <w:tcW w:w="1418" w:type="dxa"/>
-          </w:tcPr>
-          <w:p>
-            <w:pPr>
-              <w:rPr>
-                <w:lang w:val="es-ES"/>
-              </w:rPr>
-            </w:pPr>
-            <w:r>
-              <w:rPr>
-                <w:lang w:val="es-ES"/>
-              </w:rPr>
-              <w:t>Impacto</w:t>
-            </w:r>
-          </w:p>
-        </w:tc>
-        <w:tc>
-          <w:tcPr>
-            <w:tcW w:w="1366" w:type="dxa"/>
-          </w:tcPr>
-          <w:p>
-            <w:pPr>
-              <w:rPr>
-                <w:lang w:val="es-ES"/>
-              </w:rPr>
-            </w:pPr>
-            <w:r>
-              <w:rPr>
-                <w:lang w:val="es-ES"/>
-              </w:rPr>
-              <w:t>4</w:t>
-            </w:r>
-          </w:p>
-        </w:tc>
-      </w:tr>
-      <w:tr>
-        <w:trPr>
-          <w:trHeight w:val="113"/>
-        </w:trPr>
-        <w:tc>
-          <w:tcPr>
-            <w:tcW w:w="1369" w:type="dxa"/>
-            <w:vMerge/>
-          </w:tcPr>
-          <w:p>
-            <w:pPr>
-              <w:rPr>
-                <w:lang w:val="es-ES"/>
-              </w:rPr>
-            </w:pPr>
-          </w:p>
-        </w:tc>
-        <w:tc>
-          <w:tcPr>
-            <w:tcW w:w="4863" w:type="dxa"/>
-            <w:vMerge/>
-          </w:tcPr>
-          <w:p>
-            <w:pPr>
-              <w:rPr>
-                <w:lang w:val="es-ES"/>
-              </w:rPr>
-            </w:pPr>
-          </w:p>
-        </w:tc>
-        <w:tc>
-          <w:tcPr>
-            <w:tcW w:w="1418" w:type="dxa"/>
-          </w:tcPr>
-          <w:p>
-            <w:pPr>
-              <w:rPr>
-                <w:lang w:val="es-ES"/>
-              </w:rPr>
-            </w:pPr>
-            <w:r>
-              <w:rPr>
-                <w:lang w:val="es-ES"/>
-              </w:rPr>
-              <w:t>Prioridad</w:t>
-            </w:r>
-          </w:p>
-        </w:tc>
-        <w:tc>
-          <w:tcPr>
-            <w:tcW w:w="1366" w:type="dxa"/>
-          </w:tcPr>
-          <w:p>
-            <w:pPr>
-              <w:rPr>
-                <w:lang w:val="es-ES"/>
-              </w:rPr>
-            </w:pPr>
-            <w:r>
-              <w:rPr>
-                <w:lang w:val="es-ES"/>
-              </w:rPr>
-              <w:t>6</w:t>
-            </w:r>
-          </w:p>
-        </w:tc>
-      </w:tr>
-      <w:tr>
-        <w:trPr>
-          <w:trHeight w:val="117"/>
-        </w:trPr>
-        <w:tc>
-          <w:tcPr>
-            <w:tcW w:w="1369" w:type="dxa"/>
-            <w:vMerge/>
-          </w:tcPr>
-          <w:p>
-            <w:pPr>
-              <w:rPr>
-                <w:lang w:val="es-ES"/>
-              </w:rPr>
-            </w:pPr>
-          </w:p>
-        </w:tc>
-        <w:tc>
-          <w:tcPr>
-            <w:tcW w:w="4863" w:type="dxa"/>
-            <w:vMerge/>
-          </w:tcPr>
-          <w:p>
-            <w:pPr>
-              <w:rPr>
-                <w:lang w:val="es-ES"/>
-              </w:rPr>
-            </w:pPr>
-          </w:p>
-        </w:tc>
-        <w:tc>
-          <w:tcPr>
-            <w:tcW w:w="1418" w:type="dxa"/>
-          </w:tcPr>
-          <w:p>
-            <w:pPr>
-              <w:rPr>
-                <w:lang w:val="es-ES"/>
-              </w:rPr>
-            </w:pPr>
-            <w:r>
-              <w:rPr>
-                <w:lang w:val="es-ES"/>
-              </w:rPr>
-              <w:t>Estimado</w:t>
-            </w:r>
-          </w:p>
-        </w:tc>
-        <w:tc>
-          <w:tcPr>
-            <w:tcW w:w="1366" w:type="dxa"/>
-          </w:tcPr>
-          <w:p>
-            <w:pPr>
-              <w:rPr>
-                <w:lang w:val="es-ES"/>
-              </w:rPr>
-            </w:pPr>
-            <w:r>
-              <w:rPr>
-                <w:lang w:val="es-ES"/>
-              </w:rPr>
-              <w:t>4 hora</w:t>
-            </w:r>
-          </w:p>
-        </w:tc>
-      </w:tr>
-    </w:tbl>
+    <w:p>
+      <w:pPr>
+        <w:rPr>
+          <w:lang w:val="es-ES"/>
+        </w:rPr>
+      </w:pPr>
+    </w:p>
+    <w:p>
+      <w:pPr>
+        <w:rPr>
+          <w:lang w:val="es-ES"/>
+        </w:rPr>
+      </w:pPr>
+    </w:p>
+    <w:p>
+      <w:pPr>
+        <w:rPr>
+          <w:lang w:val="es-ES"/>
+        </w:rPr>
+      </w:pPr>
+    </w:p>
+    <w:p>
+      <w:pPr>
+        <w:rPr>
+          <w:lang w:val="es-ES"/>
+        </w:rPr>
+      </w:pPr>
+    </w:p>
     <w:p>
       <w:pPr>
         <w:rPr>
@@ -7393,153 +6943,6 @@
           </w:p>
         </w:tc>
       </w:tr>
-      <w:tr>
-        <w:trPr>
-          <w:trHeight w:val="789"/>
-        </w:trPr>
-        <w:tc>
-          <w:tcPr>
-            <w:tcW w:w="0" w:type="auto"/>
-            <w:tcBorders>
-              <w:top w:val="single" w:sz="8" w:space="0" w:color="000000"/>
-              <w:left w:val="single" w:sz="8" w:space="0" w:color="000000"/>
-              <w:bottom w:val="single" w:sz="8" w:space="0" w:color="000000"/>
-              <w:right w:val="single" w:sz="8" w:space="0" w:color="000000"/>
-            </w:tcBorders>
-            <w:tcMar>
-              <w:top w:w="100" w:type="dxa"/>
-              <w:left w:w="100" w:type="dxa"/>
-              <w:bottom w:w="100" w:type="dxa"/>
-              <w:right w:w="100" w:type="dxa"/>
-            </w:tcMar>
-            <w:hideMark/>
-          </w:tcPr>
-          <w:p>
-            <w:r>
-              <w:t>HU00</w:t>
-            </w:r>
-            <w:r>
-              <w:t>7</w:t>
-            </w:r>
-          </w:p>
-        </w:tc>
-        <w:tc>
-          <w:tcPr>
-            <w:tcW w:w="0" w:type="auto"/>
-            <w:tcBorders>
-              <w:top w:val="single" w:sz="8" w:space="0" w:color="000000"/>
-              <w:left w:val="single" w:sz="8" w:space="0" w:color="000000"/>
-              <w:bottom w:val="single" w:sz="8" w:space="0" w:color="000000"/>
-              <w:right w:val="single" w:sz="8" w:space="0" w:color="000000"/>
-            </w:tcBorders>
-            <w:tcMar>
-              <w:top w:w="100" w:type="dxa"/>
-              <w:left w:w="100" w:type="dxa"/>
-              <w:bottom w:w="100" w:type="dxa"/>
-              <w:right w:w="100" w:type="dxa"/>
-            </w:tcMar>
-          </w:tcPr>
-          <w:p>
-            <w:r>
-              <w:rPr>
-                <w:lang w:val="es-ES"/>
-              </w:rPr>
-              <w:t>Registrar Prestamos de libros</w:t>
-            </w:r>
-          </w:p>
-        </w:tc>
-        <w:tc>
-          <w:tcPr>
-            <w:tcW w:w="0" w:type="auto"/>
-            <w:tcBorders>
-              <w:top w:val="single" w:sz="8" w:space="0" w:color="000000"/>
-              <w:left w:val="single" w:sz="8" w:space="0" w:color="000000"/>
-              <w:bottom w:val="single" w:sz="8" w:space="0" w:color="000000"/>
-              <w:right w:val="single" w:sz="8" w:space="0" w:color="000000"/>
-            </w:tcBorders>
-            <w:tcMar>
-              <w:top w:w="100" w:type="dxa"/>
-              <w:left w:w="100" w:type="dxa"/>
-              <w:bottom w:w="100" w:type="dxa"/>
-              <w:right w:w="100" w:type="dxa"/>
-            </w:tcMar>
-          </w:tcPr>
-          <w:p>
-            <w:r>
-              <w:t>6</w:t>
-            </w:r>
-          </w:p>
-        </w:tc>
-        <w:tc>
-          <w:tcPr>
-            <w:tcW w:w="0" w:type="auto"/>
-            <w:tcBorders>
-              <w:top w:val="single" w:sz="8" w:space="0" w:color="000000"/>
-              <w:left w:val="single" w:sz="8" w:space="0" w:color="000000"/>
-              <w:bottom w:val="single" w:sz="8" w:space="0" w:color="000000"/>
-              <w:right w:val="single" w:sz="8" w:space="0" w:color="000000"/>
-            </w:tcBorders>
-            <w:tcMar>
-              <w:top w:w="100" w:type="dxa"/>
-              <w:left w:w="100" w:type="dxa"/>
-              <w:bottom w:w="100" w:type="dxa"/>
-              <w:right w:w="100" w:type="dxa"/>
-            </w:tcMar>
-          </w:tcPr>
-          <w:p>
-            <w:r>
-              <w:t>4</w:t>
-            </w:r>
-          </w:p>
-        </w:tc>
-        <w:tc>
-          <w:tcPr>
-            <w:tcW w:w="0" w:type="auto"/>
-            <w:tcBorders>
-              <w:top w:val="single" w:sz="8" w:space="0" w:color="000000"/>
-              <w:left w:val="single" w:sz="8" w:space="0" w:color="000000"/>
-              <w:bottom w:val="single" w:sz="8" w:space="0" w:color="000000"/>
-              <w:right w:val="single" w:sz="8" w:space="0" w:color="000000"/>
-            </w:tcBorders>
-            <w:tcMar>
-              <w:top w:w="100" w:type="dxa"/>
-              <w:left w:w="100" w:type="dxa"/>
-              <w:bottom w:w="100" w:type="dxa"/>
-              <w:right w:w="100" w:type="dxa"/>
-            </w:tcMar>
-          </w:tcPr>
-          <w:p>
-            <w:r>
-              <w:t>48</w:t>
-            </w:r>
-          </w:p>
-        </w:tc>
-        <w:tc>
-          <w:tcPr>
-            <w:tcW w:w="0" w:type="auto"/>
-            <w:tcBorders>
-              <w:top w:val="single" w:sz="8" w:space="0" w:color="000000"/>
-              <w:left w:val="single" w:sz="8" w:space="0" w:color="000000"/>
-              <w:bottom w:val="single" w:sz="8" w:space="0" w:color="000000"/>
-              <w:right w:val="single" w:sz="8" w:space="0" w:color="000000"/>
-            </w:tcBorders>
-            <w:tcMar>
-              <w:top w:w="100" w:type="dxa"/>
-              <w:left w:w="100" w:type="dxa"/>
-              <w:bottom w:w="100" w:type="dxa"/>
-              <w:right w:w="100" w:type="dxa"/>
-            </w:tcMar>
-          </w:tcPr>
-          <w:p>
-            <w:r>
-              <w:t>4</w:t>
-            </w:r>
-            <w:r>
-              <w:t xml:space="preserve"> horas</w:t>
-            </w:r>
-          </w:p>
-        </w:tc>
-      </w:tr>
       <w:bookmarkEnd w:id="0"/>
     </w:tbl>
     <w:p>
@@ -7819,7 +7222,6 @@
           </w:tcPr>
           <w:p>
             <w:r>
-              <w:lastRenderedPageBreak/>
               <w:t>1</w:t>
             </w:r>
           </w:p>
@@ -7845,13 +7247,7 @@
               <w:rPr>
                 <w:lang w:val="es-ES"/>
               </w:rPr>
-              <w:t>HU06-</w:t>
-            </w:r>
-            <w:r>
-              <w:rPr>
-                <w:lang w:val="es-ES"/>
-              </w:rPr>
-              <w:t>Agregar y registrar calificaciones</w:t>
+              <w:t>HU06-Agregar y registrar calificaciones</w:t>
             </w:r>
           </w:p>
         </w:tc>
@@ -7966,6 +7362,7 @@
           </w:tcPr>
           <w:p>
             <w:r>
+              <w:lastRenderedPageBreak/>
               <w:t>2</w:t>
             </w:r>
           </w:p>
@@ -7994,13 +7391,7 @@
               <w:rPr>
                 <w:lang w:val="es-ES"/>
               </w:rPr>
-              <w:t xml:space="preserve"> </w:t>
-            </w:r>
-            <w:r>
-              <w:rPr>
-                <w:lang w:val="es-ES"/>
-              </w:rPr>
-              <w:t>Registro de matriculas</w:t>
+              <w:t xml:space="preserve"> Registro de matriculas</w:t>
             </w:r>
           </w:p>
         </w:tc>
@@ -8137,7 +7528,10 @@
           </w:tcPr>
           <w:p>
             <w:r>
-              <w:t>HU07-</w:t>
+              <w:t>HU</w:t>
+            </w:r>
+            <w:r>
+              <w:t>05-</w:t>
             </w:r>
             <w:r>
               <w:rPr>
@@ -8145,33 +7539,41 @@
               </w:rPr>
               <w:t xml:space="preserve"> </w:t>
             </w:r>
-            <w:r>
-              <w:rPr>
-                <w:lang w:val="es-ES"/>
-              </w:rPr>
-              <w:t>Registrar Prestamos de libros</w:t>
-            </w:r>
-          </w:p>
-        </w:tc>
-        <w:tc>
-          <w:tcPr>
-            <w:tcW w:w="0" w:type="auto"/>
-            <w:tcBorders>
-              <w:top w:val="single" w:sz="8" w:space="0" w:color="000000"/>
-              <w:left w:val="single" w:sz="8" w:space="0" w:color="000000"/>
-              <w:bottom w:val="single" w:sz="8" w:space="0" w:color="000000"/>
-              <w:right w:val="single" w:sz="8" w:space="0" w:color="000000"/>
-            </w:tcBorders>
-            <w:tcMar>
-              <w:top w:w="100" w:type="dxa"/>
-              <w:left w:w="100" w:type="dxa"/>
-              <w:bottom w:w="100" w:type="dxa"/>
-              <w:right w:w="100" w:type="dxa"/>
-            </w:tcMar>
-          </w:tcPr>
-          <w:p>
-            <w:r>
-              <w:t>90</w:t>
+            <w:proofErr w:type="spellStart"/>
+            <w:r>
+              <w:rPr>
+                <w:lang w:val="es-ES"/>
+              </w:rPr>
+              <w:t>Regitrar</w:t>
+            </w:r>
+            <w:proofErr w:type="spellEnd"/>
+            <w:r>
+              <w:rPr>
+                <w:lang w:val="es-ES"/>
+              </w:rPr>
+              <w:t xml:space="preserve"> asistencia</w:t>
+            </w:r>
+          </w:p>
+        </w:tc>
+        <w:tc>
+          <w:tcPr>
+            <w:tcW w:w="0" w:type="auto"/>
+            <w:tcBorders>
+              <w:top w:val="single" w:sz="8" w:space="0" w:color="000000"/>
+              <w:left w:val="single" w:sz="8" w:space="0" w:color="000000"/>
+              <w:bottom w:val="single" w:sz="8" w:space="0" w:color="000000"/>
+              <w:right w:val="single" w:sz="8" w:space="0" w:color="000000"/>
+            </w:tcBorders>
+            <w:tcMar>
+              <w:top w:w="100" w:type="dxa"/>
+              <w:left w:w="100" w:type="dxa"/>
+              <w:bottom w:w="100" w:type="dxa"/>
+              <w:right w:w="100" w:type="dxa"/>
+            </w:tcMar>
+          </w:tcPr>
+          <w:p>
+            <w:r>
+              <w:t>60</w:t>
             </w:r>
           </w:p>
         </w:tc>
@@ -8215,29 +7617,29 @@
           </w:tcPr>
           <w:p>
             <w:r>
-              <w:t>04/04/2026</w:t>
-            </w:r>
-          </w:p>
-        </w:tc>
-        <w:tc>
-          <w:tcPr>
-            <w:tcW w:w="0" w:type="auto"/>
-            <w:tcBorders>
-              <w:top w:val="single" w:sz="8" w:space="0" w:color="000000"/>
-              <w:left w:val="single" w:sz="8" w:space="0" w:color="000000"/>
-              <w:bottom w:val="single" w:sz="8" w:space="0" w:color="000000"/>
-              <w:right w:val="single" w:sz="8" w:space="0" w:color="000000"/>
-            </w:tcBorders>
-            <w:tcMar>
-              <w:top w:w="100" w:type="dxa"/>
-              <w:left w:w="100" w:type="dxa"/>
-              <w:bottom w:w="100" w:type="dxa"/>
-              <w:right w:w="100" w:type="dxa"/>
-            </w:tcMar>
-          </w:tcPr>
-          <w:p>
-            <w:r>
               <w:t>07/04/2026</w:t>
+            </w:r>
+          </w:p>
+        </w:tc>
+        <w:tc>
+          <w:tcPr>
+            <w:tcW w:w="0" w:type="auto"/>
+            <w:tcBorders>
+              <w:top w:val="single" w:sz="8" w:space="0" w:color="000000"/>
+              <w:left w:val="single" w:sz="8" w:space="0" w:color="000000"/>
+              <w:bottom w:val="single" w:sz="8" w:space="0" w:color="000000"/>
+              <w:right w:val="single" w:sz="8" w:space="0" w:color="000000"/>
+            </w:tcBorders>
+            <w:tcMar>
+              <w:top w:w="100" w:type="dxa"/>
+              <w:left w:w="100" w:type="dxa"/>
+              <w:bottom w:w="100" w:type="dxa"/>
+              <w:right w:w="100" w:type="dxa"/>
+            </w:tcMar>
+          </w:tcPr>
+          <w:p>
+            <w:r>
+              <w:t>09/04/2026</w:t>
             </w:r>
           </w:p>
         </w:tc>
@@ -8286,10 +7688,7 @@
           </w:tcPr>
           <w:p>
             <w:r>
-              <w:t>HU</w:t>
-            </w:r>
-            <w:r>
-              <w:t>05-</w:t>
+              <w:t>HU02-</w:t>
             </w:r>
             <w:r>
               <w:rPr>
@@ -8302,14 +7701,14 @@
               <w:rPr>
                 <w:lang w:val="es-ES"/>
               </w:rPr>
-              <w:t>Regitrar</w:t>
+              <w:t>Visualizacion</w:t>
             </w:r>
             <w:proofErr w:type="spellEnd"/>
             <w:r>
               <w:rPr>
                 <w:lang w:val="es-ES"/>
               </w:rPr>
-              <w:t xml:space="preserve"> asistencia</w:t>
+              <w:t xml:space="preserve"> y administración</w:t>
             </w:r>
           </w:p>
         </w:tc>
@@ -8353,29 +7752,7 @@
           </w:tcPr>
           <w:p>
             <w:r>
-              <w:t>2</w:t>
-            </w:r>
-          </w:p>
-        </w:tc>
-        <w:tc>
-          <w:tcPr>
-            <w:tcW w:w="0" w:type="auto"/>
-            <w:tcBorders>
-              <w:top w:val="single" w:sz="8" w:space="0" w:color="000000"/>
-              <w:left w:val="single" w:sz="8" w:space="0" w:color="000000"/>
-              <w:bottom w:val="single" w:sz="8" w:space="0" w:color="000000"/>
-              <w:right w:val="single" w:sz="8" w:space="0" w:color="000000"/>
-            </w:tcBorders>
-            <w:tcMar>
-              <w:top w:w="100" w:type="dxa"/>
-              <w:left w:w="100" w:type="dxa"/>
-              <w:bottom w:w="100" w:type="dxa"/>
-              <w:right w:w="100" w:type="dxa"/>
-            </w:tcMar>
-          </w:tcPr>
-          <w:p>
-            <w:r>
-              <w:t>07/04/2026</w:t>
+              <w:t>1</w:t>
             </w:r>
           </w:p>
         </w:tc>
@@ -8398,6 +7775,28 @@
           <w:p>
             <w:r>
               <w:t>09/04/2026</w:t>
+            </w:r>
+          </w:p>
+        </w:tc>
+        <w:tc>
+          <w:tcPr>
+            <w:tcW w:w="0" w:type="auto"/>
+            <w:tcBorders>
+              <w:top w:val="single" w:sz="8" w:space="0" w:color="000000"/>
+              <w:left w:val="single" w:sz="8" w:space="0" w:color="000000"/>
+              <w:bottom w:val="single" w:sz="8" w:space="0" w:color="000000"/>
+              <w:right w:val="single" w:sz="8" w:space="0" w:color="000000"/>
+            </w:tcBorders>
+            <w:tcMar>
+              <w:top w:w="100" w:type="dxa"/>
+              <w:left w:w="100" w:type="dxa"/>
+              <w:bottom w:w="100" w:type="dxa"/>
+              <w:right w:w="100" w:type="dxa"/>
+            </w:tcMar>
+          </w:tcPr>
+          <w:p>
+            <w:r>
+              <w:t>15/04/2026</w:t>
             </w:r>
           </w:p>
         </w:tc>
@@ -8446,49 +7845,35 @@
           </w:tcPr>
           <w:p>
             <w:r>
-              <w:t>HU02-</w:t>
-            </w:r>
-            <w:r>
-              <w:rPr>
-                <w:lang w:val="es-ES"/>
-              </w:rPr>
-              <w:t xml:space="preserve"> </w:t>
-            </w:r>
-            <w:proofErr w:type="spellStart"/>
-            <w:r>
-              <w:rPr>
-                <w:lang w:val="es-ES"/>
-              </w:rPr>
-              <w:t>Visualizacion</w:t>
-            </w:r>
-            <w:proofErr w:type="spellEnd"/>
-            <w:r>
-              <w:rPr>
-                <w:lang w:val="es-ES"/>
-              </w:rPr>
-              <w:t xml:space="preserve"> y administración</w:t>
-            </w:r>
-          </w:p>
-        </w:tc>
-        <w:tc>
-          <w:tcPr>
-            <w:tcW w:w="0" w:type="auto"/>
-            <w:tcBorders>
-              <w:top w:val="single" w:sz="8" w:space="0" w:color="000000"/>
-              <w:left w:val="single" w:sz="8" w:space="0" w:color="000000"/>
-              <w:bottom w:val="single" w:sz="8" w:space="0" w:color="000000"/>
-              <w:right w:val="single" w:sz="8" w:space="0" w:color="000000"/>
-            </w:tcBorders>
-            <w:tcMar>
-              <w:top w:w="100" w:type="dxa"/>
-              <w:left w:w="100" w:type="dxa"/>
-              <w:bottom w:w="100" w:type="dxa"/>
-              <w:right w:w="100" w:type="dxa"/>
-            </w:tcMar>
-          </w:tcPr>
-          <w:p>
-            <w:r>
-              <w:t>60</w:t>
+              <w:t>HU01-</w:t>
+            </w:r>
+            <w:r>
+              <w:rPr>
+                <w:color w:val="000000"/>
+              </w:rPr>
+              <w:t xml:space="preserve"> Registros y modificaciones</w:t>
+            </w:r>
+          </w:p>
+        </w:tc>
+        <w:tc>
+          <w:tcPr>
+            <w:tcW w:w="0" w:type="auto"/>
+            <w:tcBorders>
+              <w:top w:val="single" w:sz="8" w:space="0" w:color="000000"/>
+              <w:left w:val="single" w:sz="8" w:space="0" w:color="000000"/>
+              <w:bottom w:val="single" w:sz="8" w:space="0" w:color="000000"/>
+              <w:right w:val="single" w:sz="8" w:space="0" w:color="000000"/>
+            </w:tcBorders>
+            <w:tcMar>
+              <w:top w:w="100" w:type="dxa"/>
+              <w:left w:w="100" w:type="dxa"/>
+              <w:bottom w:w="100" w:type="dxa"/>
+              <w:right w:w="100" w:type="dxa"/>
+            </w:tcMar>
+          </w:tcPr>
+          <w:p>
+            <w:r>
+              <w:t>50</w:t>
             </w:r>
           </w:p>
         </w:tc>
@@ -8532,29 +7917,29 @@
           </w:tcPr>
           <w:p>
             <w:r>
-              <w:t>09/04/2026</w:t>
-            </w:r>
-          </w:p>
-        </w:tc>
-        <w:tc>
-          <w:tcPr>
-            <w:tcW w:w="0" w:type="auto"/>
-            <w:tcBorders>
-              <w:top w:val="single" w:sz="8" w:space="0" w:color="000000"/>
-              <w:left w:val="single" w:sz="8" w:space="0" w:color="000000"/>
-              <w:bottom w:val="single" w:sz="8" w:space="0" w:color="000000"/>
-              <w:right w:val="single" w:sz="8" w:space="0" w:color="000000"/>
-            </w:tcBorders>
-            <w:tcMar>
-              <w:top w:w="100" w:type="dxa"/>
-              <w:left w:w="100" w:type="dxa"/>
-              <w:bottom w:w="100" w:type="dxa"/>
-              <w:right w:w="100" w:type="dxa"/>
-            </w:tcMar>
-          </w:tcPr>
-          <w:p>
-            <w:r>
               <w:t>15/04/2026</w:t>
+            </w:r>
+          </w:p>
+        </w:tc>
+        <w:tc>
+          <w:tcPr>
+            <w:tcW w:w="0" w:type="auto"/>
+            <w:tcBorders>
+              <w:top w:val="single" w:sz="8" w:space="0" w:color="000000"/>
+              <w:left w:val="single" w:sz="8" w:space="0" w:color="000000"/>
+              <w:bottom w:val="single" w:sz="8" w:space="0" w:color="000000"/>
+              <w:right w:val="single" w:sz="8" w:space="0" w:color="000000"/>
+            </w:tcBorders>
+            <w:tcMar>
+              <w:top w:w="100" w:type="dxa"/>
+              <w:left w:w="100" w:type="dxa"/>
+              <w:bottom w:w="100" w:type="dxa"/>
+              <w:right w:w="100" w:type="dxa"/>
+            </w:tcMar>
+          </w:tcPr>
+          <w:p>
+            <w:r>
+              <w:t>21/04/2026</w:t>
             </w:r>
           </w:p>
         </w:tc>
@@ -8582,155 +7967,6 @@
           <w:p>
             <w:r>
               <w:t>6</w:t>
-            </w:r>
-          </w:p>
-        </w:tc>
-        <w:tc>
-          <w:tcPr>
-            <w:tcW w:w="0" w:type="auto"/>
-            <w:tcBorders>
-              <w:top w:val="single" w:sz="8" w:space="0" w:color="000000"/>
-              <w:left w:val="single" w:sz="8" w:space="0" w:color="000000"/>
-              <w:bottom w:val="single" w:sz="8" w:space="0" w:color="000000"/>
-              <w:right w:val="single" w:sz="8" w:space="0" w:color="000000"/>
-            </w:tcBorders>
-            <w:tcMar>
-              <w:top w:w="100" w:type="dxa"/>
-              <w:left w:w="100" w:type="dxa"/>
-              <w:bottom w:w="100" w:type="dxa"/>
-              <w:right w:w="100" w:type="dxa"/>
-            </w:tcMar>
-          </w:tcPr>
-          <w:p>
-            <w:r>
-              <w:t>HU01-</w:t>
-            </w:r>
-            <w:r>
-              <w:rPr>
-                <w:color w:val="000000"/>
-              </w:rPr>
-              <w:t xml:space="preserve"> </w:t>
-            </w:r>
-            <w:r>
-              <w:rPr>
-                <w:color w:val="000000"/>
-              </w:rPr>
-              <w:t>Registros y modificaciones</w:t>
-            </w:r>
-          </w:p>
-        </w:tc>
-        <w:tc>
-          <w:tcPr>
-            <w:tcW w:w="0" w:type="auto"/>
-            <w:tcBorders>
-              <w:top w:val="single" w:sz="8" w:space="0" w:color="000000"/>
-              <w:left w:val="single" w:sz="8" w:space="0" w:color="000000"/>
-              <w:bottom w:val="single" w:sz="8" w:space="0" w:color="000000"/>
-              <w:right w:val="single" w:sz="8" w:space="0" w:color="000000"/>
-            </w:tcBorders>
-            <w:tcMar>
-              <w:top w:w="100" w:type="dxa"/>
-              <w:left w:w="100" w:type="dxa"/>
-              <w:bottom w:w="100" w:type="dxa"/>
-              <w:right w:w="100" w:type="dxa"/>
-            </w:tcMar>
-          </w:tcPr>
-          <w:p>
-            <w:r>
-              <w:t>50</w:t>
-            </w:r>
-          </w:p>
-        </w:tc>
-        <w:tc>
-          <w:tcPr>
-            <w:tcW w:w="0" w:type="auto"/>
-            <w:tcBorders>
-              <w:top w:val="single" w:sz="8" w:space="0" w:color="000000"/>
-              <w:left w:val="single" w:sz="8" w:space="0" w:color="000000"/>
-              <w:bottom w:val="single" w:sz="8" w:space="0" w:color="000000"/>
-              <w:right w:val="single" w:sz="8" w:space="0" w:color="000000"/>
-            </w:tcBorders>
-            <w:tcMar>
-              <w:top w:w="100" w:type="dxa"/>
-              <w:left w:w="100" w:type="dxa"/>
-              <w:bottom w:w="100" w:type="dxa"/>
-              <w:right w:w="100" w:type="dxa"/>
-            </w:tcMar>
-          </w:tcPr>
-          <w:p>
-            <w:r>
-              <w:t>2</w:t>
-            </w:r>
-          </w:p>
-        </w:tc>
-        <w:tc>
-          <w:tcPr>
-            <w:tcW w:w="0" w:type="auto"/>
-            <w:tcBorders>
-              <w:top w:val="single" w:sz="8" w:space="0" w:color="000000"/>
-              <w:left w:val="single" w:sz="8" w:space="0" w:color="000000"/>
-              <w:bottom w:val="single" w:sz="8" w:space="0" w:color="000000"/>
-              <w:right w:val="single" w:sz="8" w:space="0" w:color="000000"/>
-            </w:tcBorders>
-            <w:tcMar>
-              <w:top w:w="100" w:type="dxa"/>
-              <w:left w:w="100" w:type="dxa"/>
-              <w:bottom w:w="100" w:type="dxa"/>
-              <w:right w:w="100" w:type="dxa"/>
-            </w:tcMar>
-          </w:tcPr>
-          <w:p>
-            <w:r>
-              <w:t>15/04/2026</w:t>
-            </w:r>
-          </w:p>
-        </w:tc>
-        <w:tc>
-          <w:tcPr>
-            <w:tcW w:w="0" w:type="auto"/>
-            <w:tcBorders>
-              <w:top w:val="single" w:sz="8" w:space="0" w:color="000000"/>
-              <w:left w:val="single" w:sz="8" w:space="0" w:color="000000"/>
-              <w:bottom w:val="single" w:sz="8" w:space="0" w:color="000000"/>
-              <w:right w:val="single" w:sz="8" w:space="0" w:color="000000"/>
-            </w:tcBorders>
-            <w:tcMar>
-              <w:top w:w="100" w:type="dxa"/>
-              <w:left w:w="100" w:type="dxa"/>
-              <w:bottom w:w="100" w:type="dxa"/>
-              <w:right w:w="100" w:type="dxa"/>
-            </w:tcMar>
-          </w:tcPr>
-          <w:p>
-            <w:r>
-              <w:t>21/04/2026</w:t>
-            </w:r>
-          </w:p>
-        </w:tc>
-      </w:tr>
-      <w:tr>
-        <w:trPr>
-          <w:trHeight w:val="500"/>
-        </w:trPr>
-        <w:tc>
-          <w:tcPr>
-            <w:tcW w:w="0" w:type="auto"/>
-            <w:tcBorders>
-              <w:top w:val="single" w:sz="8" w:space="0" w:color="000000"/>
-              <w:left w:val="single" w:sz="8" w:space="0" w:color="000000"/>
-              <w:bottom w:val="single" w:sz="8" w:space="0" w:color="000000"/>
-              <w:right w:val="single" w:sz="8" w:space="0" w:color="000000"/>
-            </w:tcBorders>
-            <w:tcMar>
-              <w:top w:w="100" w:type="dxa"/>
-              <w:left w:w="100" w:type="dxa"/>
-              <w:bottom w:w="100" w:type="dxa"/>
-              <w:right w:w="100" w:type="dxa"/>
-            </w:tcMar>
-          </w:tcPr>
-          <w:p>
-            <w:r>
-              <w:t>7</w:t>
             </w:r>
           </w:p>
         </w:tc>
@@ -8880,11 +8116,11 @@
         <w:tblLook w:val="04A0" w:firstRow="1" w:lastRow="0" w:firstColumn="1" w:lastColumn="0" w:noHBand="0" w:noVBand="1"/>
       </w:tblPr>
       <w:tblGrid>
-        <w:gridCol w:w="924"/>
-        <w:gridCol w:w="1867"/>
-        <w:gridCol w:w="3516"/>
-        <w:gridCol w:w="970"/>
-        <w:gridCol w:w="1541"/>
+        <w:gridCol w:w="925"/>
+        <w:gridCol w:w="2018"/>
+        <w:gridCol w:w="3370"/>
+        <w:gridCol w:w="952"/>
+        <w:gridCol w:w="1553"/>
       </w:tblGrid>
       <w:tr>
         <w:tc>
@@ -9110,16 +8346,14 @@
           </w:tcPr>
           <w:p>
             <w:r>
-              <w:t xml:space="preserve">Diseñar interfaz </w:t>
-            </w:r>
-            <w:bookmarkStart w:id="1" w:name="_GoBack"/>
-            <w:r>
-              <w:t xml:space="preserve">de </w:t>
+              <w:t xml:space="preserve">Diseñar interfaz de </w:t>
             </w:r>
             <w:r>
               <w:t>inventario</w:t>
             </w:r>
-            <w:bookmarkEnd w:id="1"/>
+            <w:r>
+              <w:t xml:space="preserve"> de calificaciones</w:t>
+            </w:r>
           </w:p>
         </w:tc>
         <w:tc>
@@ -9172,7 +8406,10 @@
           </w:tcPr>
           <w:p>
             <w:r>
-              <w:t>Dhiosmer cuadra</w:t>
+              <w:t>Dhios</w:t>
+            </w:r>
+            <w:r>
+              <w:t>mer Cuadra</w:t>
             </w:r>
           </w:p>
         </w:tc>
@@ -9319,7 +8556,7 @@
           </w:tcPr>
           <w:p>
             <w:r>
-              <w:t>Dhiosmer cuadra</w:t>
+              <w:t>Soraya calero</w:t>
             </w:r>
           </w:p>
         </w:tc>
@@ -9377,7 +8614,13 @@
           </w:tcPr>
           <w:p>
             <w:r>
-              <w:t xml:space="preserve">Funciones y validaciones de los botones guardar, </w:t>
+              <w:t xml:space="preserve">Funciones y validaciones de los botones </w:t>
+            </w:r>
+            <w:r>
+              <w:t>editar</w:t>
+            </w:r>
+            <w:r>
+              <w:t xml:space="preserve">, </w:t>
             </w:r>
             <w:r>
               <w:t>buscar, limpiar.</w:t>
@@ -9546,7 +8789,7 @@
           </w:tcPr>
           <w:p>
             <w:r>
-              <w:t>Dhiosmer cuadra</w:t>
+              <w:t>Ana Murillo</w:t>
             </w:r>
           </w:p>
         </w:tc>
@@ -9602,7 +8845,10 @@
           </w:tcPr>
           <w:p>
             <w:r>
-              <w:t xml:space="preserve">Registro de libros </w:t>
+              <w:rPr>
+                <w:lang w:val="es-ES"/>
+              </w:rPr>
+              <w:t>Registro de matriculas</w:t>
             </w:r>
           </w:p>
         </w:tc>
@@ -9628,13 +8874,25 @@
               <w:t xml:space="preserve">Diseñar interfaz de </w:t>
             </w:r>
             <w:r>
-              <w:t xml:space="preserve">agregando autor, fecha y </w:t>
+              <w:t xml:space="preserve">agregar Nombre y apellido del </w:t>
+            </w:r>
+            <w:r>
+              <w:lastRenderedPageBreak/>
+              <w:t xml:space="preserve">estudiante y tutor, </w:t>
             </w:r>
             <w:proofErr w:type="spellStart"/>
             <w:r>
-              <w:t>codigo</w:t>
+              <w:t>Telefono</w:t>
             </w:r>
             <w:proofErr w:type="spellEnd"/>
+            <w:r>
+              <w:t xml:space="preserve">, dirección </w:t>
+            </w:r>
+            <w:proofErr w:type="spellStart"/>
+            <w:r>
+              <w:t>etc</w:t>
+            </w:r>
+            <w:proofErr w:type="spellEnd"/>
           </w:p>
         </w:tc>
         <w:tc>
@@ -9656,6 +8914,7 @@
           </w:tcPr>
           <w:p>
             <w:r>
+              <w:lastRenderedPageBreak/>
               <w:t>3 horas</w:t>
             </w:r>
           </w:p>
@@ -9783,7 +9042,7 @@
           </w:tcPr>
           <w:p>
             <w:r>
-              <w:t>Dhiosmer cuadra</w:t>
+              <w:t>Dhiosmer Cuadra</w:t>
             </w:r>
           </w:p>
         </w:tc>
@@ -9866,6 +9125,9 @@
             <w:r>
               <w:t>10</w:t>
             </w:r>
+            <w:r>
+              <w:t>h</w:t>
+            </w:r>
           </w:p>
         </w:tc>
         <w:tc>
@@ -9978,28 +9240,30 @@
             <w:r>
               <w:t>5</w:t>
             </w:r>
-          </w:p>
-        </w:tc>
-        <w:tc>
-          <w:tcPr>
-            <w:tcW w:w="0" w:type="auto"/>
-            <w:tcBorders>
-              <w:top w:val="single" w:sz="8" w:space="0" w:color="000000"/>
-              <w:left w:val="single" w:sz="8" w:space="0" w:color="000000"/>
-              <w:bottom w:val="single" w:sz="8" w:space="0" w:color="000000"/>
-              <w:right w:val="single" w:sz="8" w:space="0" w:color="000000"/>
-            </w:tcBorders>
-            <w:tcMar>
-              <w:top w:w="100" w:type="dxa"/>
-              <w:left w:w="100" w:type="dxa"/>
-              <w:bottom w:w="100" w:type="dxa"/>
-              <w:right w:w="100" w:type="dxa"/>
-            </w:tcMar>
-            <w:hideMark/>
-          </w:tcPr>
-          <w:p>
-            <w:r>
-              <w:t>Dhiosmer cuadra</w:t>
+            <w:r>
+              <w:t>h</w:t>
+            </w:r>
+          </w:p>
+        </w:tc>
+        <w:tc>
+          <w:tcPr>
+            <w:tcW w:w="0" w:type="auto"/>
+            <w:tcBorders>
+              <w:top w:val="single" w:sz="8" w:space="0" w:color="000000"/>
+              <w:left w:val="single" w:sz="8" w:space="0" w:color="000000"/>
+              <w:bottom w:val="single" w:sz="8" w:space="0" w:color="000000"/>
+              <w:right w:val="single" w:sz="8" w:space="0" w:color="000000"/>
+            </w:tcBorders>
+            <w:tcMar>
+              <w:top w:w="100" w:type="dxa"/>
+              <w:left w:w="100" w:type="dxa"/>
+              <w:bottom w:w="100" w:type="dxa"/>
+              <w:right w:w="100" w:type="dxa"/>
+            </w:tcMar>
+          </w:tcPr>
+          <w:p>
+            <w:r>
+              <w:t>Soraya Calero</w:t>
             </w:r>
           </w:p>
         </w:tc>
@@ -10024,7 +9288,14 @@
               <w:right w:w="100" w:type="dxa"/>
             </w:tcMar>
           </w:tcPr>
-          <w:p/>
+          <w:p>
+            <w:r>
+              <w:t>HU0</w:t>
+            </w:r>
+            <w:r>
+              <w:t>05</w:t>
+            </w:r>
+          </w:p>
         </w:tc>
         <w:tc>
           <w:tcPr>
@@ -10042,61 +9313,98 @@
               <w:right w:w="100" w:type="dxa"/>
             </w:tcMar>
           </w:tcPr>
-          <w:p/>
-        </w:tc>
-        <w:tc>
-          <w:tcPr>
-            <w:tcW w:w="0" w:type="auto"/>
-            <w:tcBorders>
-              <w:top w:val="single" w:sz="8" w:space="0" w:color="000000"/>
-              <w:left w:val="single" w:sz="8" w:space="0" w:color="000000"/>
-              <w:bottom w:val="single" w:sz="8" w:space="0" w:color="000000"/>
-              <w:right w:val="single" w:sz="8" w:space="0" w:color="000000"/>
-            </w:tcBorders>
-            <w:tcMar>
-              <w:top w:w="100" w:type="dxa"/>
-              <w:left w:w="100" w:type="dxa"/>
-              <w:bottom w:w="100" w:type="dxa"/>
-              <w:right w:w="100" w:type="dxa"/>
-            </w:tcMar>
-          </w:tcPr>
-          <w:p/>
-        </w:tc>
-        <w:tc>
-          <w:tcPr>
-            <w:tcW w:w="0" w:type="auto"/>
-            <w:tcBorders>
-              <w:top w:val="single" w:sz="8" w:space="0" w:color="000000"/>
-              <w:left w:val="single" w:sz="8" w:space="0" w:color="000000"/>
-              <w:bottom w:val="single" w:sz="8" w:space="0" w:color="000000"/>
-              <w:right w:val="single" w:sz="8" w:space="0" w:color="000000"/>
-            </w:tcBorders>
-            <w:tcMar>
-              <w:top w:w="100" w:type="dxa"/>
-              <w:left w:w="100" w:type="dxa"/>
-              <w:bottom w:w="100" w:type="dxa"/>
-              <w:right w:w="100" w:type="dxa"/>
-            </w:tcMar>
-          </w:tcPr>
-          <w:p/>
-        </w:tc>
-        <w:tc>
-          <w:tcPr>
-            <w:tcW w:w="0" w:type="auto"/>
-            <w:tcBorders>
-              <w:top w:val="single" w:sz="8" w:space="0" w:color="000000"/>
-              <w:left w:val="single" w:sz="8" w:space="0" w:color="000000"/>
-              <w:bottom w:val="single" w:sz="8" w:space="0" w:color="000000"/>
-              <w:right w:val="single" w:sz="8" w:space="0" w:color="000000"/>
-            </w:tcBorders>
-            <w:tcMar>
-              <w:top w:w="100" w:type="dxa"/>
-              <w:left w:w="100" w:type="dxa"/>
-              <w:bottom w:w="100" w:type="dxa"/>
-              <w:right w:w="100" w:type="dxa"/>
-            </w:tcMar>
-          </w:tcPr>
-          <w:p/>
+          <w:p>
+            <w:proofErr w:type="spellStart"/>
+            <w:r>
+              <w:rPr>
+                <w:lang w:val="es-ES"/>
+              </w:rPr>
+              <w:t>Regitrar</w:t>
+            </w:r>
+            <w:proofErr w:type="spellEnd"/>
+            <w:r>
+              <w:rPr>
+                <w:lang w:val="es-ES"/>
+              </w:rPr>
+              <w:t xml:space="preserve"> asistencia</w:t>
+            </w:r>
+          </w:p>
+        </w:tc>
+        <w:tc>
+          <w:tcPr>
+            <w:tcW w:w="0" w:type="auto"/>
+            <w:tcBorders>
+              <w:top w:val="single" w:sz="8" w:space="0" w:color="000000"/>
+              <w:left w:val="single" w:sz="8" w:space="0" w:color="000000"/>
+              <w:bottom w:val="single" w:sz="8" w:space="0" w:color="000000"/>
+              <w:right w:val="single" w:sz="8" w:space="0" w:color="000000"/>
+            </w:tcBorders>
+            <w:tcMar>
+              <w:top w:w="100" w:type="dxa"/>
+              <w:left w:w="100" w:type="dxa"/>
+              <w:bottom w:w="100" w:type="dxa"/>
+              <w:right w:w="100" w:type="dxa"/>
+            </w:tcMar>
+          </w:tcPr>
+          <w:p>
+            <w:r>
+              <w:t>Diseñar interfaz Nombres, presentes, justificados, llegadas tarde y observaciones</w:t>
+            </w:r>
+          </w:p>
+        </w:tc>
+        <w:tc>
+          <w:tcPr>
+            <w:tcW w:w="0" w:type="auto"/>
+            <w:tcBorders>
+              <w:top w:val="single" w:sz="8" w:space="0" w:color="000000"/>
+              <w:left w:val="single" w:sz="8" w:space="0" w:color="000000"/>
+              <w:bottom w:val="single" w:sz="8" w:space="0" w:color="000000"/>
+              <w:right w:val="single" w:sz="8" w:space="0" w:color="000000"/>
+            </w:tcBorders>
+            <w:tcMar>
+              <w:top w:w="100" w:type="dxa"/>
+              <w:left w:w="100" w:type="dxa"/>
+              <w:bottom w:w="100" w:type="dxa"/>
+              <w:right w:w="100" w:type="dxa"/>
+            </w:tcMar>
+          </w:tcPr>
+          <w:p>
+            <w:r>
+              <w:t>2h</w:t>
+            </w:r>
+          </w:p>
+        </w:tc>
+        <w:tc>
+          <w:tcPr>
+            <w:tcW w:w="0" w:type="auto"/>
+            <w:tcBorders>
+              <w:top w:val="single" w:sz="8" w:space="0" w:color="000000"/>
+              <w:left w:val="single" w:sz="8" w:space="0" w:color="000000"/>
+              <w:bottom w:val="single" w:sz="8" w:space="0" w:color="000000"/>
+              <w:right w:val="single" w:sz="8" w:space="0" w:color="000000"/>
+            </w:tcBorders>
+            <w:tcMar>
+              <w:top w:w="100" w:type="dxa"/>
+              <w:left w:w="100" w:type="dxa"/>
+              <w:bottom w:w="100" w:type="dxa"/>
+              <w:right w:w="100" w:type="dxa"/>
+            </w:tcMar>
+          </w:tcPr>
+          <w:p>
+            <w:proofErr w:type="spellStart"/>
+            <w:r>
+              <w:t>Enger</w:t>
+            </w:r>
+            <w:proofErr w:type="spellEnd"/>
+            <w:r>
+              <w:t xml:space="preserve"> </w:t>
+            </w:r>
+            <w:proofErr w:type="spellStart"/>
+            <w:r>
+              <w:t>Gomez</w:t>
+            </w:r>
+            <w:proofErr w:type="spellEnd"/>
+          </w:p>
         </w:tc>
       </w:tr>
       <w:tr>
@@ -10155,43 +9463,60 @@
               <w:right w:w="100" w:type="dxa"/>
             </w:tcMar>
           </w:tcPr>
-          <w:p/>
-        </w:tc>
-        <w:tc>
-          <w:tcPr>
-            <w:tcW w:w="0" w:type="auto"/>
-            <w:tcBorders>
-              <w:top w:val="single" w:sz="8" w:space="0" w:color="000000"/>
-              <w:left w:val="single" w:sz="8" w:space="0" w:color="000000"/>
-              <w:bottom w:val="single" w:sz="8" w:space="0" w:color="000000"/>
-              <w:right w:val="single" w:sz="8" w:space="0" w:color="000000"/>
-            </w:tcBorders>
-            <w:tcMar>
-              <w:top w:w="100" w:type="dxa"/>
-              <w:left w:w="100" w:type="dxa"/>
-              <w:bottom w:w="100" w:type="dxa"/>
-              <w:right w:w="100" w:type="dxa"/>
-            </w:tcMar>
-          </w:tcPr>
-          <w:p/>
-        </w:tc>
-        <w:tc>
-          <w:tcPr>
-            <w:tcW w:w="0" w:type="auto"/>
-            <w:tcBorders>
-              <w:top w:val="single" w:sz="8" w:space="0" w:color="000000"/>
-              <w:left w:val="single" w:sz="8" w:space="0" w:color="000000"/>
-              <w:bottom w:val="single" w:sz="8" w:space="0" w:color="000000"/>
-              <w:right w:val="single" w:sz="8" w:space="0" w:color="000000"/>
-            </w:tcBorders>
-            <w:tcMar>
-              <w:top w:w="100" w:type="dxa"/>
-              <w:left w:w="100" w:type="dxa"/>
-              <w:bottom w:w="100" w:type="dxa"/>
-              <w:right w:w="100" w:type="dxa"/>
-            </w:tcMar>
-          </w:tcPr>
-          <w:p/>
+          <w:p>
+            <w:proofErr w:type="spellStart"/>
+            <w:r>
+              <w:t>Progamar</w:t>
+            </w:r>
+            <w:proofErr w:type="spellEnd"/>
+            <w:r>
+              <w:t xml:space="preserve"> casillas de rellenado</w:t>
+            </w:r>
+          </w:p>
+        </w:tc>
+        <w:tc>
+          <w:tcPr>
+            <w:tcW w:w="0" w:type="auto"/>
+            <w:tcBorders>
+              <w:top w:val="single" w:sz="8" w:space="0" w:color="000000"/>
+              <w:left w:val="single" w:sz="8" w:space="0" w:color="000000"/>
+              <w:bottom w:val="single" w:sz="8" w:space="0" w:color="000000"/>
+              <w:right w:val="single" w:sz="8" w:space="0" w:color="000000"/>
+            </w:tcBorders>
+            <w:tcMar>
+              <w:top w:w="100" w:type="dxa"/>
+              <w:left w:w="100" w:type="dxa"/>
+              <w:bottom w:w="100" w:type="dxa"/>
+              <w:right w:w="100" w:type="dxa"/>
+            </w:tcMar>
+          </w:tcPr>
+          <w:p>
+            <w:r>
+              <w:t>4h</w:t>
+            </w:r>
+          </w:p>
+        </w:tc>
+        <w:tc>
+          <w:tcPr>
+            <w:tcW w:w="0" w:type="auto"/>
+            <w:tcBorders>
+              <w:top w:val="single" w:sz="8" w:space="0" w:color="000000"/>
+              <w:left w:val="single" w:sz="8" w:space="0" w:color="000000"/>
+              <w:bottom w:val="single" w:sz="8" w:space="0" w:color="000000"/>
+              <w:right w:val="single" w:sz="8" w:space="0" w:color="000000"/>
+            </w:tcBorders>
+            <w:tcMar>
+              <w:top w:w="100" w:type="dxa"/>
+              <w:left w:w="100" w:type="dxa"/>
+              <w:bottom w:w="100" w:type="dxa"/>
+              <w:right w:w="100" w:type="dxa"/>
+            </w:tcMar>
+          </w:tcPr>
+          <w:p>
+            <w:r>
+              <w:t>Dhiosmer cuadra</w:t>
+            </w:r>
+          </w:p>
         </w:tc>
       </w:tr>
       <w:tr>
@@ -10248,43 +9573,58 @@
               <w:right w:w="100" w:type="dxa"/>
             </w:tcMar>
           </w:tcPr>
-          <w:p/>
-        </w:tc>
-        <w:tc>
-          <w:tcPr>
-            <w:tcW w:w="0" w:type="auto"/>
-            <w:tcBorders>
-              <w:top w:val="single" w:sz="8" w:space="0" w:color="000000"/>
-              <w:left w:val="single" w:sz="8" w:space="0" w:color="000000"/>
-              <w:bottom w:val="single" w:sz="8" w:space="0" w:color="000000"/>
-              <w:right w:val="single" w:sz="8" w:space="0" w:color="000000"/>
-            </w:tcBorders>
-            <w:tcMar>
-              <w:top w:w="100" w:type="dxa"/>
-              <w:left w:w="100" w:type="dxa"/>
-              <w:bottom w:w="100" w:type="dxa"/>
-              <w:right w:w="100" w:type="dxa"/>
-            </w:tcMar>
-          </w:tcPr>
-          <w:p/>
-        </w:tc>
-        <w:tc>
-          <w:tcPr>
-            <w:tcW w:w="0" w:type="auto"/>
-            <w:tcBorders>
-              <w:top w:val="single" w:sz="8" w:space="0" w:color="000000"/>
-              <w:left w:val="single" w:sz="8" w:space="0" w:color="000000"/>
-              <w:bottom w:val="single" w:sz="8" w:space="0" w:color="000000"/>
-              <w:right w:val="single" w:sz="8" w:space="0" w:color="000000"/>
-            </w:tcBorders>
-            <w:tcMar>
-              <w:top w:w="100" w:type="dxa"/>
-              <w:left w:w="100" w:type="dxa"/>
-              <w:bottom w:w="100" w:type="dxa"/>
-              <w:right w:w="100" w:type="dxa"/>
-            </w:tcMar>
-          </w:tcPr>
-          <w:p/>
+          <w:p>
+            <w:r>
+              <w:t>Establecer funciones de los botones</w:t>
+            </w:r>
+          </w:p>
+        </w:tc>
+        <w:tc>
+          <w:tcPr>
+            <w:tcW w:w="0" w:type="auto"/>
+            <w:tcBorders>
+              <w:top w:val="single" w:sz="8" w:space="0" w:color="000000"/>
+              <w:left w:val="single" w:sz="8" w:space="0" w:color="000000"/>
+              <w:bottom w:val="single" w:sz="8" w:space="0" w:color="000000"/>
+              <w:right w:val="single" w:sz="8" w:space="0" w:color="000000"/>
+            </w:tcBorders>
+            <w:tcMar>
+              <w:top w:w="100" w:type="dxa"/>
+              <w:left w:w="100" w:type="dxa"/>
+              <w:bottom w:w="100" w:type="dxa"/>
+              <w:right w:w="100" w:type="dxa"/>
+            </w:tcMar>
+          </w:tcPr>
+          <w:p>
+            <w:r>
+              <w:t>6h</w:t>
+            </w:r>
+          </w:p>
+        </w:tc>
+        <w:tc>
+          <w:tcPr>
+            <w:tcW w:w="0" w:type="auto"/>
+            <w:tcBorders>
+              <w:top w:val="single" w:sz="8" w:space="0" w:color="000000"/>
+              <w:left w:val="single" w:sz="8" w:space="0" w:color="000000"/>
+              <w:bottom w:val="single" w:sz="8" w:space="0" w:color="000000"/>
+              <w:right w:val="single" w:sz="8" w:space="0" w:color="000000"/>
+            </w:tcBorders>
+            <w:tcMar>
+              <w:top w:w="100" w:type="dxa"/>
+              <w:left w:w="100" w:type="dxa"/>
+              <w:bottom w:w="100" w:type="dxa"/>
+              <w:right w:w="100" w:type="dxa"/>
+            </w:tcMar>
+          </w:tcPr>
+          <w:p>
+            <w:r>
+              <w:t>D</w:t>
+            </w:r>
+            <w:r>
+              <w:t>hiosmer cuadra</w:t>
+            </w:r>
+          </w:p>
         </w:tc>
       </w:tr>
       <w:tr>
@@ -10294,128 +9634,100 @@
         <w:tc>
           <w:tcPr>
             <w:tcW w:w="925" w:type="dxa"/>
-            <w:vMerge w:val="restart"/>
-            <w:tcBorders>
-              <w:top w:val="single" w:sz="8" w:space="0" w:color="000000"/>
-              <w:left w:val="single" w:sz="8" w:space="0" w:color="000000"/>
-              <w:right w:val="single" w:sz="8" w:space="0" w:color="000000"/>
-            </w:tcBorders>
-            <w:tcMar>
-              <w:top w:w="100" w:type="dxa"/>
-              <w:left w:w="100" w:type="dxa"/>
-              <w:bottom w:w="100" w:type="dxa"/>
-              <w:right w:w="100" w:type="dxa"/>
-            </w:tcMar>
-          </w:tcPr>
-          <w:p>
-            <w:r>
-              <w:t>HU006</w:t>
-            </w:r>
-          </w:p>
-        </w:tc>
-        <w:tc>
-          <w:tcPr>
-            <w:tcW w:w="0" w:type="auto"/>
-            <w:vMerge w:val="restart"/>
-            <w:tcBorders>
-              <w:top w:val="single" w:sz="8" w:space="0" w:color="000000"/>
-              <w:left w:val="single" w:sz="8" w:space="0" w:color="000000"/>
-              <w:right w:val="single" w:sz="8" w:space="0" w:color="000000"/>
-            </w:tcBorders>
-            <w:tcMar>
-              <w:top w:w="100" w:type="dxa"/>
-              <w:left w:w="100" w:type="dxa"/>
-              <w:bottom w:w="100" w:type="dxa"/>
-              <w:right w:w="100" w:type="dxa"/>
-            </w:tcMar>
-          </w:tcPr>
-          <w:p>
-            <w:proofErr w:type="spellStart"/>
-            <w:r>
-              <w:t>Busqueda</w:t>
-            </w:r>
-            <w:proofErr w:type="spellEnd"/>
-            <w:r>
-              <w:t xml:space="preserve"> de libros</w:t>
-            </w:r>
-          </w:p>
-        </w:tc>
-        <w:tc>
-          <w:tcPr>
-            <w:tcW w:w="0" w:type="auto"/>
-            <w:tcBorders>
-              <w:top w:val="single" w:sz="8" w:space="0" w:color="000000"/>
-              <w:left w:val="single" w:sz="8" w:space="0" w:color="000000"/>
-              <w:bottom w:val="single" w:sz="8" w:space="0" w:color="000000"/>
-              <w:right w:val="single" w:sz="8" w:space="0" w:color="000000"/>
-            </w:tcBorders>
-            <w:tcMar>
-              <w:top w:w="100" w:type="dxa"/>
-              <w:left w:w="100" w:type="dxa"/>
-              <w:bottom w:w="100" w:type="dxa"/>
-              <w:right w:w="100" w:type="dxa"/>
-            </w:tcMar>
-          </w:tcPr>
-          <w:p>
-            <w:r>
-              <w:t xml:space="preserve">Diseñar interfaz con autores, </w:t>
-            </w:r>
-            <w:proofErr w:type="spellStart"/>
-            <w:r>
-              <w:t>categoria</w:t>
-            </w:r>
-            <w:proofErr w:type="spellEnd"/>
-            <w:r>
-              <w:t xml:space="preserve">, </w:t>
-            </w:r>
-            <w:proofErr w:type="spellStart"/>
-            <w:r>
-              <w:t>codigo</w:t>
-            </w:r>
-            <w:proofErr w:type="spellEnd"/>
-          </w:p>
-        </w:tc>
-        <w:tc>
-          <w:tcPr>
-            <w:tcW w:w="0" w:type="auto"/>
-            <w:tcBorders>
-              <w:top w:val="single" w:sz="8" w:space="0" w:color="000000"/>
-              <w:left w:val="single" w:sz="8" w:space="0" w:color="000000"/>
-              <w:bottom w:val="single" w:sz="8" w:space="0" w:color="000000"/>
-              <w:right w:val="single" w:sz="8" w:space="0" w:color="000000"/>
-            </w:tcBorders>
-            <w:tcMar>
-              <w:top w:w="100" w:type="dxa"/>
-              <w:left w:w="100" w:type="dxa"/>
-              <w:bottom w:w="100" w:type="dxa"/>
-              <w:right w:w="100" w:type="dxa"/>
-            </w:tcMar>
-          </w:tcPr>
-          <w:p>
-            <w:r>
-              <w:t>8 Horas</w:t>
-            </w:r>
-          </w:p>
-        </w:tc>
-        <w:tc>
-          <w:tcPr>
-            <w:tcW w:w="0" w:type="auto"/>
-            <w:tcBorders>
-              <w:top w:val="single" w:sz="8" w:space="0" w:color="000000"/>
-              <w:left w:val="single" w:sz="8" w:space="0" w:color="000000"/>
-              <w:bottom w:val="single" w:sz="8" w:space="0" w:color="000000"/>
-              <w:right w:val="single" w:sz="8" w:space="0" w:color="000000"/>
-            </w:tcBorders>
-            <w:tcMar>
-              <w:top w:w="100" w:type="dxa"/>
-              <w:left w:w="100" w:type="dxa"/>
-              <w:bottom w:w="100" w:type="dxa"/>
-              <w:right w:w="100" w:type="dxa"/>
-            </w:tcMar>
-          </w:tcPr>
-          <w:p>
-            <w:r>
-              <w:t>Dhiosmer cuadra</w:t>
+            <w:tcBorders>
+              <w:left w:val="single" w:sz="8" w:space="0" w:color="000000"/>
+              <w:bottom w:val="single" w:sz="8" w:space="0" w:color="000000"/>
+              <w:right w:val="single" w:sz="8" w:space="0" w:color="000000"/>
+            </w:tcBorders>
+            <w:tcMar>
+              <w:top w:w="100" w:type="dxa"/>
+              <w:left w:w="100" w:type="dxa"/>
+              <w:bottom w:w="100" w:type="dxa"/>
+              <w:right w:w="100" w:type="dxa"/>
+            </w:tcMar>
+          </w:tcPr>
+          <w:p/>
+        </w:tc>
+        <w:tc>
+          <w:tcPr>
+            <w:tcW w:w="0" w:type="auto"/>
+            <w:tcBorders>
+              <w:left w:val="single" w:sz="8" w:space="0" w:color="000000"/>
+              <w:bottom w:val="single" w:sz="8" w:space="0" w:color="000000"/>
+              <w:right w:val="single" w:sz="8" w:space="0" w:color="000000"/>
+            </w:tcBorders>
+            <w:tcMar>
+              <w:top w:w="100" w:type="dxa"/>
+              <w:left w:w="100" w:type="dxa"/>
+              <w:bottom w:w="100" w:type="dxa"/>
+              <w:right w:w="100" w:type="dxa"/>
+            </w:tcMar>
+          </w:tcPr>
+          <w:p/>
+        </w:tc>
+        <w:tc>
+          <w:tcPr>
+            <w:tcW w:w="0" w:type="auto"/>
+            <w:tcBorders>
+              <w:top w:val="single" w:sz="8" w:space="0" w:color="000000"/>
+              <w:left w:val="single" w:sz="8" w:space="0" w:color="000000"/>
+              <w:bottom w:val="single" w:sz="8" w:space="0" w:color="000000"/>
+              <w:right w:val="single" w:sz="8" w:space="0" w:color="000000"/>
+            </w:tcBorders>
+            <w:tcMar>
+              <w:top w:w="100" w:type="dxa"/>
+              <w:left w:w="100" w:type="dxa"/>
+              <w:bottom w:w="100" w:type="dxa"/>
+              <w:right w:w="100" w:type="dxa"/>
+            </w:tcMar>
+          </w:tcPr>
+          <w:p>
+            <w:r>
+              <w:t>Prueba de funcionalidades</w:t>
+            </w:r>
+          </w:p>
+        </w:tc>
+        <w:tc>
+          <w:tcPr>
+            <w:tcW w:w="0" w:type="auto"/>
+            <w:tcBorders>
+              <w:top w:val="single" w:sz="8" w:space="0" w:color="000000"/>
+              <w:left w:val="single" w:sz="8" w:space="0" w:color="000000"/>
+              <w:bottom w:val="single" w:sz="8" w:space="0" w:color="000000"/>
+              <w:right w:val="single" w:sz="8" w:space="0" w:color="000000"/>
+            </w:tcBorders>
+            <w:tcMar>
+              <w:top w:w="100" w:type="dxa"/>
+              <w:left w:w="100" w:type="dxa"/>
+              <w:bottom w:w="100" w:type="dxa"/>
+              <w:right w:w="100" w:type="dxa"/>
+            </w:tcMar>
+          </w:tcPr>
+          <w:p>
+            <w:r>
+              <w:t>1h</w:t>
+            </w:r>
+          </w:p>
+        </w:tc>
+        <w:tc>
+          <w:tcPr>
+            <w:tcW w:w="0" w:type="auto"/>
+            <w:tcBorders>
+              <w:top w:val="single" w:sz="8" w:space="0" w:color="000000"/>
+              <w:left w:val="single" w:sz="8" w:space="0" w:color="000000"/>
+              <w:bottom w:val="single" w:sz="8" w:space="0" w:color="000000"/>
+              <w:right w:val="single" w:sz="8" w:space="0" w:color="000000"/>
+            </w:tcBorders>
+            <w:tcMar>
+              <w:top w:w="100" w:type="dxa"/>
+              <w:left w:w="100" w:type="dxa"/>
+              <w:bottom w:w="100" w:type="dxa"/>
+              <w:right w:w="100" w:type="dxa"/>
+            </w:tcMar>
+          </w:tcPr>
+          <w:p>
+            <w:r>
+              <w:t>Soraya calero</w:t>
             </w:r>
           </w:p>
         </w:tc>
@@ -10427,113 +9739,125 @@
         <w:tc>
           <w:tcPr>
             <w:tcW w:w="925" w:type="dxa"/>
-            <w:vMerge/>
-            <w:tcBorders>
-              <w:left w:val="single" w:sz="8" w:space="0" w:color="000000"/>
-              <w:right w:val="single" w:sz="8" w:space="0" w:color="000000"/>
-            </w:tcBorders>
-            <w:tcMar>
-              <w:top w:w="100" w:type="dxa"/>
-              <w:left w:w="100" w:type="dxa"/>
-              <w:bottom w:w="100" w:type="dxa"/>
-              <w:right w:w="100" w:type="dxa"/>
-            </w:tcMar>
-          </w:tcPr>
-          <w:p/>
-        </w:tc>
-        <w:tc>
-          <w:tcPr>
-            <w:tcW w:w="0" w:type="auto"/>
-            <w:vMerge/>
-            <w:tcBorders>
-              <w:left w:val="single" w:sz="8" w:space="0" w:color="000000"/>
-              <w:right w:val="single" w:sz="8" w:space="0" w:color="000000"/>
-            </w:tcBorders>
-            <w:tcMar>
-              <w:top w:w="100" w:type="dxa"/>
-              <w:left w:w="100" w:type="dxa"/>
-              <w:bottom w:w="100" w:type="dxa"/>
-              <w:right w:w="100" w:type="dxa"/>
-            </w:tcMar>
-          </w:tcPr>
-          <w:p/>
-        </w:tc>
-        <w:tc>
-          <w:tcPr>
-            <w:tcW w:w="0" w:type="auto"/>
-            <w:tcBorders>
-              <w:top w:val="single" w:sz="8" w:space="0" w:color="000000"/>
-              <w:left w:val="single" w:sz="8" w:space="0" w:color="000000"/>
-              <w:bottom w:val="single" w:sz="8" w:space="0" w:color="000000"/>
-              <w:right w:val="single" w:sz="8" w:space="0" w:color="000000"/>
-            </w:tcBorders>
-            <w:tcMar>
-              <w:top w:w="100" w:type="dxa"/>
-              <w:left w:w="100" w:type="dxa"/>
-              <w:bottom w:w="100" w:type="dxa"/>
-              <w:right w:w="100" w:type="dxa"/>
-            </w:tcMar>
-          </w:tcPr>
-          <w:p>
-            <w:r>
-              <w:t xml:space="preserve">Programar las funciones y validaciones de los </w:t>
-            </w:r>
+            <w:vMerge w:val="restart"/>
+            <w:tcBorders>
+              <w:top w:val="single" w:sz="8" w:space="0" w:color="000000"/>
+              <w:left w:val="single" w:sz="8" w:space="0" w:color="000000"/>
+              <w:right w:val="single" w:sz="8" w:space="0" w:color="000000"/>
+            </w:tcBorders>
+            <w:tcMar>
+              <w:top w:w="100" w:type="dxa"/>
+              <w:left w:w="100" w:type="dxa"/>
+              <w:bottom w:w="100" w:type="dxa"/>
+              <w:right w:w="100" w:type="dxa"/>
+            </w:tcMar>
+          </w:tcPr>
+          <w:p>
+            <w:r>
+              <w:lastRenderedPageBreak/>
+              <w:t>HU00</w:t>
+            </w:r>
+            <w:r>
+              <w:t>2</w:t>
+            </w:r>
+          </w:p>
+        </w:tc>
+        <w:tc>
+          <w:tcPr>
+            <w:tcW w:w="0" w:type="auto"/>
+            <w:vMerge w:val="restart"/>
+            <w:tcBorders>
+              <w:top w:val="single" w:sz="8" w:space="0" w:color="000000"/>
+              <w:left w:val="single" w:sz="8" w:space="0" w:color="000000"/>
+              <w:right w:val="single" w:sz="8" w:space="0" w:color="000000"/>
+            </w:tcBorders>
+            <w:tcMar>
+              <w:top w:w="100" w:type="dxa"/>
+              <w:left w:w="100" w:type="dxa"/>
+              <w:bottom w:w="100" w:type="dxa"/>
+              <w:right w:w="100" w:type="dxa"/>
+            </w:tcMar>
+          </w:tcPr>
+          <w:p>
             <w:proofErr w:type="spellStart"/>
             <w:r>
-              <w:t>cambos</w:t>
+              <w:rPr>
+                <w:lang w:val="es-ES"/>
+              </w:rPr>
+              <w:t>Visualizacion</w:t>
             </w:r>
             <w:proofErr w:type="spellEnd"/>
             <w:r>
-              <w:t xml:space="preserve">, guardar, editar, eliminar, buscar autor, buscar por </w:t>
-            </w:r>
-            <w:proofErr w:type="spellStart"/>
-            <w:r>
-              <w:t>categoria</w:t>
-            </w:r>
-            <w:proofErr w:type="spellEnd"/>
-          </w:p>
-        </w:tc>
-        <w:tc>
-          <w:tcPr>
-            <w:tcW w:w="0" w:type="auto"/>
-            <w:tcBorders>
-              <w:top w:val="single" w:sz="8" w:space="0" w:color="000000"/>
-              <w:left w:val="single" w:sz="8" w:space="0" w:color="000000"/>
-              <w:bottom w:val="single" w:sz="8" w:space="0" w:color="000000"/>
-              <w:right w:val="single" w:sz="8" w:space="0" w:color="000000"/>
-            </w:tcBorders>
-            <w:tcMar>
-              <w:top w:w="100" w:type="dxa"/>
-              <w:left w:w="100" w:type="dxa"/>
-              <w:bottom w:w="100" w:type="dxa"/>
-              <w:right w:w="100" w:type="dxa"/>
-            </w:tcMar>
-          </w:tcPr>
-          <w:p>
-            <w:r>
-              <w:t>19 horas</w:t>
-            </w:r>
-          </w:p>
-        </w:tc>
-        <w:tc>
-          <w:tcPr>
-            <w:tcW w:w="0" w:type="auto"/>
-            <w:tcBorders>
-              <w:top w:val="single" w:sz="8" w:space="0" w:color="000000"/>
-              <w:left w:val="single" w:sz="8" w:space="0" w:color="000000"/>
-              <w:bottom w:val="single" w:sz="8" w:space="0" w:color="000000"/>
-              <w:right w:val="single" w:sz="8" w:space="0" w:color="000000"/>
-            </w:tcBorders>
-            <w:tcMar>
-              <w:top w:w="100" w:type="dxa"/>
-              <w:left w:w="100" w:type="dxa"/>
-              <w:bottom w:w="100" w:type="dxa"/>
-              <w:right w:w="100" w:type="dxa"/>
-            </w:tcMar>
-          </w:tcPr>
-          <w:p>
-            <w:r>
-              <w:t>Dhiosmer cuadra</w:t>
+              <w:rPr>
+                <w:lang w:val="es-ES"/>
+              </w:rPr>
+              <w:t xml:space="preserve"> y administración</w:t>
+            </w:r>
+          </w:p>
+        </w:tc>
+        <w:tc>
+          <w:tcPr>
+            <w:tcW w:w="0" w:type="auto"/>
+            <w:tcBorders>
+              <w:top w:val="single" w:sz="8" w:space="0" w:color="000000"/>
+              <w:left w:val="single" w:sz="8" w:space="0" w:color="000000"/>
+              <w:bottom w:val="single" w:sz="8" w:space="0" w:color="000000"/>
+              <w:right w:val="single" w:sz="8" w:space="0" w:color="000000"/>
+            </w:tcBorders>
+            <w:tcMar>
+              <w:top w:w="100" w:type="dxa"/>
+              <w:left w:w="100" w:type="dxa"/>
+              <w:bottom w:w="100" w:type="dxa"/>
+              <w:right w:w="100" w:type="dxa"/>
+            </w:tcMar>
+          </w:tcPr>
+          <w:p>
+            <w:r>
+              <w:t>Diseñar interfaz de calificaciones, nombres, búsqueda, porcentaje de notas</w:t>
+            </w:r>
+          </w:p>
+        </w:tc>
+        <w:tc>
+          <w:tcPr>
+            <w:tcW w:w="0" w:type="auto"/>
+            <w:tcBorders>
+              <w:top w:val="single" w:sz="8" w:space="0" w:color="000000"/>
+              <w:left w:val="single" w:sz="8" w:space="0" w:color="000000"/>
+              <w:bottom w:val="single" w:sz="8" w:space="0" w:color="000000"/>
+              <w:right w:val="single" w:sz="8" w:space="0" w:color="000000"/>
+            </w:tcBorders>
+            <w:tcMar>
+              <w:top w:w="100" w:type="dxa"/>
+              <w:left w:w="100" w:type="dxa"/>
+              <w:bottom w:w="100" w:type="dxa"/>
+              <w:right w:w="100" w:type="dxa"/>
+            </w:tcMar>
+          </w:tcPr>
+          <w:p>
+            <w:r>
+              <w:t>3h</w:t>
+            </w:r>
+          </w:p>
+        </w:tc>
+        <w:tc>
+          <w:tcPr>
+            <w:tcW w:w="0" w:type="auto"/>
+            <w:tcBorders>
+              <w:top w:val="single" w:sz="8" w:space="0" w:color="000000"/>
+              <w:left w:val="single" w:sz="8" w:space="0" w:color="000000"/>
+              <w:bottom w:val="single" w:sz="8" w:space="0" w:color="000000"/>
+              <w:right w:val="single" w:sz="8" w:space="0" w:color="000000"/>
+            </w:tcBorders>
+            <w:tcMar>
+              <w:top w:w="100" w:type="dxa"/>
+              <w:left w:w="100" w:type="dxa"/>
+              <w:bottom w:w="100" w:type="dxa"/>
+              <w:right w:w="100" w:type="dxa"/>
+            </w:tcMar>
+          </w:tcPr>
+          <w:p>
+            <w:r>
+              <w:t>Soraya Calero</w:t>
             </w:r>
           </w:p>
         </w:tc>
@@ -10545,9 +9869,9 @@
         <w:tc>
           <w:tcPr>
             <w:tcW w:w="925" w:type="dxa"/>
-            <w:tcBorders>
-              <w:left w:val="single" w:sz="8" w:space="0" w:color="000000"/>
-              <w:bottom w:val="single" w:sz="8" w:space="0" w:color="000000"/>
+            <w:vMerge/>
+            <w:tcBorders>
+              <w:left w:val="single" w:sz="8" w:space="0" w:color="000000"/>
               <w:right w:val="single" w:sz="8" w:space="0" w:color="000000"/>
             </w:tcBorders>
             <w:tcMar>
@@ -10562,9 +9886,9 @@
         <w:tc>
           <w:tcPr>
             <w:tcW w:w="0" w:type="auto"/>
-            <w:tcBorders>
-              <w:left w:val="single" w:sz="8" w:space="0" w:color="000000"/>
-              <w:bottom w:val="single" w:sz="8" w:space="0" w:color="000000"/>
+            <w:vMerge/>
+            <w:tcBorders>
+              <w:left w:val="single" w:sz="8" w:space="0" w:color="000000"/>
               <w:right w:val="single" w:sz="8" w:space="0" w:color="000000"/>
             </w:tcBorders>
             <w:tcMar>
@@ -10594,29 +9918,29 @@
           </w:tcPr>
           <w:p>
             <w:r>
-              <w:t>Pruebas de funciones</w:t>
-            </w:r>
-          </w:p>
-        </w:tc>
-        <w:tc>
-          <w:tcPr>
-            <w:tcW w:w="0" w:type="auto"/>
-            <w:tcBorders>
-              <w:top w:val="single" w:sz="8" w:space="0" w:color="000000"/>
-              <w:left w:val="single" w:sz="8" w:space="0" w:color="000000"/>
-              <w:bottom w:val="single" w:sz="8" w:space="0" w:color="000000"/>
-              <w:right w:val="single" w:sz="8" w:space="0" w:color="000000"/>
-            </w:tcBorders>
-            <w:tcMar>
-              <w:top w:w="100" w:type="dxa"/>
-              <w:left w:w="100" w:type="dxa"/>
-              <w:bottom w:w="100" w:type="dxa"/>
-              <w:right w:w="100" w:type="dxa"/>
-            </w:tcMar>
-          </w:tcPr>
-          <w:p>
-            <w:r>
-              <w:t>2 horas</w:t>
+              <w:t>Establecer funciones de los botones de usuario, editar eliminar</w:t>
+            </w:r>
+          </w:p>
+        </w:tc>
+        <w:tc>
+          <w:tcPr>
+            <w:tcW w:w="0" w:type="auto"/>
+            <w:tcBorders>
+              <w:top w:val="single" w:sz="8" w:space="0" w:color="000000"/>
+              <w:left w:val="single" w:sz="8" w:space="0" w:color="000000"/>
+              <w:bottom w:val="single" w:sz="8" w:space="0" w:color="000000"/>
+              <w:right w:val="single" w:sz="8" w:space="0" w:color="000000"/>
+            </w:tcBorders>
+            <w:tcMar>
+              <w:top w:w="100" w:type="dxa"/>
+              <w:left w:w="100" w:type="dxa"/>
+              <w:bottom w:w="100" w:type="dxa"/>
+              <w:right w:w="100" w:type="dxa"/>
+            </w:tcMar>
+          </w:tcPr>
+          <w:p>
+            <w:r>
+              <w:t>4h</w:t>
             </w:r>
           </w:p>
         </w:tc>
@@ -10640,6 +9964,113 @@
             <w:r>
               <w:t>Dhiosmer cuadra</w:t>
             </w:r>
+          </w:p>
+        </w:tc>
+      </w:tr>
+      <w:tr>
+        <w:trPr>
+          <w:trHeight w:val="1288"/>
+        </w:trPr>
+        <w:tc>
+          <w:tcPr>
+            <w:tcW w:w="925" w:type="dxa"/>
+            <w:tcBorders>
+              <w:left w:val="single" w:sz="8" w:space="0" w:color="000000"/>
+              <w:bottom w:val="single" w:sz="8" w:space="0" w:color="000000"/>
+              <w:right w:val="single" w:sz="8" w:space="0" w:color="000000"/>
+            </w:tcBorders>
+            <w:tcMar>
+              <w:top w:w="100" w:type="dxa"/>
+              <w:left w:w="100" w:type="dxa"/>
+              <w:bottom w:w="100" w:type="dxa"/>
+              <w:right w:w="100" w:type="dxa"/>
+            </w:tcMar>
+          </w:tcPr>
+          <w:p/>
+        </w:tc>
+        <w:tc>
+          <w:tcPr>
+            <w:tcW w:w="0" w:type="auto"/>
+            <w:tcBorders>
+              <w:left w:val="single" w:sz="8" w:space="0" w:color="000000"/>
+              <w:bottom w:val="single" w:sz="8" w:space="0" w:color="000000"/>
+              <w:right w:val="single" w:sz="8" w:space="0" w:color="000000"/>
+            </w:tcBorders>
+            <w:tcMar>
+              <w:top w:w="100" w:type="dxa"/>
+              <w:left w:w="100" w:type="dxa"/>
+              <w:bottom w:w="100" w:type="dxa"/>
+              <w:right w:w="100" w:type="dxa"/>
+            </w:tcMar>
+          </w:tcPr>
+          <w:p/>
+        </w:tc>
+        <w:tc>
+          <w:tcPr>
+            <w:tcW w:w="0" w:type="auto"/>
+            <w:tcBorders>
+              <w:top w:val="single" w:sz="8" w:space="0" w:color="000000"/>
+              <w:left w:val="single" w:sz="8" w:space="0" w:color="000000"/>
+              <w:bottom w:val="single" w:sz="8" w:space="0" w:color="000000"/>
+              <w:right w:val="single" w:sz="8" w:space="0" w:color="000000"/>
+            </w:tcBorders>
+            <w:tcMar>
+              <w:top w:w="100" w:type="dxa"/>
+              <w:left w:w="100" w:type="dxa"/>
+              <w:bottom w:w="100" w:type="dxa"/>
+              <w:right w:w="100" w:type="dxa"/>
+            </w:tcMar>
+          </w:tcPr>
+          <w:p>
+            <w:r>
+              <w:t>Prueba de funciones</w:t>
+            </w:r>
+          </w:p>
+        </w:tc>
+        <w:tc>
+          <w:tcPr>
+            <w:tcW w:w="0" w:type="auto"/>
+            <w:tcBorders>
+              <w:top w:val="single" w:sz="8" w:space="0" w:color="000000"/>
+              <w:left w:val="single" w:sz="8" w:space="0" w:color="000000"/>
+              <w:bottom w:val="single" w:sz="8" w:space="0" w:color="000000"/>
+              <w:right w:val="single" w:sz="8" w:space="0" w:color="000000"/>
+            </w:tcBorders>
+            <w:tcMar>
+              <w:top w:w="100" w:type="dxa"/>
+              <w:left w:w="100" w:type="dxa"/>
+              <w:bottom w:w="100" w:type="dxa"/>
+              <w:right w:w="100" w:type="dxa"/>
+            </w:tcMar>
+          </w:tcPr>
+          <w:p>
+            <w:r>
+              <w:t>1h</w:t>
+            </w:r>
+          </w:p>
+        </w:tc>
+        <w:tc>
+          <w:tcPr>
+            <w:tcW w:w="0" w:type="auto"/>
+            <w:tcBorders>
+              <w:top w:val="single" w:sz="8" w:space="0" w:color="000000"/>
+              <w:left w:val="single" w:sz="8" w:space="0" w:color="000000"/>
+              <w:bottom w:val="single" w:sz="8" w:space="0" w:color="000000"/>
+              <w:right w:val="single" w:sz="8" w:space="0" w:color="000000"/>
+            </w:tcBorders>
+            <w:tcMar>
+              <w:top w:w="100" w:type="dxa"/>
+              <w:left w:w="100" w:type="dxa"/>
+              <w:bottom w:w="100" w:type="dxa"/>
+              <w:right w:w="100" w:type="dxa"/>
+            </w:tcMar>
+          </w:tcPr>
+          <w:p>
+            <w:r>
+              <w:t xml:space="preserve">Ana Gabriela </w:t>
+            </w:r>
+            <w:bookmarkStart w:id="1" w:name="_GoBack"/>
+            <w:bookmarkEnd w:id="1"/>
           </w:p>
         </w:tc>
       </w:tr>
@@ -11720,6 +11151,7 @@
     <w:lsdException w:name="HTML Sample" w:semiHidden="1" w:unhideWhenUsed="1"/>
     <w:lsdException w:name="HTML Typewriter" w:semiHidden="1" w:unhideWhenUsed="1"/>
     <w:lsdException w:name="HTML Variable" w:semiHidden="1" w:unhideWhenUsed="1"/>
+    <w:lsdException w:name="Normal Table" w:semiHidden="1" w:unhideWhenUsed="1"/>
     <w:lsdException w:name="annotation subject" w:semiHidden="1" w:unhideWhenUsed="1"/>
     <w:lsdException w:name="No List" w:semiHidden="1" w:unhideWhenUsed="1"/>
     <w:lsdException w:name="Outline List 1" w:semiHidden="1" w:unhideWhenUsed="1"/>
@@ -11762,8 +11194,11 @@
     <w:lsdException w:name="Table Contemporary" w:semiHidden="1" w:unhideWhenUsed="1"/>
     <w:lsdException w:name="Table Elegant" w:semiHidden="1" w:unhideWhenUsed="1"/>
     <w:lsdException w:name="Table Professional" w:semiHidden="1" w:unhideWhenUsed="1"/>
+    <w:lsdException w:name="Table Subtle 1" w:semiHidden="1" w:unhideWhenUsed="1"/>
     <w:lsdException w:name="Table Subtle 2" w:semiHidden="1" w:unhideWhenUsed="1"/>
     <w:lsdException w:name="Table Web 1" w:semiHidden="1" w:unhideWhenUsed="1"/>
+    <w:lsdException w:name="Table Web 2" w:semiHidden="1" w:unhideWhenUsed="1"/>
+    <w:lsdException w:name="Table Web 3" w:semiHidden="1" w:unhideWhenUsed="1"/>
     <w:lsdException w:name="Balloon Text" w:semiHidden="1" w:unhideWhenUsed="1"/>
     <w:lsdException w:name="Table Grid" w:uiPriority="39"/>
     <w:lsdException w:name="Table Theme" w:semiHidden="1" w:unhideWhenUsed="1"/>

--- a/Ingenieria de Sotfware/Ingenieria de software. (1).docx
+++ b/Ingenieria de Sotfware/Ingenieria de software. (1).docx
@@ -133,7 +133,7 @@
                     </pic:cNvPicPr>
                   </pic:nvPicPr>
                   <pic:blipFill>
-                    <a:blip r:embed="rId5">
+                    <a:blip r:embed="rId6">
                       <a:extLst>
                         <a:ext uri="{28A0092B-C50C-407E-A947-70E740481C1C}">
                           <a14:useLocalDpi xmlns:a14="http://schemas.microsoft.com/office/drawing/2010/main" val="0"/>
@@ -177,7 +177,33 @@
           <w:sz w:val="28"/>
           <w:szCs w:val="28"/>
         </w:rPr>
-        <w:t xml:space="preserve"> “2026:Por una Educación al Servicio del Pueblo”</w:t>
+        <w:t xml:space="preserve"> “</w:t>
+      </w:r>
+      <w:proofErr w:type="gramStart"/>
+      <w:r>
+        <w:rPr>
+          <w:rFonts w:ascii="Times New Roman" w:hAnsi="Times New Roman" w:cs="Times New Roman"/>
+          <w:b/>
+          <w:bCs/>
+          <w:i/>
+          <w:iCs/>
+          <w:sz w:val="28"/>
+          <w:szCs w:val="28"/>
+        </w:rPr>
+        <w:t>2026:Por</w:t>
+      </w:r>
+      <w:proofErr w:type="gramEnd"/>
+      <w:r>
+        <w:rPr>
+          <w:rFonts w:ascii="Times New Roman" w:hAnsi="Times New Roman" w:cs="Times New Roman"/>
+          <w:b/>
+          <w:bCs/>
+          <w:i/>
+          <w:iCs/>
+          <w:sz w:val="28"/>
+          <w:szCs w:val="28"/>
+        </w:rPr>
+        <w:t xml:space="preserve"> una Educación al Servicio del Pueblo”</w:t>
       </w:r>
     </w:p>
     <w:p>
@@ -653,10 +679,10 @@
       </w:tblPr>
       <w:tblGrid>
         <w:gridCol w:w="554"/>
-        <w:gridCol w:w="1291"/>
-        <w:gridCol w:w="2723"/>
-        <w:gridCol w:w="2869"/>
-        <w:gridCol w:w="1385"/>
+        <w:gridCol w:w="1279"/>
+        <w:gridCol w:w="2751"/>
+        <w:gridCol w:w="2849"/>
+        <w:gridCol w:w="1389"/>
       </w:tblGrid>
       <w:tr>
         <w:trPr>
@@ -1534,12 +1560,14 @@
               <w:pStyle w:val="NormalWeb"/>
               <w:spacing w:before="240" w:beforeAutospacing="0" w:after="0" w:afterAutospacing="0"/>
             </w:pPr>
+            <w:proofErr w:type="gramStart"/>
             <w:r>
               <w:rPr>
                 <w:color w:val="000000"/>
               </w:rPr>
               <w:t>Registrar  Asistencias</w:t>
             </w:r>
+            <w:proofErr w:type="gramEnd"/>
           </w:p>
         </w:tc>
         <w:tc>
@@ -1736,7 +1764,21 @@
               <w:rPr>
                 <w:color w:val="000000"/>
               </w:rPr>
-              <w:t>Ingresa calificaciones de evaluación  y tareas entre otros y mantiene un registro actualizado del rendimiento de los estudiantes</w:t>
+              <w:t xml:space="preserve">Ingresa calificaciones de </w:t>
+            </w:r>
+            <w:proofErr w:type="gramStart"/>
+            <w:r>
+              <w:rPr>
+                <w:color w:val="000000"/>
+              </w:rPr>
+              <w:t>evaluación  y</w:t>
+            </w:r>
+            <w:proofErr w:type="gramEnd"/>
+            <w:r>
+              <w:rPr>
+                <w:color w:val="000000"/>
+              </w:rPr>
+              <w:t xml:space="preserve"> tareas entre otros y mantiene un registro actualizado del rendimiento de los estudiantes</w:t>
             </w:r>
           </w:p>
         </w:tc>
@@ -1771,204 +1813,8 @@
           </w:p>
         </w:tc>
       </w:tr>
-      <w:tr>
-        <w:trPr>
-          <w:trHeight w:val="285"/>
-        </w:trPr>
-        <w:tc>
-          <w:tcPr>
-            <w:tcW w:w="0" w:type="auto"/>
-            <w:tcBorders>
-              <w:top w:val="single" w:sz="6" w:space="0" w:color="000000"/>
-              <w:left w:val="single" w:sz="6" w:space="0" w:color="000000"/>
-              <w:bottom w:val="single" w:sz="6" w:space="0" w:color="000000"/>
-              <w:right w:val="single" w:sz="6" w:space="0" w:color="000000"/>
-            </w:tcBorders>
-            <w:tcMar>
-              <w:top w:w="0" w:type="dxa"/>
-              <w:left w:w="100" w:type="dxa"/>
-              <w:bottom w:w="0" w:type="dxa"/>
-              <w:right w:w="100" w:type="dxa"/>
-            </w:tcMar>
-            <w:hideMark/>
-          </w:tcPr>
-          <w:p>
-            <w:pPr>
-              <w:pStyle w:val="NormalWeb"/>
-              <w:spacing w:before="240" w:beforeAutospacing="0" w:after="0" w:afterAutospacing="0"/>
-            </w:pPr>
-            <w:r>
-              <w:rPr>
-                <w:color w:val="000000"/>
-              </w:rPr>
-              <w:t>7</w:t>
-            </w:r>
-          </w:p>
-        </w:tc>
-        <w:tc>
-          <w:tcPr>
-            <w:tcW w:w="0" w:type="auto"/>
-            <w:tcBorders>
-              <w:top w:val="single" w:sz="6" w:space="0" w:color="000000"/>
-              <w:left w:val="single" w:sz="6" w:space="0" w:color="000000"/>
-              <w:bottom w:val="single" w:sz="6" w:space="0" w:color="000000"/>
-              <w:right w:val="single" w:sz="6" w:space="0" w:color="000000"/>
-            </w:tcBorders>
-            <w:tcMar>
-              <w:top w:w="0" w:type="dxa"/>
-              <w:left w:w="100" w:type="dxa"/>
-              <w:bottom w:w="0" w:type="dxa"/>
-              <w:right w:w="100" w:type="dxa"/>
-            </w:tcMar>
-            <w:hideMark/>
-          </w:tcPr>
-          <w:p>
-            <w:pPr>
-              <w:pStyle w:val="NormalWeb"/>
-              <w:spacing w:before="240" w:beforeAutospacing="0" w:after="0" w:afterAutospacing="0"/>
-            </w:pPr>
-            <w:r>
-              <w:rPr>
-                <w:color w:val="000000"/>
-              </w:rPr>
-              <w:t>Biblioteca Escolar</w:t>
-            </w:r>
-          </w:p>
-        </w:tc>
-        <w:tc>
-          <w:tcPr>
-            <w:tcW w:w="0" w:type="auto"/>
-            <w:tcBorders>
-              <w:top w:val="single" w:sz="6" w:space="0" w:color="000000"/>
-              <w:left w:val="single" w:sz="6" w:space="0" w:color="000000"/>
-              <w:bottom w:val="single" w:sz="6" w:space="0" w:color="000000"/>
-              <w:right w:val="single" w:sz="6" w:space="0" w:color="000000"/>
-            </w:tcBorders>
-            <w:tcMar>
-              <w:top w:w="0" w:type="dxa"/>
-              <w:left w:w="100" w:type="dxa"/>
-              <w:bottom w:w="0" w:type="dxa"/>
-              <w:right w:w="100" w:type="dxa"/>
-            </w:tcMar>
-            <w:hideMark/>
-          </w:tcPr>
-          <w:p>
-            <w:pPr>
-              <w:pStyle w:val="NormalWeb"/>
-              <w:spacing w:before="240" w:beforeAutospacing="0" w:after="0" w:afterAutospacing="0"/>
-            </w:pPr>
-            <w:r>
-              <w:rPr>
-                <w:color w:val="000000"/>
-              </w:rPr>
-              <w:t xml:space="preserve"> Registrar préstamos de libros </w:t>
-            </w:r>
-          </w:p>
-        </w:tc>
-        <w:tc>
-          <w:tcPr>
-            <w:tcW w:w="0" w:type="auto"/>
-            <w:tcBorders>
-              <w:top w:val="single" w:sz="6" w:space="0" w:color="000000"/>
-              <w:left w:val="single" w:sz="6" w:space="0" w:color="000000"/>
-              <w:bottom w:val="single" w:sz="6" w:space="0" w:color="000000"/>
-              <w:right w:val="single" w:sz="6" w:space="0" w:color="000000"/>
-            </w:tcBorders>
-            <w:tcMar>
-              <w:top w:w="0" w:type="dxa"/>
-              <w:left w:w="100" w:type="dxa"/>
-              <w:bottom w:w="0" w:type="dxa"/>
-              <w:right w:w="100" w:type="dxa"/>
-            </w:tcMar>
-            <w:hideMark/>
-          </w:tcPr>
-          <w:p>
-            <w:pPr>
-              <w:pStyle w:val="NormalWeb"/>
-              <w:spacing w:before="240" w:beforeAutospacing="0" w:after="0" w:afterAutospacing="0"/>
-            </w:pPr>
-            <w:r>
-              <w:rPr>
-                <w:color w:val="000000"/>
-              </w:rPr>
-              <w:t xml:space="preserve">Se encarga de registrar los estudiante que prestan libros a </w:t>
-            </w:r>
-            <w:proofErr w:type="spellStart"/>
-            <w:r>
-              <w:rPr>
-                <w:color w:val="000000"/>
-              </w:rPr>
-              <w:t>que</w:t>
-            </w:r>
-            <w:proofErr w:type="spellEnd"/>
-            <w:r>
-              <w:rPr>
-                <w:color w:val="000000"/>
-              </w:rPr>
-              <w:t xml:space="preserve"> hora los prestaron en </w:t>
-            </w:r>
-            <w:proofErr w:type="spellStart"/>
-            <w:r>
-              <w:rPr>
-                <w:color w:val="000000"/>
-              </w:rPr>
-              <w:t>que</w:t>
-            </w:r>
-            <w:proofErr w:type="spellEnd"/>
-            <w:r>
-              <w:rPr>
-                <w:color w:val="000000"/>
-              </w:rPr>
-              <w:t xml:space="preserve"> estado se encuentran y a qué hora se devuelven</w:t>
-            </w:r>
-          </w:p>
-        </w:tc>
-        <w:tc>
-          <w:tcPr>
-            <w:tcW w:w="0" w:type="auto"/>
-            <w:tcBorders>
-              <w:top w:val="single" w:sz="6" w:space="0" w:color="000000"/>
-              <w:left w:val="single" w:sz="6" w:space="0" w:color="000000"/>
-              <w:bottom w:val="single" w:sz="6" w:space="0" w:color="000000"/>
-              <w:right w:val="single" w:sz="6" w:space="0" w:color="000000"/>
-            </w:tcBorders>
-            <w:tcMar>
-              <w:top w:w="0" w:type="dxa"/>
-              <w:left w:w="100" w:type="dxa"/>
-              <w:bottom w:w="0" w:type="dxa"/>
-              <w:right w:w="100" w:type="dxa"/>
-            </w:tcMar>
-            <w:hideMark/>
-          </w:tcPr>
-          <w:p>
-            <w:pPr>
-              <w:pStyle w:val="NormalWeb"/>
-              <w:spacing w:before="240" w:beforeAutospacing="0" w:after="0" w:afterAutospacing="0"/>
-            </w:pPr>
-            <w:proofErr w:type="spellStart"/>
-            <w:r>
-              <w:rPr>
-                <w:color w:val="000000"/>
-              </w:rPr>
-              <w:t>Enger</w:t>
-            </w:r>
-            <w:proofErr w:type="spellEnd"/>
-            <w:r>
-              <w:rPr>
-                <w:color w:val="000000"/>
-              </w:rPr>
-              <w:t xml:space="preserve"> Gonzales</w:t>
-            </w:r>
-          </w:p>
-        </w:tc>
-      </w:tr>
     </w:tbl>
     <w:p>
-      <w:pPr>
-        <w:rPr>
-          <w:lang w:val="es-ES"/>
-        </w:rPr>
-      </w:pPr>
       <w:r>
         <w:br/>
       </w:r>
@@ -1984,8 +1830,18 @@
       <w:r>
         <w:br/>
       </w:r>
+    </w:p>
+    <w:p/>
+    <w:p/>
+    <w:p>
+      <w:pPr>
+        <w:rPr>
+          <w:lang w:val="es-ES"/>
+        </w:rPr>
+      </w:pPr>
+      <w:bookmarkStart w:id="1" w:name="_GoBack"/>
+      <w:bookmarkEnd w:id="1"/>
       <w:r>
-        <w:lastRenderedPageBreak/>
         <w:br/>
       </w:r>
     </w:p>
@@ -2015,6 +1871,7 @@
           <w:lang w:val="es-NI" w:eastAsia="es-NI"/>
           <w14:ligatures w14:val="none"/>
         </w:rPr>
+        <w:lastRenderedPageBreak/>
         <w:t> 5.1. Tabla de Roles</w:t>
       </w:r>
     </w:p>
@@ -2346,7 +2203,15 @@
               </w:rPr>
             </w:pPr>
             <w:r>
-              <w:t>Es entender la necesidades del cliente y definir el producto</w:t>
+              <w:t xml:space="preserve">Es entender </w:t>
+            </w:r>
+            <w:proofErr w:type="gramStart"/>
+            <w:r>
+              <w:t>la necesidades</w:t>
+            </w:r>
+            <w:proofErr w:type="gramEnd"/>
+            <w:r>
+              <w:t xml:space="preserve"> del cliente y definir el producto</w:t>
             </w:r>
           </w:p>
         </w:tc>
@@ -3232,7 +3097,6 @@
     </w:p>
     <w:p>
       <w:r>
-        <w:lastRenderedPageBreak/>
         <w:t xml:space="preserve">Historias de Usuario </w:t>
       </w:r>
     </w:p>
@@ -3298,6 +3162,7 @@
               <w:rPr>
                 <w:lang w:val="es-ES"/>
               </w:rPr>
+              <w:lastRenderedPageBreak/>
               <w:t xml:space="preserve">Como </w:t>
             </w:r>
           </w:p>
@@ -3822,7 +3687,21 @@
               <w:rPr>
                 <w:lang w:val="es-ES"/>
               </w:rPr>
-              <w:t xml:space="preserve">Gestionar, ingresar , editar y consultar </w:t>
+              <w:t xml:space="preserve">Gestionar, </w:t>
+            </w:r>
+            <w:proofErr w:type="gramStart"/>
+            <w:r>
+              <w:rPr>
+                <w:lang w:val="es-ES"/>
+              </w:rPr>
+              <w:t>ingresar ,</w:t>
+            </w:r>
+            <w:proofErr w:type="gramEnd"/>
+            <w:r>
+              <w:rPr>
+                <w:lang w:val="es-ES"/>
+              </w:rPr>
+              <w:t xml:space="preserve"> editar y consultar </w:t>
             </w:r>
             <w:r>
               <w:rPr>
@@ -4664,7 +4543,6 @@
               <w:rPr>
                 <w:lang w:val="es-ES"/>
               </w:rPr>
-              <w:lastRenderedPageBreak/>
               <w:t xml:space="preserve">Para </w:t>
             </w:r>
           </w:p>
@@ -4714,6 +4592,7 @@
               <w:rPr>
                 <w:lang w:val="es-ES"/>
               </w:rPr>
+              <w:lastRenderedPageBreak/>
               <w:t>Validación</w:t>
             </w:r>
           </w:p>
@@ -9100,7 +8979,15 @@
           </w:tcPr>
           <w:p>
             <w:r>
-              <w:t>Establecer la funciones de botones</w:t>
+              <w:t xml:space="preserve">Establecer </w:t>
+            </w:r>
+            <w:proofErr w:type="gramStart"/>
+            <w:r>
+              <w:t>la funciones</w:t>
+            </w:r>
+            <w:proofErr w:type="gramEnd"/>
+            <w:r>
+              <w:t xml:space="preserve"> de botones</w:t>
             </w:r>
           </w:p>
         </w:tc>
@@ -9290,10 +9177,7 @@
           </w:tcPr>
           <w:p>
             <w:r>
-              <w:t>HU0</w:t>
-            </w:r>
-            <w:r>
-              <w:t>05</w:t>
+              <w:t>HU005</w:t>
             </w:r>
           </w:p>
         </w:tc>
@@ -10069,8 +9953,6 @@
             <w:r>
               <w:t xml:space="preserve">Ana Gabriela </w:t>
             </w:r>
-            <w:bookmarkStart w:id="1" w:name="_GoBack"/>
-            <w:bookmarkEnd w:id="1"/>
           </w:p>
         </w:tc>
       </w:tr>
@@ -11879,4 +11761,16 @@
     </a:ext>
   </a:extLst>
 </a:theme>
+</file>
+
+<file path=customXml/item1.xml><?xml version="1.0" encoding="utf-8"?>
+<b:Sources xmlns:b="http://schemas.openxmlformats.org/officeDocument/2006/bibliography" xmlns="http://schemas.openxmlformats.org/officeDocument/2006/bibliography" SelectedStyle="\APASixthEditionOfficeOnline.xsl" StyleName="APA" Version="6"/>
+</file>
+
+<file path=customXml/itemProps1.xml><?xml version="1.0" encoding="utf-8"?>
+<ds:datastoreItem xmlns:ds="http://schemas.openxmlformats.org/officeDocument/2006/customXml" ds:itemID="{F12A6605-70F8-4117-B393-2E844D0D18C5}">
+  <ds:schemaRefs>
+    <ds:schemaRef ds:uri="http://schemas.openxmlformats.org/officeDocument/2006/bibliography"/>
+  </ds:schemaRefs>
+</ds:datastoreItem>
 </file>
--- a/Ingenieria de Sotfware/Ingenieria de software. (1).docx
+++ b/Ingenieria de Sotfware/Ingenieria de software. (1).docx
@@ -177,7 +177,33 @@
           <w:sz w:val="28"/>
           <w:szCs w:val="28"/>
         </w:rPr>
-        <w:t xml:space="preserve"> “2026:Por una Educación al Servicio del Pueblo”</w:t>
+        <w:t xml:space="preserve"> “</w:t>
+      </w:r>
+      <w:proofErr w:type="gramStart"/>
+      <w:r>
+        <w:rPr>
+          <w:rFonts w:ascii="Times New Roman" w:hAnsi="Times New Roman" w:cs="Times New Roman"/>
+          <w:b/>
+          <w:bCs/>
+          <w:i/>
+          <w:iCs/>
+          <w:sz w:val="28"/>
+          <w:szCs w:val="28"/>
+        </w:rPr>
+        <w:t>2026:Por</w:t>
+      </w:r>
+      <w:proofErr w:type="gramEnd"/>
+      <w:r>
+        <w:rPr>
+          <w:rFonts w:ascii="Times New Roman" w:hAnsi="Times New Roman" w:cs="Times New Roman"/>
+          <w:b/>
+          <w:bCs/>
+          <w:i/>
+          <w:iCs/>
+          <w:sz w:val="28"/>
+          <w:szCs w:val="28"/>
+        </w:rPr>
+        <w:t xml:space="preserve"> una Educación al Servicio del Pueblo”</w:t>
       </w:r>
     </w:p>
     <w:p>
@@ -243,13 +269,23 @@
           <w:szCs w:val="28"/>
         </w:rPr>
       </w:pPr>
+      <w:proofErr w:type="spellStart"/>
       <w:r>
         <w:rPr>
           <w:rFonts w:ascii="Times New Roman" w:hAnsi="Times New Roman" w:cs="Times New Roman"/>
           <w:sz w:val="28"/>
           <w:szCs w:val="28"/>
         </w:rPr>
-        <w:t>Ingenieria en software</w:t>
+        <w:t>Ingenieria</w:t>
+      </w:r>
+      <w:proofErr w:type="spellEnd"/>
+      <w:r>
+        <w:rPr>
+          <w:rFonts w:ascii="Times New Roman" w:hAnsi="Times New Roman" w:cs="Times New Roman"/>
+          <w:sz w:val="28"/>
+          <w:szCs w:val="28"/>
+        </w:rPr>
+        <w:t xml:space="preserve"> en software</w:t>
       </w:r>
     </w:p>
     <w:p>
@@ -303,7 +339,43 @@
           <w:sz w:val="28"/>
           <w:szCs w:val="28"/>
         </w:rPr>
-        <w:t xml:space="preserve">Soraya Lidieth calero calero </w:t>
+        <w:t xml:space="preserve">Soraya </w:t>
+      </w:r>
+      <w:proofErr w:type="spellStart"/>
+      <w:r>
+        <w:rPr>
+          <w:rFonts w:ascii="Times New Roman" w:hAnsi="Times New Roman" w:cs="Times New Roman"/>
+          <w:sz w:val="28"/>
+          <w:szCs w:val="28"/>
+        </w:rPr>
+        <w:t>Lidieth</w:t>
+      </w:r>
+      <w:proofErr w:type="spellEnd"/>
+      <w:r>
+        <w:rPr>
+          <w:rFonts w:ascii="Times New Roman" w:hAnsi="Times New Roman" w:cs="Times New Roman"/>
+          <w:sz w:val="28"/>
+          <w:szCs w:val="28"/>
+        </w:rPr>
+        <w:t xml:space="preserve"> calero </w:t>
+      </w:r>
+      <w:proofErr w:type="spellStart"/>
+      <w:r>
+        <w:rPr>
+          <w:rFonts w:ascii="Times New Roman" w:hAnsi="Times New Roman" w:cs="Times New Roman"/>
+          <w:sz w:val="28"/>
+          <w:szCs w:val="28"/>
+        </w:rPr>
+        <w:t>calero</w:t>
+      </w:r>
+      <w:proofErr w:type="spellEnd"/>
+      <w:r>
+        <w:rPr>
+          <w:rFonts w:ascii="Times New Roman" w:hAnsi="Times New Roman" w:cs="Times New Roman"/>
+          <w:sz w:val="28"/>
+          <w:szCs w:val="28"/>
+        </w:rPr>
+        <w:t xml:space="preserve"> </w:t>
       </w:r>
     </w:p>
     <w:p>
@@ -321,7 +393,25 @@
           <w:sz w:val="28"/>
           <w:szCs w:val="28"/>
         </w:rPr>
-        <w:t>Ana Gabriela Irias Murillo</w:t>
+        <w:t xml:space="preserve">Ana Gabriela </w:t>
+      </w:r>
+      <w:proofErr w:type="spellStart"/>
+      <w:r>
+        <w:rPr>
+          <w:rFonts w:ascii="Times New Roman" w:hAnsi="Times New Roman" w:cs="Times New Roman"/>
+          <w:sz w:val="28"/>
+          <w:szCs w:val="28"/>
+        </w:rPr>
+        <w:t>Irias</w:t>
+      </w:r>
+      <w:proofErr w:type="spellEnd"/>
+      <w:r>
+        <w:rPr>
+          <w:rFonts w:ascii="Times New Roman" w:hAnsi="Times New Roman" w:cs="Times New Roman"/>
+          <w:sz w:val="28"/>
+          <w:szCs w:val="28"/>
+        </w:rPr>
+        <w:t xml:space="preserve"> Murillo</w:t>
       </w:r>
     </w:p>
     <w:p>
@@ -333,14 +423,52 @@
           <w:szCs w:val="28"/>
         </w:rPr>
       </w:pPr>
+      <w:proofErr w:type="spellStart"/>
       <w:r>
         <w:rPr>
           <w:rFonts w:ascii="Times New Roman" w:hAnsi="Times New Roman" w:cs="Times New Roman"/>
           <w:sz w:val="28"/>
           <w:szCs w:val="28"/>
         </w:rPr>
-        <w:t>Enger Noel Gomez Gonsalez</w:t>
+        <w:t>Enger</w:t>
       </w:r>
+      <w:proofErr w:type="spellEnd"/>
+      <w:r>
+        <w:rPr>
+          <w:rFonts w:ascii="Times New Roman" w:hAnsi="Times New Roman" w:cs="Times New Roman"/>
+          <w:sz w:val="28"/>
+          <w:szCs w:val="28"/>
+        </w:rPr>
+        <w:t xml:space="preserve"> Noel </w:t>
+      </w:r>
+      <w:proofErr w:type="spellStart"/>
+      <w:r>
+        <w:rPr>
+          <w:rFonts w:ascii="Times New Roman" w:hAnsi="Times New Roman" w:cs="Times New Roman"/>
+          <w:sz w:val="28"/>
+          <w:szCs w:val="28"/>
+        </w:rPr>
+        <w:t>Gomez</w:t>
+      </w:r>
+      <w:proofErr w:type="spellEnd"/>
+      <w:r>
+        <w:rPr>
+          <w:rFonts w:ascii="Times New Roman" w:hAnsi="Times New Roman" w:cs="Times New Roman"/>
+          <w:sz w:val="28"/>
+          <w:szCs w:val="28"/>
+        </w:rPr>
+        <w:t xml:space="preserve"> </w:t>
+      </w:r>
+      <w:proofErr w:type="spellStart"/>
+      <w:r>
+        <w:rPr>
+          <w:rFonts w:ascii="Times New Roman" w:hAnsi="Times New Roman" w:cs="Times New Roman"/>
+          <w:sz w:val="28"/>
+          <w:szCs w:val="28"/>
+        </w:rPr>
+        <w:t>Gonsalez</w:t>
+      </w:r>
+      <w:proofErr w:type="spellEnd"/>
     </w:p>
     <w:p>
       <w:pPr>
@@ -351,13 +479,59 @@
           <w:szCs w:val="28"/>
         </w:rPr>
       </w:pPr>
+      <w:proofErr w:type="spellStart"/>
       <w:r>
         <w:rPr>
           <w:rFonts w:ascii="Times New Roman" w:hAnsi="Times New Roman" w:cs="Times New Roman"/>
           <w:sz w:val="28"/>
           <w:szCs w:val="28"/>
         </w:rPr>
-        <w:t xml:space="preserve">Jasser Josafaph Bermudez Suazo </w:t>
+        <w:t>Jasser</w:t>
+      </w:r>
+      <w:proofErr w:type="spellEnd"/>
+      <w:r>
+        <w:rPr>
+          <w:rFonts w:ascii="Times New Roman" w:hAnsi="Times New Roman" w:cs="Times New Roman"/>
+          <w:sz w:val="28"/>
+          <w:szCs w:val="28"/>
+        </w:rPr>
+        <w:t xml:space="preserve"> </w:t>
+      </w:r>
+      <w:proofErr w:type="spellStart"/>
+      <w:r>
+        <w:rPr>
+          <w:rFonts w:ascii="Times New Roman" w:hAnsi="Times New Roman" w:cs="Times New Roman"/>
+          <w:sz w:val="28"/>
+          <w:szCs w:val="28"/>
+        </w:rPr>
+        <w:t>Josafaph</w:t>
+      </w:r>
+      <w:proofErr w:type="spellEnd"/>
+      <w:r>
+        <w:rPr>
+          <w:rFonts w:ascii="Times New Roman" w:hAnsi="Times New Roman" w:cs="Times New Roman"/>
+          <w:sz w:val="28"/>
+          <w:szCs w:val="28"/>
+        </w:rPr>
+        <w:t xml:space="preserve"> </w:t>
+      </w:r>
+      <w:proofErr w:type="spellStart"/>
+      <w:r>
+        <w:rPr>
+          <w:rFonts w:ascii="Times New Roman" w:hAnsi="Times New Roman" w:cs="Times New Roman"/>
+          <w:sz w:val="28"/>
+          <w:szCs w:val="28"/>
+        </w:rPr>
+        <w:t>Bermudez</w:t>
+      </w:r>
+      <w:proofErr w:type="spellEnd"/>
+      <w:r>
+        <w:rPr>
+          <w:rFonts w:ascii="Times New Roman" w:hAnsi="Times New Roman" w:cs="Times New Roman"/>
+          <w:sz w:val="28"/>
+          <w:szCs w:val="28"/>
+        </w:rPr>
+        <w:t xml:space="preserve"> Suazo </w:t>
       </w:r>
     </w:p>
     <w:p>
@@ -487,6 +661,26 @@
           <w:szCs w:val="28"/>
         </w:rPr>
         <w:lastRenderedPageBreak/>
+        <w:t>4. Tabla de usuarios y funcionalidades</w:t>
+      </w:r>
+    </w:p>
+    <w:p>
+      <w:pPr>
+        <w:pStyle w:val="Ttulo1"/>
+        <w:spacing w:before="400" w:after="120"/>
+        <w:rPr>
+          <w:rFonts w:eastAsia="Times New Roman"/>
+          <w:sz w:val="48"/>
+          <w:szCs w:val="48"/>
+          <w:lang w:val="es-NI" w:eastAsia="es-NI"/>
+        </w:rPr>
+      </w:pPr>
+      <w:r>
+        <w:rPr>
+          <w:color w:val="000000"/>
+          <w:sz w:val="28"/>
+          <w:szCs w:val="28"/>
+        </w:rPr>
         <w:t>4. Tabla de usuarios y funcionalidades</w:t>
       </w:r>
     </w:p>
@@ -1294,7 +1488,7 @@
               <w:rPr>
                 <w:color w:val="000000"/>
               </w:rPr>
-              <w:t>Enger Gonzales</w:t>
+              <w:t>Dhiosmer Cuadra</w:t>
             </w:r>
           </w:p>
         </w:tc>
@@ -1385,12 +1579,14 @@
               <w:pStyle w:val="NormalWeb"/>
               <w:spacing w:before="240" w:beforeAutospacing="0" w:after="0" w:afterAutospacing="0"/>
             </w:pPr>
+            <w:proofErr w:type="gramStart"/>
             <w:r>
               <w:rPr>
                 <w:color w:val="000000"/>
               </w:rPr>
               <w:t>Registrar  Asistencias</w:t>
             </w:r>
+            <w:proofErr w:type="gramEnd"/>
           </w:p>
         </w:tc>
         <w:tc>
@@ -1574,7 +1770,21 @@
               <w:rPr>
                 <w:color w:val="000000"/>
               </w:rPr>
-              <w:t>Ingresa calificaciones de evaluación  y tareas entre otros y mantiene un registro actualizado del rendimiento de los estudiantes</w:t>
+              <w:t xml:space="preserve">Ingresa calificaciones de </w:t>
+            </w:r>
+            <w:proofErr w:type="gramStart"/>
+            <w:r>
+              <w:rPr>
+                <w:color w:val="000000"/>
+              </w:rPr>
+              <w:t>evaluación  y</w:t>
+            </w:r>
+            <w:proofErr w:type="gramEnd"/>
+            <w:r>
+              <w:rPr>
+                <w:color w:val="000000"/>
+              </w:rPr>
+              <w:t xml:space="preserve"> tareas entre otros y mantiene un registro actualizado del rendimiento de los estudiantes</w:t>
             </w:r>
           </w:p>
         </w:tc>
@@ -1614,24 +1824,8 @@
       <w:pPr>
         <w:spacing w:after="240"/>
       </w:pPr>
-      <w:r>
-        <w:rPr>
-          <w:rFonts w:ascii="Arial" w:hAnsi="Arial" w:cs="Arial"/>
-          <w:color w:val="000000"/>
-          <w:sz w:val="22"/>
-          <w:szCs w:val="22"/>
-        </w:rPr>
-        <w:br/>
-      </w:r>
-      <w:r>
-        <w:rPr>
-          <w:rFonts w:ascii="Arial" w:hAnsi="Arial" w:cs="Arial"/>
-          <w:color w:val="000000"/>
-          <w:sz w:val="22"/>
-          <w:szCs w:val="22"/>
-        </w:rPr>
-        <w:br/>
-      </w:r>
+      <w:bookmarkStart w:id="0" w:name="_GoBack"/>
+      <w:bookmarkEnd w:id="0"/>
       <w:r>
         <w:rPr>
           <w:rFonts w:ascii="Arial" w:hAnsi="Arial" w:cs="Arial"/>
@@ -1659,13 +1853,23 @@
         <w:ind w:left="720"/>
         <w:jc w:val="both"/>
       </w:pPr>
+      <w:proofErr w:type="gramStart"/>
       <w:r>
         <w:rPr>
           <w:color w:val="000000"/>
           <w:sz w:val="24"/>
           <w:szCs w:val="24"/>
         </w:rPr>
-        <w:t>4.1  Tabla de Roles</w:t>
+        <w:t>4.1  Tabla</w:t>
+      </w:r>
+      <w:proofErr w:type="gramEnd"/>
+      <w:r>
+        <w:rPr>
+          <w:color w:val="000000"/>
+          <w:sz w:val="24"/>
+          <w:szCs w:val="24"/>
+        </w:rPr>
+        <w:t xml:space="preserve"> de Roles</w:t>
       </w:r>
     </w:p>
     <w:tbl>
@@ -1824,14 +2028,34 @@
               <w:spacing w:before="0" w:beforeAutospacing="0" w:after="0" w:afterAutospacing="0"/>
               <w:jc w:val="both"/>
             </w:pPr>
-            <w:r>
-              <w:rPr>
-                <w:color w:val="000000"/>
-                <w:sz w:val="22"/>
-                <w:szCs w:val="22"/>
-              </w:rPr>
-              <w:t>Product Owner</w:t>
-            </w:r>
+            <w:proofErr w:type="spellStart"/>
+            <w:r>
+              <w:rPr>
+                <w:color w:val="000000"/>
+                <w:sz w:val="22"/>
+                <w:szCs w:val="22"/>
+              </w:rPr>
+              <w:t>Product</w:t>
+            </w:r>
+            <w:proofErr w:type="spellEnd"/>
+            <w:r>
+              <w:rPr>
+                <w:color w:val="000000"/>
+                <w:sz w:val="22"/>
+                <w:szCs w:val="22"/>
+              </w:rPr>
+              <w:t xml:space="preserve"> </w:t>
+            </w:r>
+            <w:proofErr w:type="spellStart"/>
+            <w:r>
+              <w:rPr>
+                <w:color w:val="000000"/>
+                <w:sz w:val="22"/>
+                <w:szCs w:val="22"/>
+              </w:rPr>
+              <w:t>Owner</w:t>
+            </w:r>
+            <w:proofErr w:type="spellEnd"/>
           </w:p>
           <w:p>
             <w:pPr>
@@ -1878,8 +2102,18 @@
                 <w:sz w:val="22"/>
                 <w:szCs w:val="22"/>
               </w:rPr>
-              <w:t>Ana Irias</w:t>
-            </w:r>
+              <w:t xml:space="preserve">Ana </w:t>
+            </w:r>
+            <w:proofErr w:type="spellStart"/>
+            <w:r>
+              <w:rPr>
+                <w:color w:val="000000"/>
+                <w:sz w:val="22"/>
+                <w:szCs w:val="22"/>
+              </w:rPr>
+              <w:t>Irias</w:t>
+            </w:r>
+            <w:proofErr w:type="spellEnd"/>
           </w:p>
         </w:tc>
         <w:tc>
@@ -1912,34 +2146,27 @@
                 <w:sz w:val="22"/>
                 <w:szCs w:val="22"/>
               </w:rPr>
-              <w:t xml:space="preserve">Es entender la necesidades </w:t>
-            </w:r>
-            <w:r>
-              <w:rPr>
-                <w:rFonts w:ascii="Arial" w:hAnsi="Arial" w:cs="Arial"/>
-                <w:color w:val="000000"/>
-                <w:sz w:val="22"/>
-                <w:szCs w:val="22"/>
-              </w:rPr>
-              <w:t>de la institución Leopoldina Castrillo</w:t>
-            </w:r>
-            <w:r>
-              <w:rPr>
-                <w:rFonts w:ascii="Arial" w:hAnsi="Arial" w:cs="Arial"/>
-                <w:color w:val="000000"/>
-                <w:sz w:val="22"/>
-                <w:szCs w:val="22"/>
-              </w:rPr>
-              <w:t xml:space="preserve"> y definir el producto</w:t>
-            </w:r>
-            <w:r>
-              <w:rPr>
-                <w:rFonts w:ascii="Arial" w:hAnsi="Arial" w:cs="Arial"/>
-                <w:color w:val="000000"/>
-                <w:sz w:val="22"/>
-                <w:szCs w:val="22"/>
-              </w:rPr>
-              <w:t>.</w:t>
+              <w:t xml:space="preserve">Es entender </w:t>
+            </w:r>
+            <w:proofErr w:type="gramStart"/>
+            <w:r>
+              <w:rPr>
+                <w:rFonts w:ascii="Arial" w:hAnsi="Arial" w:cs="Arial"/>
+                <w:color w:val="000000"/>
+                <w:sz w:val="22"/>
+                <w:szCs w:val="22"/>
+              </w:rPr>
+              <w:t>la necesidades</w:t>
+            </w:r>
+            <w:proofErr w:type="gramEnd"/>
+            <w:r>
+              <w:rPr>
+                <w:rFonts w:ascii="Arial" w:hAnsi="Arial" w:cs="Arial"/>
+                <w:color w:val="000000"/>
+                <w:sz w:val="22"/>
+                <w:szCs w:val="22"/>
+              </w:rPr>
+              <w:t xml:space="preserve"> de la institución Leopoldina Castrillo y definir el producto. </w:t>
             </w:r>
           </w:p>
         </w:tc>
@@ -2059,8 +2286,6 @@
               </w:rPr>
               <w:t>Guiar al equipo a comprender el producto y así como motivar al equipo para entregar en tiempo y forma</w:t>
             </w:r>
-            <w:bookmarkStart w:id="0" w:name="_GoBack"/>
-            <w:bookmarkEnd w:id="0"/>
           </w:p>
         </w:tc>
       </w:tr>
@@ -2092,14 +2317,34 @@
               <w:spacing w:before="0" w:beforeAutospacing="0" w:after="0" w:afterAutospacing="0"/>
               <w:jc w:val="both"/>
             </w:pPr>
-            <w:r>
-              <w:rPr>
-                <w:color w:val="000000"/>
-                <w:sz w:val="22"/>
-                <w:szCs w:val="22"/>
-              </w:rPr>
-              <w:t>Development team</w:t>
-            </w:r>
+            <w:proofErr w:type="spellStart"/>
+            <w:r>
+              <w:rPr>
+                <w:color w:val="000000"/>
+                <w:sz w:val="22"/>
+                <w:szCs w:val="22"/>
+              </w:rPr>
+              <w:t>Development</w:t>
+            </w:r>
+            <w:proofErr w:type="spellEnd"/>
+            <w:r>
+              <w:rPr>
+                <w:color w:val="000000"/>
+                <w:sz w:val="22"/>
+                <w:szCs w:val="22"/>
+              </w:rPr>
+              <w:t xml:space="preserve"> </w:t>
+            </w:r>
+            <w:proofErr w:type="spellStart"/>
+            <w:r>
+              <w:rPr>
+                <w:color w:val="000000"/>
+                <w:sz w:val="22"/>
+                <w:szCs w:val="22"/>
+              </w:rPr>
+              <w:t>team</w:t>
+            </w:r>
+            <w:proofErr w:type="spellEnd"/>
           </w:p>
           <w:p>
             <w:pPr>
@@ -2265,31 +2510,7 @@
                 <w:sz w:val="22"/>
                 <w:szCs w:val="22"/>
               </w:rPr>
-              <w:t xml:space="preserve">Diseñar interfaz de administrador, </w:t>
-            </w:r>
-            <w:r>
-              <w:rPr>
-                <w:color w:val="000000"/>
-                <w:sz w:val="22"/>
-                <w:szCs w:val="22"/>
-              </w:rPr>
-              <w:t>Docente</w:t>
-            </w:r>
-            <w:r>
-              <w:rPr>
-                <w:color w:val="000000"/>
-                <w:sz w:val="22"/>
-                <w:szCs w:val="22"/>
-              </w:rPr>
-              <w:t xml:space="preserve"> y </w:t>
-            </w:r>
-            <w:r>
-              <w:rPr>
-                <w:color w:val="000000"/>
-                <w:sz w:val="22"/>
-                <w:szCs w:val="22"/>
-              </w:rPr>
-              <w:t>Estudiante</w:t>
+              <w:t>Diseñar interfaz de administrador, Docente y Estudiante</w:t>
             </w:r>
           </w:p>
         </w:tc>
@@ -2337,8 +2558,23 @@
               <w:jc w:val="both"/>
             </w:pPr>
             <w:r>
-              <w:t>Soraya Calero</w:t>
-            </w:r>
+              <w:rPr>
+                <w:color w:val="000000"/>
+                <w:sz w:val="22"/>
+                <w:szCs w:val="22"/>
+              </w:rPr>
+              <w:t xml:space="preserve">Ana </w:t>
+            </w:r>
+            <w:proofErr w:type="spellStart"/>
+            <w:r>
+              <w:rPr>
+                <w:color w:val="000000"/>
+                <w:sz w:val="22"/>
+                <w:szCs w:val="22"/>
+              </w:rPr>
+              <w:t>Irias</w:t>
+            </w:r>
+            <w:proofErr w:type="spellEnd"/>
           </w:p>
         </w:tc>
         <w:tc>
@@ -2492,6 +2728,7 @@
               <w:spacing w:before="0" w:beforeAutospacing="0" w:after="240" w:afterAutospacing="0"/>
               <w:jc w:val="both"/>
             </w:pPr>
+            <w:proofErr w:type="spellStart"/>
             <w:r>
               <w:rPr>
                 <w:color w:val="000000"/>
@@ -2500,6 +2737,7 @@
               </w:rPr>
               <w:t>Stakeholders</w:t>
             </w:r>
+            <w:proofErr w:type="spellEnd"/>
           </w:p>
         </w:tc>
         <w:tc>
@@ -2558,13 +2796,23 @@
               <w:spacing w:before="0" w:beforeAutospacing="0" w:after="0" w:afterAutospacing="0"/>
               <w:jc w:val="both"/>
             </w:pPr>
-            <w:r>
-              <w:rPr>
-                <w:color w:val="000000"/>
-                <w:sz w:val="22"/>
-                <w:szCs w:val="22"/>
-              </w:rPr>
-              <w:t>Institicion que usara la app</w:t>
+            <w:proofErr w:type="spellStart"/>
+            <w:r>
+              <w:rPr>
+                <w:color w:val="000000"/>
+                <w:sz w:val="22"/>
+                <w:szCs w:val="22"/>
+              </w:rPr>
+              <w:t>Institicion</w:t>
+            </w:r>
+            <w:proofErr w:type="spellEnd"/>
+            <w:r>
+              <w:rPr>
+                <w:color w:val="000000"/>
+                <w:sz w:val="22"/>
+                <w:szCs w:val="22"/>
+              </w:rPr>
+              <w:t xml:space="preserve"> que usara la app</w:t>
             </w:r>
           </w:p>
         </w:tc>
@@ -2763,6 +3011,7 @@
               <w:pStyle w:val="NormalWeb"/>
               <w:spacing w:before="0" w:beforeAutospacing="0" w:after="0" w:afterAutospacing="0"/>
             </w:pPr>
+            <w:proofErr w:type="spellStart"/>
             <w:r>
               <w:rPr>
                 <w:rFonts w:ascii="Arial" w:hAnsi="Arial" w:cs="Arial"/>
@@ -2772,6 +3021,7 @@
               </w:rPr>
               <w:t>Administracion</w:t>
             </w:r>
+            <w:proofErr w:type="spellEnd"/>
           </w:p>
         </w:tc>
       </w:tr>
@@ -2980,7 +3230,7 @@
               <w:pStyle w:val="NormalWeb"/>
               <w:numPr>
                 <w:ilvl w:val="0"/>
-                <w:numId w:val="9"/>
+                <w:numId w:val="17"/>
               </w:numPr>
               <w:spacing w:before="0" w:beforeAutospacing="0" w:after="0" w:afterAutospacing="0"/>
               <w:ind w:left="1440"/>
@@ -2999,7 +3249,27 @@
                 <w:sz w:val="22"/>
                 <w:szCs w:val="22"/>
               </w:rPr>
-              <w:t>Se rellenaran los datos obligatorios</w:t>
+              <w:t xml:space="preserve">Se </w:t>
+            </w:r>
+            <w:proofErr w:type="gramStart"/>
+            <w:r>
+              <w:rPr>
+                <w:rFonts w:ascii="Arial" w:hAnsi="Arial" w:cs="Arial"/>
+                <w:color w:val="000000"/>
+                <w:sz w:val="22"/>
+                <w:szCs w:val="22"/>
+              </w:rPr>
+              <w:t>rellenaran</w:t>
+            </w:r>
+            <w:proofErr w:type="gramEnd"/>
+            <w:r>
+              <w:rPr>
+                <w:rFonts w:ascii="Arial" w:hAnsi="Arial" w:cs="Arial"/>
+                <w:color w:val="000000"/>
+                <w:sz w:val="22"/>
+                <w:szCs w:val="22"/>
+              </w:rPr>
+              <w:t xml:space="preserve"> los datos obligatorios</w:t>
             </w:r>
           </w:p>
           <w:p>
@@ -3007,7 +3277,7 @@
               <w:pStyle w:val="NormalWeb"/>
               <w:numPr>
                 <w:ilvl w:val="0"/>
-                <w:numId w:val="9"/>
+                <w:numId w:val="17"/>
               </w:numPr>
               <w:spacing w:before="0" w:beforeAutospacing="0" w:after="0" w:afterAutospacing="0"/>
               <w:ind w:left="1440"/>
@@ -3019,6 +3289,7 @@
                 <w:szCs w:val="22"/>
               </w:rPr>
             </w:pPr>
+            <w:proofErr w:type="spellStart"/>
             <w:r>
               <w:rPr>
                 <w:rFonts w:ascii="Arial" w:hAnsi="Arial" w:cs="Arial"/>
@@ -3027,7 +3298,57 @@
                 <w:szCs w:val="22"/>
               </w:rPr>
               <w:lastRenderedPageBreak/>
-              <w:t>Tendra validacion de campos por cualquier dato mas escrito</w:t>
+              <w:t>Tendra</w:t>
+            </w:r>
+            <w:proofErr w:type="spellEnd"/>
+            <w:r>
+              <w:rPr>
+                <w:rFonts w:ascii="Arial" w:hAnsi="Arial" w:cs="Arial"/>
+                <w:color w:val="000000"/>
+                <w:sz w:val="22"/>
+                <w:szCs w:val="22"/>
+              </w:rPr>
+              <w:t xml:space="preserve"> </w:t>
+            </w:r>
+            <w:proofErr w:type="spellStart"/>
+            <w:r>
+              <w:rPr>
+                <w:rFonts w:ascii="Arial" w:hAnsi="Arial" w:cs="Arial"/>
+                <w:color w:val="000000"/>
+                <w:sz w:val="22"/>
+                <w:szCs w:val="22"/>
+              </w:rPr>
+              <w:t>validacion</w:t>
+            </w:r>
+            <w:proofErr w:type="spellEnd"/>
+            <w:r>
+              <w:rPr>
+                <w:rFonts w:ascii="Arial" w:hAnsi="Arial" w:cs="Arial"/>
+                <w:color w:val="000000"/>
+                <w:sz w:val="22"/>
+                <w:szCs w:val="22"/>
+              </w:rPr>
+              <w:t xml:space="preserve"> de campos por cualquier dato </w:t>
+            </w:r>
+            <w:proofErr w:type="spellStart"/>
+            <w:r>
+              <w:rPr>
+                <w:rFonts w:ascii="Arial" w:hAnsi="Arial" w:cs="Arial"/>
+                <w:color w:val="000000"/>
+                <w:sz w:val="22"/>
+                <w:szCs w:val="22"/>
+              </w:rPr>
+              <w:t>mas</w:t>
+            </w:r>
+            <w:proofErr w:type="spellEnd"/>
+            <w:r>
+              <w:rPr>
+                <w:rFonts w:ascii="Arial" w:hAnsi="Arial" w:cs="Arial"/>
+                <w:color w:val="000000"/>
+                <w:sz w:val="22"/>
+                <w:szCs w:val="22"/>
+              </w:rPr>
+              <w:t xml:space="preserve"> escrito</w:t>
             </w:r>
           </w:p>
           <w:p>
@@ -3035,7 +3356,7 @@
               <w:pStyle w:val="NormalWeb"/>
               <w:numPr>
                 <w:ilvl w:val="0"/>
-                <w:numId w:val="9"/>
+                <w:numId w:val="17"/>
               </w:numPr>
               <w:spacing w:before="0" w:beforeAutospacing="0" w:after="0" w:afterAutospacing="0"/>
               <w:ind w:left="1440"/>
@@ -3574,8 +3895,19 @@
                 <w:sz w:val="22"/>
                 <w:szCs w:val="22"/>
               </w:rPr>
-              <w:t>Registrar el perfil de los docentes y profecion</w:t>
-            </w:r>
+              <w:t xml:space="preserve">Registrar el perfil de los docentes y </w:t>
+            </w:r>
+            <w:proofErr w:type="spellStart"/>
+            <w:r>
+              <w:rPr>
+                <w:rFonts w:ascii="Arial" w:hAnsi="Arial" w:cs="Arial"/>
+                <w:color w:val="000000"/>
+                <w:sz w:val="22"/>
+                <w:szCs w:val="22"/>
+              </w:rPr>
+              <w:t>profecion</w:t>
+            </w:r>
+            <w:proofErr w:type="spellEnd"/>
           </w:p>
         </w:tc>
       </w:tr>
@@ -3712,7 +4044,7 @@
               <w:pStyle w:val="NormalWeb"/>
               <w:numPr>
                 <w:ilvl w:val="0"/>
-                <w:numId w:val="10"/>
+                <w:numId w:val="18"/>
               </w:numPr>
               <w:spacing w:before="0" w:beforeAutospacing="0" w:after="0" w:afterAutospacing="0"/>
               <w:ind w:left="1440"/>
@@ -3731,7 +4063,27 @@
                 <w:sz w:val="22"/>
                 <w:szCs w:val="22"/>
               </w:rPr>
-              <w:t>Se rellenaran los datos obligatorios</w:t>
+              <w:t xml:space="preserve">Se </w:t>
+            </w:r>
+            <w:proofErr w:type="gramStart"/>
+            <w:r>
+              <w:rPr>
+                <w:rFonts w:ascii="Arial" w:hAnsi="Arial" w:cs="Arial"/>
+                <w:color w:val="000000"/>
+                <w:sz w:val="22"/>
+                <w:szCs w:val="22"/>
+              </w:rPr>
+              <w:t>rellenaran</w:t>
+            </w:r>
+            <w:proofErr w:type="gramEnd"/>
+            <w:r>
+              <w:rPr>
+                <w:rFonts w:ascii="Arial" w:hAnsi="Arial" w:cs="Arial"/>
+                <w:color w:val="000000"/>
+                <w:sz w:val="22"/>
+                <w:szCs w:val="22"/>
+              </w:rPr>
+              <w:t xml:space="preserve"> los datos obligatorios</w:t>
             </w:r>
           </w:p>
           <w:p>
@@ -3739,7 +4091,7 @@
               <w:pStyle w:val="NormalWeb"/>
               <w:numPr>
                 <w:ilvl w:val="0"/>
-                <w:numId w:val="10"/>
+                <w:numId w:val="18"/>
               </w:numPr>
               <w:spacing w:before="0" w:beforeAutospacing="0" w:after="0" w:afterAutospacing="0"/>
               <w:ind w:left="1440"/>
@@ -3758,7 +4110,47 @@
                 <w:sz w:val="22"/>
                 <w:szCs w:val="22"/>
               </w:rPr>
-              <w:t>Se validaran los  campos obligatorios por cualquier dato mas escrito</w:t>
+              <w:t xml:space="preserve">Se validaran </w:t>
+            </w:r>
+            <w:proofErr w:type="gramStart"/>
+            <w:r>
+              <w:rPr>
+                <w:rFonts w:ascii="Arial" w:hAnsi="Arial" w:cs="Arial"/>
+                <w:color w:val="000000"/>
+                <w:sz w:val="22"/>
+                <w:szCs w:val="22"/>
+              </w:rPr>
+              <w:t>los  campos</w:t>
+            </w:r>
+            <w:proofErr w:type="gramEnd"/>
+            <w:r>
+              <w:rPr>
+                <w:rFonts w:ascii="Arial" w:hAnsi="Arial" w:cs="Arial"/>
+                <w:color w:val="000000"/>
+                <w:sz w:val="22"/>
+                <w:szCs w:val="22"/>
+              </w:rPr>
+              <w:t xml:space="preserve"> obligatorios por cualquier dato </w:t>
+            </w:r>
+            <w:proofErr w:type="spellStart"/>
+            <w:r>
+              <w:rPr>
+                <w:rFonts w:ascii="Arial" w:hAnsi="Arial" w:cs="Arial"/>
+                <w:color w:val="000000"/>
+                <w:sz w:val="22"/>
+                <w:szCs w:val="22"/>
+              </w:rPr>
+              <w:t>mas</w:t>
+            </w:r>
+            <w:proofErr w:type="spellEnd"/>
+            <w:r>
+              <w:rPr>
+                <w:rFonts w:ascii="Arial" w:hAnsi="Arial" w:cs="Arial"/>
+                <w:color w:val="000000"/>
+                <w:sz w:val="22"/>
+                <w:szCs w:val="22"/>
+              </w:rPr>
+              <w:t xml:space="preserve"> escrito</w:t>
             </w:r>
           </w:p>
           <w:p>
@@ -3766,7 +4158,7 @@
               <w:pStyle w:val="NormalWeb"/>
               <w:numPr>
                 <w:ilvl w:val="0"/>
-                <w:numId w:val="10"/>
+                <w:numId w:val="18"/>
               </w:numPr>
               <w:spacing w:before="0" w:beforeAutospacing="0" w:after="0" w:afterAutospacing="0"/>
               <w:ind w:left="1440"/>
@@ -4413,7 +4805,7 @@
               <w:pStyle w:val="NormalWeb"/>
               <w:numPr>
                 <w:ilvl w:val="0"/>
-                <w:numId w:val="11"/>
+                <w:numId w:val="19"/>
               </w:numPr>
               <w:spacing w:before="0" w:beforeAutospacing="0" w:after="0" w:afterAutospacing="0"/>
               <w:ind w:left="1440"/>
@@ -4432,7 +4824,47 @@
                 <w:sz w:val="22"/>
                 <w:szCs w:val="22"/>
               </w:rPr>
-              <w:t>Se abrira un apartado donde se podra editar los datos obligatorios</w:t>
+              <w:t xml:space="preserve">Se </w:t>
+            </w:r>
+            <w:proofErr w:type="spellStart"/>
+            <w:r>
+              <w:rPr>
+                <w:rFonts w:ascii="Arial" w:hAnsi="Arial" w:cs="Arial"/>
+                <w:color w:val="000000"/>
+                <w:sz w:val="22"/>
+                <w:szCs w:val="22"/>
+              </w:rPr>
+              <w:t>abrira</w:t>
+            </w:r>
+            <w:proofErr w:type="spellEnd"/>
+            <w:r>
+              <w:rPr>
+                <w:rFonts w:ascii="Arial" w:hAnsi="Arial" w:cs="Arial"/>
+                <w:color w:val="000000"/>
+                <w:sz w:val="22"/>
+                <w:szCs w:val="22"/>
+              </w:rPr>
+              <w:t xml:space="preserve"> un apartado donde se </w:t>
+            </w:r>
+            <w:proofErr w:type="spellStart"/>
+            <w:r>
+              <w:rPr>
+                <w:rFonts w:ascii="Arial" w:hAnsi="Arial" w:cs="Arial"/>
+                <w:color w:val="000000"/>
+                <w:sz w:val="22"/>
+                <w:szCs w:val="22"/>
+              </w:rPr>
+              <w:t>podra</w:t>
+            </w:r>
+            <w:proofErr w:type="spellEnd"/>
+            <w:r>
+              <w:rPr>
+                <w:rFonts w:ascii="Arial" w:hAnsi="Arial" w:cs="Arial"/>
+                <w:color w:val="000000"/>
+                <w:sz w:val="22"/>
+                <w:szCs w:val="22"/>
+              </w:rPr>
+              <w:t xml:space="preserve"> editar los datos obligatorios</w:t>
             </w:r>
           </w:p>
           <w:p>
@@ -4440,7 +4872,7 @@
               <w:pStyle w:val="NormalWeb"/>
               <w:numPr>
                 <w:ilvl w:val="0"/>
-                <w:numId w:val="11"/>
+                <w:numId w:val="19"/>
               </w:numPr>
               <w:spacing w:before="0" w:beforeAutospacing="0" w:after="0" w:afterAutospacing="0"/>
               <w:ind w:left="1440"/>
@@ -5076,7 +5508,7 @@
               <w:pStyle w:val="NormalWeb"/>
               <w:numPr>
                 <w:ilvl w:val="0"/>
-                <w:numId w:val="12"/>
+                <w:numId w:val="20"/>
               </w:numPr>
               <w:spacing w:before="0" w:beforeAutospacing="0" w:after="0" w:afterAutospacing="0"/>
               <w:ind w:left="1440"/>
@@ -5103,7 +5535,7 @@
               <w:pStyle w:val="NormalWeb"/>
               <w:numPr>
                 <w:ilvl w:val="0"/>
-                <w:numId w:val="12"/>
+                <w:numId w:val="20"/>
               </w:numPr>
               <w:spacing w:before="0" w:beforeAutospacing="0" w:after="0" w:afterAutospacing="0"/>
               <w:ind w:left="1440"/>
@@ -5122,7 +5554,47 @@
                 <w:sz w:val="22"/>
                 <w:szCs w:val="22"/>
               </w:rPr>
-              <w:t>Se validara si estan correctas</w:t>
+              <w:t xml:space="preserve">Se </w:t>
+            </w:r>
+            <w:proofErr w:type="gramStart"/>
+            <w:r>
+              <w:rPr>
+                <w:rFonts w:ascii="Arial" w:hAnsi="Arial" w:cs="Arial"/>
+                <w:color w:val="000000"/>
+                <w:sz w:val="22"/>
+                <w:szCs w:val="22"/>
+              </w:rPr>
+              <w:t>validara</w:t>
+            </w:r>
+            <w:proofErr w:type="gramEnd"/>
+            <w:r>
+              <w:rPr>
+                <w:rFonts w:ascii="Arial" w:hAnsi="Arial" w:cs="Arial"/>
+                <w:color w:val="000000"/>
+                <w:sz w:val="22"/>
+                <w:szCs w:val="22"/>
+              </w:rPr>
+              <w:t xml:space="preserve"> si </w:t>
+            </w:r>
+            <w:proofErr w:type="spellStart"/>
+            <w:r>
+              <w:rPr>
+                <w:rFonts w:ascii="Arial" w:hAnsi="Arial" w:cs="Arial"/>
+                <w:color w:val="000000"/>
+                <w:sz w:val="22"/>
+                <w:szCs w:val="22"/>
+              </w:rPr>
+              <w:t>estan</w:t>
+            </w:r>
+            <w:proofErr w:type="spellEnd"/>
+            <w:r>
+              <w:rPr>
+                <w:rFonts w:ascii="Arial" w:hAnsi="Arial" w:cs="Arial"/>
+                <w:color w:val="000000"/>
+                <w:sz w:val="22"/>
+                <w:szCs w:val="22"/>
+              </w:rPr>
+              <w:t xml:space="preserve"> correctas</w:t>
             </w:r>
           </w:p>
           <w:p>
@@ -5130,7 +5602,7 @@
               <w:pStyle w:val="NormalWeb"/>
               <w:numPr>
                 <w:ilvl w:val="0"/>
-                <w:numId w:val="12"/>
+                <w:numId w:val="20"/>
               </w:numPr>
               <w:spacing w:before="0" w:beforeAutospacing="0" w:after="0" w:afterAutospacing="0"/>
               <w:ind w:left="1440"/>
@@ -5654,7 +6126,27 @@
                 <w:sz w:val="22"/>
                 <w:szCs w:val="22"/>
               </w:rPr>
-              <w:t>Llevar el control de las matriculas que los docentes y secretaria lleve acabo</w:t>
+              <w:t xml:space="preserve">Llevar el control de las </w:t>
+            </w:r>
+            <w:proofErr w:type="spellStart"/>
+            <w:r>
+              <w:rPr>
+                <w:rFonts w:ascii="Arial" w:hAnsi="Arial" w:cs="Arial"/>
+                <w:color w:val="000000"/>
+                <w:sz w:val="22"/>
+                <w:szCs w:val="22"/>
+              </w:rPr>
+              <w:t>matriculas</w:t>
+            </w:r>
+            <w:proofErr w:type="spellEnd"/>
+            <w:r>
+              <w:rPr>
+                <w:rFonts w:ascii="Arial" w:hAnsi="Arial" w:cs="Arial"/>
+                <w:color w:val="000000"/>
+                <w:sz w:val="22"/>
+                <w:szCs w:val="22"/>
+              </w:rPr>
+              <w:t xml:space="preserve"> que los docentes y secretaria lleve acabo</w:t>
             </w:r>
           </w:p>
         </w:tc>
@@ -5793,7 +6285,7 @@
               <w:pStyle w:val="NormalWeb"/>
               <w:numPr>
                 <w:ilvl w:val="0"/>
-                <w:numId w:val="13"/>
+                <w:numId w:val="21"/>
               </w:numPr>
               <w:spacing w:before="0" w:beforeAutospacing="0" w:after="0" w:afterAutospacing="0"/>
               <w:textAlignment w:val="baseline"/>
@@ -5811,7 +6303,27 @@
                 <w:sz w:val="22"/>
                 <w:szCs w:val="22"/>
               </w:rPr>
-              <w:t>Se desplegara un formato a rellenar con los datos del estudiante y padres</w:t>
+              <w:t xml:space="preserve">Se </w:t>
+            </w:r>
+            <w:proofErr w:type="gramStart"/>
+            <w:r>
+              <w:rPr>
+                <w:rFonts w:ascii="Arial" w:hAnsi="Arial" w:cs="Arial"/>
+                <w:color w:val="000000"/>
+                <w:sz w:val="22"/>
+                <w:szCs w:val="22"/>
+              </w:rPr>
+              <w:t>desplegara</w:t>
+            </w:r>
+            <w:proofErr w:type="gramEnd"/>
+            <w:r>
+              <w:rPr>
+                <w:rFonts w:ascii="Arial" w:hAnsi="Arial" w:cs="Arial"/>
+                <w:color w:val="000000"/>
+                <w:sz w:val="22"/>
+                <w:szCs w:val="22"/>
+              </w:rPr>
+              <w:t xml:space="preserve"> un formato a rellenar con los datos del estudiante y padres</w:t>
             </w:r>
           </w:p>
           <w:p>
@@ -5819,7 +6331,7 @@
               <w:pStyle w:val="NormalWeb"/>
               <w:numPr>
                 <w:ilvl w:val="0"/>
-                <w:numId w:val="13"/>
+                <w:numId w:val="21"/>
               </w:numPr>
               <w:spacing w:before="0" w:beforeAutospacing="0" w:after="0" w:afterAutospacing="0"/>
               <w:textAlignment w:val="baseline"/>
@@ -5837,7 +6349,27 @@
                 <w:sz w:val="22"/>
                 <w:szCs w:val="22"/>
               </w:rPr>
-              <w:t>Se validaran los campos obligatorio</w:t>
+              <w:t xml:space="preserve">Se </w:t>
+            </w:r>
+            <w:proofErr w:type="gramStart"/>
+            <w:r>
+              <w:rPr>
+                <w:rFonts w:ascii="Arial" w:hAnsi="Arial" w:cs="Arial"/>
+                <w:color w:val="000000"/>
+                <w:sz w:val="22"/>
+                <w:szCs w:val="22"/>
+              </w:rPr>
+              <w:t>validaran</w:t>
+            </w:r>
+            <w:proofErr w:type="gramEnd"/>
+            <w:r>
+              <w:rPr>
+                <w:rFonts w:ascii="Arial" w:hAnsi="Arial" w:cs="Arial"/>
+                <w:color w:val="000000"/>
+                <w:sz w:val="22"/>
+                <w:szCs w:val="22"/>
+              </w:rPr>
+              <w:t xml:space="preserve"> los campos obligatorio</w:t>
             </w:r>
           </w:p>
           <w:p>
@@ -5845,7 +6377,7 @@
               <w:pStyle w:val="NormalWeb"/>
               <w:numPr>
                 <w:ilvl w:val="0"/>
-                <w:numId w:val="13"/>
+                <w:numId w:val="21"/>
               </w:numPr>
               <w:spacing w:before="0" w:beforeAutospacing="0" w:after="0" w:afterAutospacing="0"/>
               <w:textAlignment w:val="baseline"/>
@@ -5863,7 +6395,27 @@
                 <w:sz w:val="22"/>
                 <w:szCs w:val="22"/>
               </w:rPr>
-              <w:t>Se a matriculado exitosamente</w:t>
+              <w:t xml:space="preserve">Se </w:t>
+            </w:r>
+            <w:proofErr w:type="spellStart"/>
+            <w:r>
+              <w:rPr>
+                <w:rFonts w:ascii="Arial" w:hAnsi="Arial" w:cs="Arial"/>
+                <w:color w:val="000000"/>
+                <w:sz w:val="22"/>
+                <w:szCs w:val="22"/>
+              </w:rPr>
+              <w:t>a</w:t>
+            </w:r>
+            <w:proofErr w:type="spellEnd"/>
+            <w:r>
+              <w:rPr>
+                <w:rFonts w:ascii="Arial" w:hAnsi="Arial" w:cs="Arial"/>
+                <w:color w:val="000000"/>
+                <w:sz w:val="22"/>
+                <w:szCs w:val="22"/>
+              </w:rPr>
+              <w:t xml:space="preserve"> matriculado exitosamente</w:t>
             </w:r>
           </w:p>
         </w:tc>
@@ -6382,8 +6934,39 @@
                 <w:sz w:val="22"/>
                 <w:szCs w:val="22"/>
               </w:rPr>
-              <w:t>Tener un control estadístico de matriculas, asistencias, calificaciones etc</w:t>
-            </w:r>
+              <w:t xml:space="preserve">Tener un control estadístico de </w:t>
+            </w:r>
+            <w:proofErr w:type="spellStart"/>
+            <w:r>
+              <w:rPr>
+                <w:rFonts w:ascii="Arial" w:hAnsi="Arial" w:cs="Arial"/>
+                <w:color w:val="000000"/>
+                <w:sz w:val="22"/>
+                <w:szCs w:val="22"/>
+              </w:rPr>
+              <w:t>matriculas</w:t>
+            </w:r>
+            <w:proofErr w:type="spellEnd"/>
+            <w:r>
+              <w:rPr>
+                <w:rFonts w:ascii="Arial" w:hAnsi="Arial" w:cs="Arial"/>
+                <w:color w:val="000000"/>
+                <w:sz w:val="22"/>
+                <w:szCs w:val="22"/>
+              </w:rPr>
+              <w:t xml:space="preserve">, asistencias, calificaciones </w:t>
+            </w:r>
+            <w:proofErr w:type="spellStart"/>
+            <w:r>
+              <w:rPr>
+                <w:rFonts w:ascii="Arial" w:hAnsi="Arial" w:cs="Arial"/>
+                <w:color w:val="000000"/>
+                <w:sz w:val="22"/>
+                <w:szCs w:val="22"/>
+              </w:rPr>
+              <w:t>etc</w:t>
+            </w:r>
+            <w:proofErr w:type="spellEnd"/>
           </w:p>
         </w:tc>
       </w:tr>
@@ -6454,7 +7037,27 @@
                 <w:sz w:val="22"/>
                 <w:szCs w:val="22"/>
               </w:rPr>
-              <w:t>Llevar un control mas claro de las calificaciones y asistencias de cada estudiante y docente</w:t>
+              <w:t xml:space="preserve">Llevar un control </w:t>
+            </w:r>
+            <w:proofErr w:type="spellStart"/>
+            <w:r>
+              <w:rPr>
+                <w:rFonts w:ascii="Arial" w:hAnsi="Arial" w:cs="Arial"/>
+                <w:color w:val="000000"/>
+                <w:sz w:val="22"/>
+                <w:szCs w:val="22"/>
+              </w:rPr>
+              <w:t>mas</w:t>
+            </w:r>
+            <w:proofErr w:type="spellEnd"/>
+            <w:r>
+              <w:rPr>
+                <w:rFonts w:ascii="Arial" w:hAnsi="Arial" w:cs="Arial"/>
+                <w:color w:val="000000"/>
+                <w:sz w:val="22"/>
+                <w:szCs w:val="22"/>
+              </w:rPr>
+              <w:t xml:space="preserve"> claro de las calificaciones y asistencias de cada estudiante y docente</w:t>
             </w:r>
           </w:p>
         </w:tc>
@@ -6520,7 +7123,7 @@
               <w:pStyle w:val="NormalWeb"/>
               <w:numPr>
                 <w:ilvl w:val="0"/>
-                <w:numId w:val="14"/>
+                <w:numId w:val="22"/>
               </w:numPr>
               <w:spacing w:before="0" w:beforeAutospacing="0" w:after="0" w:afterAutospacing="0"/>
               <w:ind w:left="2160"/>
@@ -6539,7 +7142,27 @@
                 <w:sz w:val="22"/>
                 <w:szCs w:val="22"/>
               </w:rPr>
-              <w:t>Se ara un control estadistico de cada apartado para ver el crecimiento del centro</w:t>
+              <w:t xml:space="preserve">Se ara un control </w:t>
+            </w:r>
+            <w:proofErr w:type="spellStart"/>
+            <w:r>
+              <w:rPr>
+                <w:rFonts w:ascii="Arial" w:hAnsi="Arial" w:cs="Arial"/>
+                <w:color w:val="000000"/>
+                <w:sz w:val="22"/>
+                <w:szCs w:val="22"/>
+              </w:rPr>
+              <w:t>estadistico</w:t>
+            </w:r>
+            <w:proofErr w:type="spellEnd"/>
+            <w:r>
+              <w:rPr>
+                <w:rFonts w:ascii="Arial" w:hAnsi="Arial" w:cs="Arial"/>
+                <w:color w:val="000000"/>
+                <w:sz w:val="22"/>
+                <w:szCs w:val="22"/>
+              </w:rPr>
+              <w:t xml:space="preserve"> de cada apartado para ver el crecimiento del centro</w:t>
             </w:r>
           </w:p>
           <w:p>
@@ -6547,7 +7170,7 @@
               <w:pStyle w:val="NormalWeb"/>
               <w:numPr>
                 <w:ilvl w:val="0"/>
-                <w:numId w:val="14"/>
+                <w:numId w:val="22"/>
               </w:numPr>
               <w:spacing w:before="0" w:beforeAutospacing="0" w:after="0" w:afterAutospacing="0"/>
               <w:ind w:left="2160"/>
@@ -6566,7 +7189,27 @@
                 <w:sz w:val="22"/>
                 <w:szCs w:val="22"/>
               </w:rPr>
-              <w:t>Se obtendran datos del estudiante y calificaciones </w:t>
+              <w:t xml:space="preserve">Se </w:t>
+            </w:r>
+            <w:proofErr w:type="spellStart"/>
+            <w:r>
+              <w:rPr>
+                <w:rFonts w:ascii="Arial" w:hAnsi="Arial" w:cs="Arial"/>
+                <w:color w:val="000000"/>
+                <w:sz w:val="22"/>
+                <w:szCs w:val="22"/>
+              </w:rPr>
+              <w:t>obtendran</w:t>
+            </w:r>
+            <w:proofErr w:type="spellEnd"/>
+            <w:r>
+              <w:rPr>
+                <w:rFonts w:ascii="Arial" w:hAnsi="Arial" w:cs="Arial"/>
+                <w:color w:val="000000"/>
+                <w:sz w:val="22"/>
+                <w:szCs w:val="22"/>
+              </w:rPr>
+              <w:t xml:space="preserve"> datos del estudiante y calificaciones </w:t>
             </w:r>
           </w:p>
           <w:p>
@@ -6574,7 +7217,7 @@
               <w:pStyle w:val="NormalWeb"/>
               <w:numPr>
                 <w:ilvl w:val="0"/>
-                <w:numId w:val="14"/>
+                <w:numId w:val="22"/>
               </w:numPr>
               <w:spacing w:before="0" w:beforeAutospacing="0" w:after="0" w:afterAutospacing="0"/>
               <w:ind w:left="2160"/>
@@ -6593,7 +7236,27 @@
                 <w:sz w:val="22"/>
                 <w:szCs w:val="22"/>
               </w:rPr>
-              <w:t>Se dara un porcentaje por cada apartado</w:t>
+              <w:t xml:space="preserve">Se </w:t>
+            </w:r>
+            <w:proofErr w:type="spellStart"/>
+            <w:r>
+              <w:rPr>
+                <w:rFonts w:ascii="Arial" w:hAnsi="Arial" w:cs="Arial"/>
+                <w:color w:val="000000"/>
+                <w:sz w:val="22"/>
+                <w:szCs w:val="22"/>
+              </w:rPr>
+              <w:t>dara</w:t>
+            </w:r>
+            <w:proofErr w:type="spellEnd"/>
+            <w:r>
+              <w:rPr>
+                <w:rFonts w:ascii="Arial" w:hAnsi="Arial" w:cs="Arial"/>
+                <w:color w:val="000000"/>
+                <w:sz w:val="22"/>
+                <w:szCs w:val="22"/>
+              </w:rPr>
+              <w:t xml:space="preserve"> un porcentaje por cada apartado</w:t>
             </w:r>
           </w:p>
         </w:tc>
@@ -7250,7 +7913,7 @@
               <w:pStyle w:val="NormalWeb"/>
               <w:numPr>
                 <w:ilvl w:val="0"/>
-                <w:numId w:val="15"/>
+                <w:numId w:val="23"/>
               </w:numPr>
               <w:spacing w:before="0" w:beforeAutospacing="0" w:after="0" w:afterAutospacing="0"/>
               <w:ind w:left="1440"/>
@@ -7277,7 +7940,7 @@
               <w:pStyle w:val="NormalWeb"/>
               <w:numPr>
                 <w:ilvl w:val="0"/>
-                <w:numId w:val="15"/>
+                <w:numId w:val="23"/>
               </w:numPr>
               <w:spacing w:before="0" w:beforeAutospacing="0" w:after="0" w:afterAutospacing="0"/>
               <w:ind w:left="1440"/>
@@ -7296,7 +7959,47 @@
                 <w:sz w:val="22"/>
                 <w:szCs w:val="22"/>
               </w:rPr>
-              <w:t>Se rellenara según la asitencia del estudiante</w:t>
+              <w:t xml:space="preserve">Se </w:t>
+            </w:r>
+            <w:proofErr w:type="gramStart"/>
+            <w:r>
+              <w:rPr>
+                <w:rFonts w:ascii="Arial" w:hAnsi="Arial" w:cs="Arial"/>
+                <w:color w:val="000000"/>
+                <w:sz w:val="22"/>
+                <w:szCs w:val="22"/>
+              </w:rPr>
+              <w:t>rellenara</w:t>
+            </w:r>
+            <w:proofErr w:type="gramEnd"/>
+            <w:r>
+              <w:rPr>
+                <w:rFonts w:ascii="Arial" w:hAnsi="Arial" w:cs="Arial"/>
+                <w:color w:val="000000"/>
+                <w:sz w:val="22"/>
+                <w:szCs w:val="22"/>
+              </w:rPr>
+              <w:t xml:space="preserve"> según la </w:t>
+            </w:r>
+            <w:proofErr w:type="spellStart"/>
+            <w:r>
+              <w:rPr>
+                <w:rFonts w:ascii="Arial" w:hAnsi="Arial" w:cs="Arial"/>
+                <w:color w:val="000000"/>
+                <w:sz w:val="22"/>
+                <w:szCs w:val="22"/>
+              </w:rPr>
+              <w:t>asitencia</w:t>
+            </w:r>
+            <w:proofErr w:type="spellEnd"/>
+            <w:r>
+              <w:rPr>
+                <w:rFonts w:ascii="Arial" w:hAnsi="Arial" w:cs="Arial"/>
+                <w:color w:val="000000"/>
+                <w:sz w:val="22"/>
+                <w:szCs w:val="22"/>
+              </w:rPr>
+              <w:t xml:space="preserve"> del estudiante</w:t>
             </w:r>
           </w:p>
           <w:p>
@@ -7304,7 +8007,7 @@
               <w:pStyle w:val="NormalWeb"/>
               <w:numPr>
                 <w:ilvl w:val="0"/>
-                <w:numId w:val="15"/>
+                <w:numId w:val="23"/>
               </w:numPr>
               <w:spacing w:before="0" w:beforeAutospacing="0" w:after="0" w:afterAutospacing="0"/>
               <w:ind w:left="1440"/>
@@ -7323,7 +8026,27 @@
                 <w:sz w:val="22"/>
                 <w:szCs w:val="22"/>
               </w:rPr>
-              <w:t>Se ara un reporte automático despues de varias inasistencias</w:t>
+              <w:t xml:space="preserve">Se ara un reporte automático </w:t>
+            </w:r>
+            <w:proofErr w:type="spellStart"/>
+            <w:r>
+              <w:rPr>
+                <w:rFonts w:ascii="Arial" w:hAnsi="Arial" w:cs="Arial"/>
+                <w:color w:val="000000"/>
+                <w:sz w:val="22"/>
+                <w:szCs w:val="22"/>
+              </w:rPr>
+              <w:t>despues</w:t>
+            </w:r>
+            <w:proofErr w:type="spellEnd"/>
+            <w:r>
+              <w:rPr>
+                <w:rFonts w:ascii="Arial" w:hAnsi="Arial" w:cs="Arial"/>
+                <w:color w:val="000000"/>
+                <w:sz w:val="22"/>
+                <w:szCs w:val="22"/>
+              </w:rPr>
+              <w:t xml:space="preserve"> de varias inasistencias</w:t>
             </w:r>
           </w:p>
         </w:tc>
@@ -7980,7 +8703,7 @@
               <w:pStyle w:val="NormalWeb"/>
               <w:numPr>
                 <w:ilvl w:val="0"/>
-                <w:numId w:val="16"/>
+                <w:numId w:val="24"/>
               </w:numPr>
               <w:spacing w:before="0" w:beforeAutospacing="0" w:after="0" w:afterAutospacing="0"/>
               <w:ind w:left="1440"/>
@@ -7999,7 +8722,27 @@
                 <w:sz w:val="22"/>
                 <w:szCs w:val="22"/>
               </w:rPr>
-              <w:t>Se entregara un formato semestral</w:t>
+              <w:t xml:space="preserve">Se </w:t>
+            </w:r>
+            <w:proofErr w:type="gramStart"/>
+            <w:r>
+              <w:rPr>
+                <w:rFonts w:ascii="Arial" w:hAnsi="Arial" w:cs="Arial"/>
+                <w:color w:val="000000"/>
+                <w:sz w:val="22"/>
+                <w:szCs w:val="22"/>
+              </w:rPr>
+              <w:t>entregara</w:t>
+            </w:r>
+            <w:proofErr w:type="gramEnd"/>
+            <w:r>
+              <w:rPr>
+                <w:rFonts w:ascii="Arial" w:hAnsi="Arial" w:cs="Arial"/>
+                <w:color w:val="000000"/>
+                <w:sz w:val="22"/>
+                <w:szCs w:val="22"/>
+              </w:rPr>
+              <w:t xml:space="preserve"> un formato semestral</w:t>
             </w:r>
           </w:p>
           <w:p>
@@ -8007,7 +8750,7 @@
               <w:pStyle w:val="NormalWeb"/>
               <w:numPr>
                 <w:ilvl w:val="0"/>
-                <w:numId w:val="16"/>
+                <w:numId w:val="24"/>
               </w:numPr>
               <w:spacing w:before="0" w:beforeAutospacing="0" w:after="0" w:afterAutospacing="0"/>
               <w:ind w:left="1440"/>
@@ -8026,7 +8769,47 @@
                 <w:sz w:val="22"/>
                 <w:szCs w:val="22"/>
               </w:rPr>
-              <w:t>se rellenara segun las tareas, exámenes o trabajos que entreguen</w:t>
+              <w:t xml:space="preserve">se </w:t>
+            </w:r>
+            <w:proofErr w:type="gramStart"/>
+            <w:r>
+              <w:rPr>
+                <w:rFonts w:ascii="Arial" w:hAnsi="Arial" w:cs="Arial"/>
+                <w:color w:val="000000"/>
+                <w:sz w:val="22"/>
+                <w:szCs w:val="22"/>
+              </w:rPr>
+              <w:t>rellenara</w:t>
+            </w:r>
+            <w:proofErr w:type="gramEnd"/>
+            <w:r>
+              <w:rPr>
+                <w:rFonts w:ascii="Arial" w:hAnsi="Arial" w:cs="Arial"/>
+                <w:color w:val="000000"/>
+                <w:sz w:val="22"/>
+                <w:szCs w:val="22"/>
+              </w:rPr>
+              <w:t xml:space="preserve"> </w:t>
+            </w:r>
+            <w:proofErr w:type="spellStart"/>
+            <w:r>
+              <w:rPr>
+                <w:rFonts w:ascii="Arial" w:hAnsi="Arial" w:cs="Arial"/>
+                <w:color w:val="000000"/>
+                <w:sz w:val="22"/>
+                <w:szCs w:val="22"/>
+              </w:rPr>
+              <w:t>segun</w:t>
+            </w:r>
+            <w:proofErr w:type="spellEnd"/>
+            <w:r>
+              <w:rPr>
+                <w:rFonts w:ascii="Arial" w:hAnsi="Arial" w:cs="Arial"/>
+                <w:color w:val="000000"/>
+                <w:sz w:val="22"/>
+                <w:szCs w:val="22"/>
+              </w:rPr>
+              <w:t xml:space="preserve"> las tareas, exámenes o trabajos que entreguen</w:t>
             </w:r>
           </w:p>
           <w:p>
@@ -8034,7 +8817,7 @@
               <w:pStyle w:val="NormalWeb"/>
               <w:numPr>
                 <w:ilvl w:val="0"/>
-                <w:numId w:val="16"/>
+                <w:numId w:val="24"/>
               </w:numPr>
               <w:spacing w:before="0" w:beforeAutospacing="0" w:after="0" w:afterAutospacing="0"/>
               <w:ind w:left="1440"/>
@@ -8054,7 +8837,27 @@
                 <w:szCs w:val="22"/>
               </w:rPr>
               <w:lastRenderedPageBreak/>
-              <w:t>Se sacara el promedio y registrara</w:t>
+              <w:t xml:space="preserve">Se </w:t>
+            </w:r>
+            <w:proofErr w:type="gramStart"/>
+            <w:r>
+              <w:rPr>
+                <w:rFonts w:ascii="Arial" w:hAnsi="Arial" w:cs="Arial"/>
+                <w:color w:val="000000"/>
+                <w:sz w:val="22"/>
+                <w:szCs w:val="22"/>
+              </w:rPr>
+              <w:t>sacara</w:t>
+            </w:r>
+            <w:proofErr w:type="gramEnd"/>
+            <w:r>
+              <w:rPr>
+                <w:rFonts w:ascii="Arial" w:hAnsi="Arial" w:cs="Arial"/>
+                <w:color w:val="000000"/>
+                <w:sz w:val="22"/>
+                <w:szCs w:val="22"/>
+              </w:rPr>
+              <w:t xml:space="preserve"> el promedio y registrara</w:t>
             </w:r>
           </w:p>
         </w:tc>
@@ -8381,6 +9184,12 @@
       <w:pPr>
         <w:pStyle w:val="NormalWeb"/>
         <w:spacing w:before="0" w:beforeAutospacing="0" w:after="160" w:afterAutospacing="0"/>
+        <w:rPr>
+          <w:rFonts w:ascii="Arial" w:hAnsi="Arial" w:cs="Arial"/>
+          <w:color w:val="000000"/>
+          <w:sz w:val="22"/>
+          <w:szCs w:val="22"/>
+        </w:rPr>
       </w:pPr>
       <w:r>
         <w:rPr>
@@ -8397,6 +9206,12 @@
         <w:pStyle w:val="NormalWeb"/>
         <w:spacing w:before="0" w:beforeAutospacing="0" w:after="160" w:afterAutospacing="0"/>
       </w:pPr>
+    </w:p>
+    <w:p>
+      <w:pPr>
+        <w:pStyle w:val="NormalWeb"/>
+        <w:spacing w:before="0" w:beforeAutospacing="0" w:after="160" w:afterAutospacing="0"/>
+      </w:pPr>
       <w:r>
         <w:rPr>
           <w:rFonts w:ascii="Arial" w:hAnsi="Arial" w:cs="Arial"/>
@@ -8434,7 +9249,25 @@
           <w:sz w:val="24"/>
           <w:szCs w:val="24"/>
         </w:rPr>
-        <w:t>4.3 Product backlog</w:t>
+        <w:t xml:space="preserve">4.3 </w:t>
+      </w:r>
+      <w:proofErr w:type="spellStart"/>
+      <w:r>
+        <w:rPr>
+          <w:color w:val="000000"/>
+          <w:sz w:val="24"/>
+          <w:szCs w:val="24"/>
+        </w:rPr>
+        <w:t>Product</w:t>
+      </w:r>
+      <w:proofErr w:type="spellEnd"/>
+      <w:r>
+        <w:rPr>
+          <w:color w:val="000000"/>
+          <w:sz w:val="24"/>
+          <w:szCs w:val="24"/>
+        </w:rPr>
+        <w:t xml:space="preserve"> backlog</w:t>
       </w:r>
     </w:p>
     <w:tbl>
@@ -9968,14 +10801,25 @@
               <w:spacing w:before="0" w:beforeAutospacing="0" w:after="0" w:afterAutospacing="0"/>
               <w:jc w:val="center"/>
             </w:pPr>
-            <w:r>
-              <w:rPr>
-                <w:rFonts w:ascii="Arial" w:hAnsi="Arial" w:cs="Arial"/>
-                <w:color w:val="000000"/>
-                <w:sz w:val="22"/>
-                <w:szCs w:val="22"/>
-              </w:rPr>
-              <w:t>Regitrar asistencia</w:t>
+            <w:proofErr w:type="spellStart"/>
+            <w:r>
+              <w:rPr>
+                <w:rFonts w:ascii="Arial" w:hAnsi="Arial" w:cs="Arial"/>
+                <w:color w:val="000000"/>
+                <w:sz w:val="22"/>
+                <w:szCs w:val="22"/>
+              </w:rPr>
+              <w:t>Regitrar</w:t>
+            </w:r>
+            <w:proofErr w:type="spellEnd"/>
+            <w:r>
+              <w:rPr>
+                <w:rFonts w:ascii="Arial" w:hAnsi="Arial" w:cs="Arial"/>
+                <w:color w:val="000000"/>
+                <w:sz w:val="22"/>
+                <w:szCs w:val="22"/>
+              </w:rPr>
+              <w:t xml:space="preserve"> asistencia</w:t>
             </w:r>
           </w:p>
         </w:tc>
@@ -10145,6 +10989,7 @@
                 <w:sz w:val="22"/>
                 <w:szCs w:val="22"/>
               </w:rPr>
+              <w:lastRenderedPageBreak/>
               <w:t>HU008</w:t>
             </w:r>
           </w:p>
@@ -10344,7 +11189,6 @@
           <w:sz w:val="22"/>
           <w:szCs w:val="22"/>
         </w:rPr>
-        <w:lastRenderedPageBreak/>
         <w:t> </w:t>
       </w:r>
     </w:p>
@@ -10364,6 +11208,9 @@
       </w:r>
     </w:p>
     <w:p/>
+    <w:p/>
+    <w:p/>
+    <w:p/>
     <w:p>
       <w:pPr>
         <w:pStyle w:val="Ttulo2"/>
@@ -10376,7 +11223,25 @@
           <w:sz w:val="24"/>
           <w:szCs w:val="24"/>
         </w:rPr>
-        <w:t>4.4 Product Backlog priorizado</w:t>
+        <w:t xml:space="preserve">4.4 </w:t>
+      </w:r>
+      <w:proofErr w:type="spellStart"/>
+      <w:r>
+        <w:rPr>
+          <w:color w:val="000000"/>
+          <w:sz w:val="24"/>
+          <w:szCs w:val="24"/>
+        </w:rPr>
+        <w:t>Product</w:t>
+      </w:r>
+      <w:proofErr w:type="spellEnd"/>
+      <w:r>
+        <w:rPr>
+          <w:color w:val="000000"/>
+          <w:sz w:val="24"/>
+          <w:szCs w:val="24"/>
+        </w:rPr>
+        <w:t xml:space="preserve"> Backlog priorizado</w:t>
       </w:r>
     </w:p>
     <w:tbl>
@@ -11136,7 +12001,27 @@
                 <w:sz w:val="22"/>
                 <w:szCs w:val="22"/>
               </w:rPr>
-              <w:t>HU07- Regitrar asistencia</w:t>
+              <w:t xml:space="preserve">HU07- </w:t>
+            </w:r>
+            <w:proofErr w:type="spellStart"/>
+            <w:r>
+              <w:rPr>
+                <w:rFonts w:ascii="Arial" w:hAnsi="Arial" w:cs="Arial"/>
+                <w:color w:val="000000"/>
+                <w:sz w:val="22"/>
+                <w:szCs w:val="22"/>
+              </w:rPr>
+              <w:t>Regitrar</w:t>
+            </w:r>
+            <w:proofErr w:type="spellEnd"/>
+            <w:r>
+              <w:rPr>
+                <w:rFonts w:ascii="Arial" w:hAnsi="Arial" w:cs="Arial"/>
+                <w:color w:val="000000"/>
+                <w:sz w:val="22"/>
+                <w:szCs w:val="22"/>
+              </w:rPr>
+              <w:t xml:space="preserve"> asistencia</w:t>
             </w:r>
           </w:p>
         </w:tc>
@@ -11915,6 +12800,7 @@
                 <w:sz w:val="22"/>
                 <w:szCs w:val="22"/>
               </w:rPr>
+              <w:lastRenderedPageBreak/>
               <w:t>7</w:t>
             </w:r>
           </w:p>
@@ -12374,7 +13260,6 @@
                 <w:sz w:val="22"/>
                 <w:szCs w:val="22"/>
               </w:rPr>
-              <w:lastRenderedPageBreak/>
               <w:t>ID</w:t>
             </w:r>
           </w:p>
@@ -12661,14 +13546,25 @@
               <w:pStyle w:val="NormalWeb"/>
               <w:spacing w:before="0" w:beforeAutospacing="0" w:after="160" w:afterAutospacing="0"/>
             </w:pPr>
-            <w:r>
-              <w:rPr>
-                <w:rFonts w:ascii="Arial" w:hAnsi="Arial" w:cs="Arial"/>
-                <w:color w:val="000000"/>
-                <w:sz w:val="22"/>
-                <w:szCs w:val="22"/>
-              </w:rPr>
-              <w:t>Union de base de datos</w:t>
+            <w:proofErr w:type="spellStart"/>
+            <w:r>
+              <w:rPr>
+                <w:rFonts w:ascii="Arial" w:hAnsi="Arial" w:cs="Arial"/>
+                <w:color w:val="000000"/>
+                <w:sz w:val="22"/>
+                <w:szCs w:val="22"/>
+              </w:rPr>
+              <w:t>Union</w:t>
+            </w:r>
+            <w:proofErr w:type="spellEnd"/>
+            <w:r>
+              <w:rPr>
+                <w:rFonts w:ascii="Arial" w:hAnsi="Arial" w:cs="Arial"/>
+                <w:color w:val="000000"/>
+                <w:sz w:val="22"/>
+                <w:szCs w:val="22"/>
+              </w:rPr>
+              <w:t xml:space="preserve"> de base de datos</w:t>
             </w:r>
           </w:p>
         </w:tc>
@@ -12701,8 +13597,19 @@
                 <w:sz w:val="22"/>
                 <w:szCs w:val="22"/>
               </w:rPr>
-              <w:t>6 hrs</w:t>
-            </w:r>
+              <w:t xml:space="preserve">6 </w:t>
+            </w:r>
+            <w:proofErr w:type="spellStart"/>
+            <w:r>
+              <w:rPr>
+                <w:rFonts w:ascii="Arial" w:hAnsi="Arial" w:cs="Arial"/>
+                <w:color w:val="000000"/>
+                <w:sz w:val="22"/>
+                <w:szCs w:val="22"/>
+              </w:rPr>
+              <w:t>hrs</w:t>
+            </w:r>
+            <w:proofErr w:type="spellEnd"/>
           </w:p>
         </w:tc>
         <w:tc>
@@ -12959,8 +13866,19 @@
                 <w:sz w:val="22"/>
                 <w:szCs w:val="22"/>
               </w:rPr>
-              <w:t>8 hrs</w:t>
-            </w:r>
+              <w:t xml:space="preserve">8 </w:t>
+            </w:r>
+            <w:proofErr w:type="spellStart"/>
+            <w:r>
+              <w:rPr>
+                <w:rFonts w:ascii="Arial" w:hAnsi="Arial" w:cs="Arial"/>
+                <w:color w:val="000000"/>
+                <w:sz w:val="22"/>
+                <w:szCs w:val="22"/>
+              </w:rPr>
+              <w:t>hrs</w:t>
+            </w:r>
+            <w:proofErr w:type="spellEnd"/>
           </w:p>
         </w:tc>
         <w:tc>
@@ -12992,8 +13910,19 @@
                 <w:sz w:val="22"/>
                 <w:szCs w:val="22"/>
               </w:rPr>
-              <w:t>Ana Irias</w:t>
-            </w:r>
+              <w:t xml:space="preserve">Ana </w:t>
+            </w:r>
+            <w:proofErr w:type="spellStart"/>
+            <w:r>
+              <w:rPr>
+                <w:rFonts w:ascii="Arial" w:hAnsi="Arial" w:cs="Arial"/>
+                <w:color w:val="000000"/>
+                <w:sz w:val="22"/>
+                <w:szCs w:val="22"/>
+              </w:rPr>
+              <w:t>Irias</w:t>
+            </w:r>
+            <w:proofErr w:type="spellEnd"/>
           </w:p>
         </w:tc>
         <w:tc>
@@ -13110,8 +14039,19 @@
                 <w:sz w:val="22"/>
                 <w:szCs w:val="22"/>
               </w:rPr>
-              <w:t>10 hrs</w:t>
-            </w:r>
+              <w:t xml:space="preserve">10 </w:t>
+            </w:r>
+            <w:proofErr w:type="spellStart"/>
+            <w:r>
+              <w:rPr>
+                <w:rFonts w:ascii="Arial" w:hAnsi="Arial" w:cs="Arial"/>
+                <w:color w:val="000000"/>
+                <w:sz w:val="22"/>
+                <w:szCs w:val="22"/>
+              </w:rPr>
+              <w:t>hrs</w:t>
+            </w:r>
+            <w:proofErr w:type="spellEnd"/>
           </w:p>
         </w:tc>
         <w:tc>
@@ -13143,7 +14083,22 @@
                 <w:sz w:val="22"/>
                 <w:szCs w:val="22"/>
               </w:rPr>
-              <w:t>Enger Gomez</w:t>
+              <w:t>Dhiosmer</w:t>
+            </w:r>
+          </w:p>
+          <w:p>
+            <w:pPr>
+              <w:pStyle w:val="NormalWeb"/>
+              <w:spacing w:before="0" w:beforeAutospacing="0" w:after="160" w:afterAutospacing="0"/>
+            </w:pPr>
+            <w:r>
+              <w:rPr>
+                <w:rFonts w:ascii="Arial" w:hAnsi="Arial" w:cs="Arial"/>
+                <w:color w:val="000000"/>
+                <w:sz w:val="22"/>
+                <w:szCs w:val="22"/>
+              </w:rPr>
+              <w:t>Cuadra</w:t>
             </w:r>
           </w:p>
         </w:tc>
@@ -13260,8 +14215,19 @@
                 <w:sz w:val="22"/>
                 <w:szCs w:val="22"/>
               </w:rPr>
-              <w:t xml:space="preserve"> 2 hrs</w:t>
-            </w:r>
+              <w:t xml:space="preserve"> 2 </w:t>
+            </w:r>
+            <w:proofErr w:type="spellStart"/>
+            <w:r>
+              <w:rPr>
+                <w:rFonts w:ascii="Arial" w:hAnsi="Arial" w:cs="Arial"/>
+                <w:color w:val="000000"/>
+                <w:sz w:val="22"/>
+                <w:szCs w:val="22"/>
+              </w:rPr>
+              <w:t>hrs</w:t>
+            </w:r>
+            <w:proofErr w:type="spellEnd"/>
           </w:p>
         </w:tc>
         <w:tc>
@@ -13408,14 +14374,25 @@
               <w:pStyle w:val="NormalWeb"/>
               <w:spacing w:before="0" w:beforeAutospacing="0" w:after="160" w:afterAutospacing="0"/>
             </w:pPr>
-            <w:r>
-              <w:rPr>
-                <w:rFonts w:ascii="Arial" w:hAnsi="Arial" w:cs="Arial"/>
-                <w:color w:val="000000"/>
-                <w:sz w:val="22"/>
-                <w:szCs w:val="22"/>
-              </w:rPr>
-              <w:t>Union de base de datos</w:t>
+            <w:proofErr w:type="spellStart"/>
+            <w:r>
+              <w:rPr>
+                <w:rFonts w:ascii="Arial" w:hAnsi="Arial" w:cs="Arial"/>
+                <w:color w:val="000000"/>
+                <w:sz w:val="22"/>
+                <w:szCs w:val="22"/>
+              </w:rPr>
+              <w:t>Union</w:t>
+            </w:r>
+            <w:proofErr w:type="spellEnd"/>
+            <w:r>
+              <w:rPr>
+                <w:rFonts w:ascii="Arial" w:hAnsi="Arial" w:cs="Arial"/>
+                <w:color w:val="000000"/>
+                <w:sz w:val="22"/>
+                <w:szCs w:val="22"/>
+              </w:rPr>
+              <w:t xml:space="preserve"> de base de datos</w:t>
             </w:r>
           </w:p>
         </w:tc>
@@ -13448,8 +14425,19 @@
                 <w:sz w:val="22"/>
                 <w:szCs w:val="22"/>
               </w:rPr>
-              <w:t>7 hrs</w:t>
-            </w:r>
+              <w:t xml:space="preserve">7 </w:t>
+            </w:r>
+            <w:proofErr w:type="spellStart"/>
+            <w:r>
+              <w:rPr>
+                <w:rFonts w:ascii="Arial" w:hAnsi="Arial" w:cs="Arial"/>
+                <w:color w:val="000000"/>
+                <w:sz w:val="22"/>
+                <w:szCs w:val="22"/>
+              </w:rPr>
+              <w:t>hrs</w:t>
+            </w:r>
+            <w:proofErr w:type="spellEnd"/>
           </w:p>
         </w:tc>
         <w:tc>
@@ -13565,8 +14553,19 @@
                 <w:sz w:val="22"/>
                 <w:szCs w:val="22"/>
               </w:rPr>
-              <w:t>Diseñar interfaz de estadistica</w:t>
-            </w:r>
+              <w:t xml:space="preserve">Diseñar interfaz de </w:t>
+            </w:r>
+            <w:proofErr w:type="spellStart"/>
+            <w:r>
+              <w:rPr>
+                <w:rFonts w:ascii="Arial" w:hAnsi="Arial" w:cs="Arial"/>
+                <w:color w:val="000000"/>
+                <w:sz w:val="22"/>
+                <w:szCs w:val="22"/>
+              </w:rPr>
+              <w:t>estadistica</w:t>
+            </w:r>
+            <w:proofErr w:type="spellEnd"/>
           </w:p>
         </w:tc>
         <w:tc>
@@ -13598,8 +14597,19 @@
                 <w:sz w:val="22"/>
                 <w:szCs w:val="22"/>
               </w:rPr>
-              <w:t>6 hrs</w:t>
-            </w:r>
+              <w:t xml:space="preserve">6 </w:t>
+            </w:r>
+            <w:proofErr w:type="spellStart"/>
+            <w:r>
+              <w:rPr>
+                <w:rFonts w:ascii="Arial" w:hAnsi="Arial" w:cs="Arial"/>
+                <w:color w:val="000000"/>
+                <w:sz w:val="22"/>
+                <w:szCs w:val="22"/>
+              </w:rPr>
+              <w:t>hrs</w:t>
+            </w:r>
+            <w:proofErr w:type="spellEnd"/>
           </w:p>
         </w:tc>
         <w:tc>
@@ -13715,8 +14725,39 @@
                 <w:sz w:val="22"/>
                 <w:szCs w:val="22"/>
               </w:rPr>
-              <w:t>Programar las formulas de los porcentajes y graficos</w:t>
-            </w:r>
+              <w:t xml:space="preserve">Programar las </w:t>
+            </w:r>
+            <w:proofErr w:type="spellStart"/>
+            <w:r>
+              <w:rPr>
+                <w:rFonts w:ascii="Arial" w:hAnsi="Arial" w:cs="Arial"/>
+                <w:color w:val="000000"/>
+                <w:sz w:val="22"/>
+                <w:szCs w:val="22"/>
+              </w:rPr>
+              <w:t>formulas</w:t>
+            </w:r>
+            <w:proofErr w:type="spellEnd"/>
+            <w:r>
+              <w:rPr>
+                <w:rFonts w:ascii="Arial" w:hAnsi="Arial" w:cs="Arial"/>
+                <w:color w:val="000000"/>
+                <w:sz w:val="22"/>
+                <w:szCs w:val="22"/>
+              </w:rPr>
+              <w:t xml:space="preserve"> de los porcentajes y </w:t>
+            </w:r>
+            <w:proofErr w:type="spellStart"/>
+            <w:r>
+              <w:rPr>
+                <w:rFonts w:ascii="Arial" w:hAnsi="Arial" w:cs="Arial"/>
+                <w:color w:val="000000"/>
+                <w:sz w:val="22"/>
+                <w:szCs w:val="22"/>
+              </w:rPr>
+              <w:t>graficos</w:t>
+            </w:r>
+            <w:proofErr w:type="spellEnd"/>
           </w:p>
         </w:tc>
         <w:tc>
@@ -13748,8 +14789,19 @@
                 <w:sz w:val="22"/>
                 <w:szCs w:val="22"/>
               </w:rPr>
-              <w:t>10 hrs</w:t>
-            </w:r>
+              <w:t xml:space="preserve">10 </w:t>
+            </w:r>
+            <w:proofErr w:type="spellStart"/>
+            <w:r>
+              <w:rPr>
+                <w:rFonts w:ascii="Arial" w:hAnsi="Arial" w:cs="Arial"/>
+                <w:color w:val="000000"/>
+                <w:sz w:val="22"/>
+                <w:szCs w:val="22"/>
+              </w:rPr>
+              <w:t>hrs</w:t>
+            </w:r>
+            <w:proofErr w:type="spellEnd"/>
           </w:p>
         </w:tc>
         <w:tc>
@@ -13906,8 +14958,19 @@
                 <w:sz w:val="22"/>
                 <w:szCs w:val="22"/>
               </w:rPr>
-              <w:t>5 hrs</w:t>
-            </w:r>
+              <w:t xml:space="preserve">5 </w:t>
+            </w:r>
+            <w:proofErr w:type="spellStart"/>
+            <w:r>
+              <w:rPr>
+                <w:rFonts w:ascii="Arial" w:hAnsi="Arial" w:cs="Arial"/>
+                <w:color w:val="000000"/>
+                <w:sz w:val="22"/>
+                <w:szCs w:val="22"/>
+              </w:rPr>
+              <w:t>hrs</w:t>
+            </w:r>
+            <w:proofErr w:type="spellEnd"/>
           </w:p>
         </w:tc>
         <w:tc>
@@ -13939,8 +15002,19 @@
                 <w:sz w:val="22"/>
                 <w:szCs w:val="22"/>
               </w:rPr>
-              <w:t>Ana Irias</w:t>
-            </w:r>
+              <w:t xml:space="preserve">Ana </w:t>
+            </w:r>
+            <w:proofErr w:type="spellStart"/>
+            <w:r>
+              <w:rPr>
+                <w:rFonts w:ascii="Arial" w:hAnsi="Arial" w:cs="Arial"/>
+                <w:color w:val="000000"/>
+                <w:sz w:val="22"/>
+                <w:szCs w:val="22"/>
+              </w:rPr>
+              <w:t>Irias</w:t>
+            </w:r>
+            <w:proofErr w:type="spellEnd"/>
           </w:p>
         </w:tc>
         <w:tc>
@@ -14028,7 +15102,27 @@
                 <w:sz w:val="22"/>
                 <w:szCs w:val="22"/>
               </w:rPr>
-              <w:t xml:space="preserve"> Regitrar asistencia</w:t>
+              <w:t xml:space="preserve"> </w:t>
+            </w:r>
+            <w:proofErr w:type="spellStart"/>
+            <w:r>
+              <w:rPr>
+                <w:rFonts w:ascii="Arial" w:hAnsi="Arial" w:cs="Arial"/>
+                <w:color w:val="000000"/>
+                <w:sz w:val="22"/>
+                <w:szCs w:val="22"/>
+              </w:rPr>
+              <w:t>Regitrar</w:t>
+            </w:r>
+            <w:proofErr w:type="spellEnd"/>
+            <w:r>
+              <w:rPr>
+                <w:rFonts w:ascii="Arial" w:hAnsi="Arial" w:cs="Arial"/>
+                <w:color w:val="000000"/>
+                <w:sz w:val="22"/>
+                <w:szCs w:val="22"/>
+              </w:rPr>
+              <w:t xml:space="preserve"> asistencia</w:t>
             </w:r>
           </w:p>
         </w:tc>
@@ -14061,7 +15155,27 @@
                 <w:sz w:val="22"/>
                 <w:szCs w:val="22"/>
               </w:rPr>
-              <w:t xml:space="preserve"> Union de base de datos</w:t>
+              <w:t xml:space="preserve"> </w:t>
+            </w:r>
+            <w:proofErr w:type="spellStart"/>
+            <w:r>
+              <w:rPr>
+                <w:rFonts w:ascii="Arial" w:hAnsi="Arial" w:cs="Arial"/>
+                <w:color w:val="000000"/>
+                <w:sz w:val="22"/>
+                <w:szCs w:val="22"/>
+              </w:rPr>
+              <w:t>Union</w:t>
+            </w:r>
+            <w:proofErr w:type="spellEnd"/>
+            <w:r>
+              <w:rPr>
+                <w:rFonts w:ascii="Arial" w:hAnsi="Arial" w:cs="Arial"/>
+                <w:color w:val="000000"/>
+                <w:sz w:val="22"/>
+                <w:szCs w:val="22"/>
+              </w:rPr>
+              <w:t xml:space="preserve"> de base de datos</w:t>
             </w:r>
           </w:p>
         </w:tc>
@@ -14094,8 +15208,19 @@
                 <w:sz w:val="22"/>
                 <w:szCs w:val="22"/>
               </w:rPr>
-              <w:t xml:space="preserve"> 8 hrs</w:t>
-            </w:r>
+              <w:t xml:space="preserve"> 8 </w:t>
+            </w:r>
+            <w:proofErr w:type="spellStart"/>
+            <w:r>
+              <w:rPr>
+                <w:rFonts w:ascii="Arial" w:hAnsi="Arial" w:cs="Arial"/>
+                <w:color w:val="000000"/>
+                <w:sz w:val="22"/>
+                <w:szCs w:val="22"/>
+              </w:rPr>
+              <w:t>hrs</w:t>
+            </w:r>
+            <w:proofErr w:type="spellEnd"/>
           </w:p>
         </w:tc>
         <w:tc>
@@ -14244,8 +15369,19 @@
                 <w:sz w:val="22"/>
                 <w:szCs w:val="22"/>
               </w:rPr>
-              <w:t xml:space="preserve"> 5 hrs</w:t>
-            </w:r>
+              <w:t xml:space="preserve"> 5 </w:t>
+            </w:r>
+            <w:proofErr w:type="spellStart"/>
+            <w:r>
+              <w:rPr>
+                <w:rFonts w:ascii="Arial" w:hAnsi="Arial" w:cs="Arial"/>
+                <w:color w:val="000000"/>
+                <w:sz w:val="22"/>
+                <w:szCs w:val="22"/>
+              </w:rPr>
+              <w:t>hrs</w:t>
+            </w:r>
+            <w:proofErr w:type="spellEnd"/>
           </w:p>
         </w:tc>
         <w:tc>
@@ -14397,7 +15533,27 @@
                 <w:sz w:val="22"/>
                 <w:szCs w:val="22"/>
               </w:rPr>
-              <w:t xml:space="preserve"> Programar el autoanálisis de rellenado y boton de registrar </w:t>
+              <w:t xml:space="preserve"> Programar el autoanálisis de rellenado y </w:t>
+            </w:r>
+            <w:proofErr w:type="spellStart"/>
+            <w:r>
+              <w:rPr>
+                <w:rFonts w:ascii="Arial" w:hAnsi="Arial" w:cs="Arial"/>
+                <w:color w:val="000000"/>
+                <w:sz w:val="22"/>
+                <w:szCs w:val="22"/>
+              </w:rPr>
+              <w:t>boton</w:t>
+            </w:r>
+            <w:proofErr w:type="spellEnd"/>
+            <w:r>
+              <w:rPr>
+                <w:rFonts w:ascii="Arial" w:hAnsi="Arial" w:cs="Arial"/>
+                <w:color w:val="000000"/>
+                <w:sz w:val="22"/>
+                <w:szCs w:val="22"/>
+              </w:rPr>
+              <w:t xml:space="preserve"> de registrar </w:t>
             </w:r>
           </w:p>
         </w:tc>
@@ -14430,8 +15586,19 @@
                 <w:sz w:val="22"/>
                 <w:szCs w:val="22"/>
               </w:rPr>
-              <w:t xml:space="preserve"> 3 hrs</w:t>
-            </w:r>
+              <w:t xml:space="preserve"> 3 </w:t>
+            </w:r>
+            <w:proofErr w:type="spellStart"/>
+            <w:r>
+              <w:rPr>
+                <w:rFonts w:ascii="Arial" w:hAnsi="Arial" w:cs="Arial"/>
+                <w:color w:val="000000"/>
+                <w:sz w:val="22"/>
+                <w:szCs w:val="22"/>
+              </w:rPr>
+              <w:t>hrs</w:t>
+            </w:r>
+            <w:proofErr w:type="spellEnd"/>
           </w:p>
         </w:tc>
         <w:tc>
@@ -14588,8 +15755,19 @@
                 <w:sz w:val="22"/>
                 <w:szCs w:val="22"/>
               </w:rPr>
-              <w:t>1 hr</w:t>
-            </w:r>
+              <w:t xml:space="preserve">1 </w:t>
+            </w:r>
+            <w:proofErr w:type="spellStart"/>
+            <w:r>
+              <w:rPr>
+                <w:rFonts w:ascii="Arial" w:hAnsi="Arial" w:cs="Arial"/>
+                <w:color w:val="000000"/>
+                <w:sz w:val="22"/>
+                <w:szCs w:val="22"/>
+              </w:rPr>
+              <w:t>hr</w:t>
+            </w:r>
+            <w:proofErr w:type="spellEnd"/>
           </w:p>
         </w:tc>
         <w:tc>
@@ -14621,7 +15799,22 @@
                 <w:sz w:val="22"/>
                 <w:szCs w:val="22"/>
               </w:rPr>
-              <w:t>Enger Gomez</w:t>
+              <w:t>Dhiosmer</w:t>
+            </w:r>
+          </w:p>
+          <w:p>
+            <w:pPr>
+              <w:pStyle w:val="NormalWeb"/>
+              <w:spacing w:before="0" w:beforeAutospacing="0" w:after="160" w:afterAutospacing="0"/>
+            </w:pPr>
+            <w:r>
+              <w:rPr>
+                <w:rFonts w:ascii="Arial" w:hAnsi="Arial" w:cs="Arial"/>
+                <w:color w:val="000000"/>
+                <w:sz w:val="22"/>
+                <w:szCs w:val="22"/>
+              </w:rPr>
+              <w:t>Cuadra</w:t>
             </w:r>
           </w:p>
         </w:tc>
@@ -14675,6 +15868,7 @@
                 <w:sz w:val="22"/>
                 <w:szCs w:val="22"/>
               </w:rPr>
+              <w:lastRenderedPageBreak/>
               <w:t>HU008</w:t>
             </w:r>
           </w:p>
@@ -14734,14 +15928,25 @@
               <w:pStyle w:val="NormalWeb"/>
               <w:spacing w:before="0" w:beforeAutospacing="0" w:after="160" w:afterAutospacing="0"/>
             </w:pPr>
-            <w:r>
-              <w:rPr>
-                <w:rFonts w:ascii="Arial" w:hAnsi="Arial" w:cs="Arial"/>
-                <w:color w:val="000000"/>
-                <w:sz w:val="22"/>
-                <w:szCs w:val="22"/>
-              </w:rPr>
-              <w:t>Union de base de datos</w:t>
+            <w:proofErr w:type="spellStart"/>
+            <w:r>
+              <w:rPr>
+                <w:rFonts w:ascii="Arial" w:hAnsi="Arial" w:cs="Arial"/>
+                <w:color w:val="000000"/>
+                <w:sz w:val="22"/>
+                <w:szCs w:val="22"/>
+              </w:rPr>
+              <w:t>Union</w:t>
+            </w:r>
+            <w:proofErr w:type="spellEnd"/>
+            <w:r>
+              <w:rPr>
+                <w:rFonts w:ascii="Arial" w:hAnsi="Arial" w:cs="Arial"/>
+                <w:color w:val="000000"/>
+                <w:sz w:val="22"/>
+                <w:szCs w:val="22"/>
+              </w:rPr>
+              <w:t xml:space="preserve"> de base de datos</w:t>
             </w:r>
           </w:p>
         </w:tc>
@@ -14774,8 +15979,19 @@
                 <w:sz w:val="22"/>
                 <w:szCs w:val="22"/>
               </w:rPr>
-              <w:t>8 Hrs</w:t>
-            </w:r>
+              <w:t xml:space="preserve">8 </w:t>
+            </w:r>
+            <w:proofErr w:type="spellStart"/>
+            <w:r>
+              <w:rPr>
+                <w:rFonts w:ascii="Arial" w:hAnsi="Arial" w:cs="Arial"/>
+                <w:color w:val="000000"/>
+                <w:sz w:val="22"/>
+                <w:szCs w:val="22"/>
+              </w:rPr>
+              <w:t>Hrs</w:t>
+            </w:r>
+            <w:proofErr w:type="spellEnd"/>
           </w:p>
         </w:tc>
         <w:tc>
@@ -14922,8 +16138,19 @@
                 <w:sz w:val="22"/>
                 <w:szCs w:val="22"/>
               </w:rPr>
-              <w:t>19 hrs</w:t>
-            </w:r>
+              <w:t xml:space="preserve">19 </w:t>
+            </w:r>
+            <w:proofErr w:type="spellStart"/>
+            <w:r>
+              <w:rPr>
+                <w:rFonts w:ascii="Arial" w:hAnsi="Arial" w:cs="Arial"/>
+                <w:color w:val="000000"/>
+                <w:sz w:val="22"/>
+                <w:szCs w:val="22"/>
+              </w:rPr>
+              <w:t>hrs</w:t>
+            </w:r>
+            <w:proofErr w:type="spellEnd"/>
           </w:p>
         </w:tc>
         <w:tc>
@@ -14955,8 +16182,19 @@
                 <w:sz w:val="22"/>
                 <w:szCs w:val="22"/>
               </w:rPr>
-              <w:t>Ana Irias</w:t>
-            </w:r>
+              <w:t xml:space="preserve">Ana </w:t>
+            </w:r>
+            <w:proofErr w:type="spellStart"/>
+            <w:r>
+              <w:rPr>
+                <w:rFonts w:ascii="Arial" w:hAnsi="Arial" w:cs="Arial"/>
+                <w:color w:val="000000"/>
+                <w:sz w:val="22"/>
+                <w:szCs w:val="22"/>
+              </w:rPr>
+              <w:t>Irias</w:t>
+            </w:r>
+            <w:proofErr w:type="spellEnd"/>
           </w:p>
         </w:tc>
         <w:tc>
@@ -15008,7 +16246,6 @@
                 <w:sz w:val="22"/>
                 <w:szCs w:val="22"/>
               </w:rPr>
-              <w:lastRenderedPageBreak/>
               <w:t> </w:t>
             </w:r>
           </w:p>
@@ -15074,7 +16311,47 @@
                 <w:sz w:val="22"/>
                 <w:szCs w:val="22"/>
               </w:rPr>
-              <w:t>Programar las casillas para que den el porcentaje automatico tanto cualitativo como cuantitativo, buscador, boton de editar, registrar</w:t>
+              <w:t xml:space="preserve">Programar las casillas para que den el porcentaje </w:t>
+            </w:r>
+            <w:proofErr w:type="spellStart"/>
+            <w:r>
+              <w:rPr>
+                <w:rFonts w:ascii="Arial" w:hAnsi="Arial" w:cs="Arial"/>
+                <w:color w:val="000000"/>
+                <w:sz w:val="22"/>
+                <w:szCs w:val="22"/>
+              </w:rPr>
+              <w:t>automatico</w:t>
+            </w:r>
+            <w:proofErr w:type="spellEnd"/>
+            <w:r>
+              <w:rPr>
+                <w:rFonts w:ascii="Arial" w:hAnsi="Arial" w:cs="Arial"/>
+                <w:color w:val="000000"/>
+                <w:sz w:val="22"/>
+                <w:szCs w:val="22"/>
+              </w:rPr>
+              <w:t xml:space="preserve"> tanto cualitativo como cuantitativo, buscador, </w:t>
+            </w:r>
+            <w:proofErr w:type="spellStart"/>
+            <w:r>
+              <w:rPr>
+                <w:rFonts w:ascii="Arial" w:hAnsi="Arial" w:cs="Arial"/>
+                <w:color w:val="000000"/>
+                <w:sz w:val="22"/>
+                <w:szCs w:val="22"/>
+              </w:rPr>
+              <w:t>boton</w:t>
+            </w:r>
+            <w:proofErr w:type="spellEnd"/>
+            <w:r>
+              <w:rPr>
+                <w:rFonts w:ascii="Arial" w:hAnsi="Arial" w:cs="Arial"/>
+                <w:color w:val="000000"/>
+                <w:sz w:val="22"/>
+                <w:szCs w:val="22"/>
+              </w:rPr>
+              <w:t xml:space="preserve"> de editar, registrar</w:t>
             </w:r>
           </w:p>
         </w:tc>
@@ -15107,8 +16384,19 @@
                 <w:sz w:val="22"/>
                 <w:szCs w:val="22"/>
               </w:rPr>
-              <w:t>7 hrs</w:t>
-            </w:r>
+              <w:t xml:space="preserve">7 </w:t>
+            </w:r>
+            <w:proofErr w:type="spellStart"/>
+            <w:r>
+              <w:rPr>
+                <w:rFonts w:ascii="Arial" w:hAnsi="Arial" w:cs="Arial"/>
+                <w:color w:val="000000"/>
+                <w:sz w:val="22"/>
+                <w:szCs w:val="22"/>
+              </w:rPr>
+              <w:t>hrs</w:t>
+            </w:r>
+            <w:proofErr w:type="spellEnd"/>
           </w:p>
         </w:tc>
         <w:tc>
@@ -15265,8 +16553,19 @@
                 <w:sz w:val="22"/>
                 <w:szCs w:val="22"/>
               </w:rPr>
-              <w:t>1 hr</w:t>
-            </w:r>
+              <w:t xml:space="preserve">1 </w:t>
+            </w:r>
+            <w:proofErr w:type="spellStart"/>
+            <w:r>
+              <w:rPr>
+                <w:rFonts w:ascii="Arial" w:hAnsi="Arial" w:cs="Arial"/>
+                <w:color w:val="000000"/>
+                <w:sz w:val="22"/>
+                <w:szCs w:val="22"/>
+              </w:rPr>
+              <w:t>hr</w:t>
+            </w:r>
+            <w:proofErr w:type="spellEnd"/>
           </w:p>
         </w:tc>
         <w:tc>
@@ -15660,14 +16959,25 @@
               <w:pStyle w:val="NormalWeb"/>
               <w:spacing w:before="0" w:beforeAutospacing="0" w:after="160" w:afterAutospacing="0"/>
             </w:pPr>
-            <w:r>
-              <w:rPr>
-                <w:rFonts w:ascii="Arial" w:hAnsi="Arial" w:cs="Arial"/>
-                <w:color w:val="000000"/>
-                <w:sz w:val="22"/>
-                <w:szCs w:val="22"/>
-              </w:rPr>
-              <w:t>Union de base de datos</w:t>
+            <w:proofErr w:type="spellStart"/>
+            <w:r>
+              <w:rPr>
+                <w:rFonts w:ascii="Arial" w:hAnsi="Arial" w:cs="Arial"/>
+                <w:color w:val="000000"/>
+                <w:sz w:val="22"/>
+                <w:szCs w:val="22"/>
+              </w:rPr>
+              <w:t>Union</w:t>
+            </w:r>
+            <w:proofErr w:type="spellEnd"/>
+            <w:r>
+              <w:rPr>
+                <w:rFonts w:ascii="Arial" w:hAnsi="Arial" w:cs="Arial"/>
+                <w:color w:val="000000"/>
+                <w:sz w:val="22"/>
+                <w:szCs w:val="22"/>
+              </w:rPr>
+              <w:t xml:space="preserve"> de base de datos</w:t>
             </w:r>
           </w:p>
         </w:tc>
@@ -15700,8 +17010,19 @@
                 <w:sz w:val="22"/>
                 <w:szCs w:val="22"/>
               </w:rPr>
-              <w:t>6 hrs</w:t>
-            </w:r>
+              <w:t xml:space="preserve">6 </w:t>
+            </w:r>
+            <w:proofErr w:type="spellStart"/>
+            <w:r>
+              <w:rPr>
+                <w:rFonts w:ascii="Arial" w:hAnsi="Arial" w:cs="Arial"/>
+                <w:color w:val="000000"/>
+                <w:sz w:val="22"/>
+                <w:szCs w:val="22"/>
+              </w:rPr>
+              <w:t>hrs</w:t>
+            </w:r>
+            <w:proofErr w:type="spellEnd"/>
           </w:p>
         </w:tc>
         <w:tc>
@@ -15891,8 +17212,19 @@
                 <w:sz w:val="22"/>
                 <w:szCs w:val="22"/>
               </w:rPr>
-              <w:t>Diseñar interfaz de los perfiles de edicion</w:t>
-            </w:r>
+              <w:t xml:space="preserve">Diseñar interfaz de los perfiles de </w:t>
+            </w:r>
+            <w:proofErr w:type="spellStart"/>
+            <w:r>
+              <w:rPr>
+                <w:rFonts w:ascii="Arial" w:hAnsi="Arial" w:cs="Arial"/>
+                <w:color w:val="000000"/>
+                <w:sz w:val="22"/>
+                <w:szCs w:val="22"/>
+              </w:rPr>
+              <w:t>edicion</w:t>
+            </w:r>
+            <w:proofErr w:type="spellEnd"/>
           </w:p>
         </w:tc>
         <w:tc>
@@ -15924,8 +17256,19 @@
                 <w:sz w:val="22"/>
                 <w:szCs w:val="22"/>
               </w:rPr>
-              <w:t>8 hrs</w:t>
-            </w:r>
+              <w:t xml:space="preserve">8 </w:t>
+            </w:r>
+            <w:proofErr w:type="spellStart"/>
+            <w:r>
+              <w:rPr>
+                <w:rFonts w:ascii="Arial" w:hAnsi="Arial" w:cs="Arial"/>
+                <w:color w:val="000000"/>
+                <w:sz w:val="22"/>
+                <w:szCs w:val="22"/>
+              </w:rPr>
+              <w:t>hrs</w:t>
+            </w:r>
+            <w:proofErr w:type="spellEnd"/>
           </w:p>
         </w:tc>
         <w:tc>
@@ -15957,8 +17300,19 @@
                 <w:sz w:val="22"/>
                 <w:szCs w:val="22"/>
               </w:rPr>
-              <w:t>Ana Irias</w:t>
-            </w:r>
+              <w:t xml:space="preserve">Ana </w:t>
+            </w:r>
+            <w:proofErr w:type="spellStart"/>
+            <w:r>
+              <w:rPr>
+                <w:rFonts w:ascii="Arial" w:hAnsi="Arial" w:cs="Arial"/>
+                <w:color w:val="000000"/>
+                <w:sz w:val="22"/>
+                <w:szCs w:val="22"/>
+              </w:rPr>
+              <w:t>Irias</w:t>
+            </w:r>
+            <w:proofErr w:type="spellEnd"/>
           </w:p>
         </w:tc>
       </w:tr>
@@ -16025,7 +17379,29 @@
                 <w:sz w:val="22"/>
                 <w:szCs w:val="22"/>
               </w:rPr>
-              <w:t>Funciones y validaciones de los botones editar,guardar, cancelar</w:t>
+              <w:t xml:space="preserve">Funciones y validaciones de los botones </w:t>
+            </w:r>
+            <w:proofErr w:type="spellStart"/>
+            <w:proofErr w:type="gramStart"/>
+            <w:r>
+              <w:rPr>
+                <w:rFonts w:ascii="Arial" w:hAnsi="Arial" w:cs="Arial"/>
+                <w:color w:val="000000"/>
+                <w:sz w:val="22"/>
+                <w:szCs w:val="22"/>
+              </w:rPr>
+              <w:t>editar,guardar</w:t>
+            </w:r>
+            <w:proofErr w:type="spellEnd"/>
+            <w:proofErr w:type="gramEnd"/>
+            <w:r>
+              <w:rPr>
+                <w:rFonts w:ascii="Arial" w:hAnsi="Arial" w:cs="Arial"/>
+                <w:color w:val="000000"/>
+                <w:sz w:val="22"/>
+                <w:szCs w:val="22"/>
+              </w:rPr>
+              <w:t>, cancelar</w:t>
             </w:r>
           </w:p>
         </w:tc>
@@ -16058,8 +17434,19 @@
                 <w:sz w:val="22"/>
                 <w:szCs w:val="22"/>
               </w:rPr>
-              <w:t>10 hrs</w:t>
-            </w:r>
+              <w:t xml:space="preserve">10 </w:t>
+            </w:r>
+            <w:proofErr w:type="spellStart"/>
+            <w:r>
+              <w:rPr>
+                <w:rFonts w:ascii="Arial" w:hAnsi="Arial" w:cs="Arial"/>
+                <w:color w:val="000000"/>
+                <w:sz w:val="22"/>
+                <w:szCs w:val="22"/>
+              </w:rPr>
+              <w:t>hrs</w:t>
+            </w:r>
+            <w:proofErr w:type="spellEnd"/>
           </w:p>
         </w:tc>
         <w:tc>
@@ -16091,7 +17478,7 @@
                 <w:sz w:val="22"/>
                 <w:szCs w:val="22"/>
               </w:rPr>
-              <w:t>Enger Gomez</w:t>
+              <w:t>Soraya calero</w:t>
             </w:r>
           </w:p>
         </w:tc>
@@ -16192,8 +17579,19 @@
                 <w:sz w:val="22"/>
                 <w:szCs w:val="22"/>
               </w:rPr>
-              <w:t xml:space="preserve"> 2 hrs</w:t>
-            </w:r>
+              <w:t xml:space="preserve"> 2 </w:t>
+            </w:r>
+            <w:proofErr w:type="spellStart"/>
+            <w:r>
+              <w:rPr>
+                <w:rFonts w:ascii="Arial" w:hAnsi="Arial" w:cs="Arial"/>
+                <w:color w:val="000000"/>
+                <w:sz w:val="22"/>
+                <w:szCs w:val="22"/>
+              </w:rPr>
+              <w:t>hrs</w:t>
+            </w:r>
+            <w:proofErr w:type="spellEnd"/>
           </w:p>
         </w:tc>
         <w:tc>
@@ -16264,7 +17662,6 @@
                 <w:sz w:val="22"/>
                 <w:szCs w:val="22"/>
               </w:rPr>
-              <w:lastRenderedPageBreak/>
               <w:t>HU004</w:t>
             </w:r>
           </w:p>
@@ -16325,14 +17722,25 @@
               <w:pStyle w:val="NormalWeb"/>
               <w:spacing w:before="0" w:beforeAutospacing="0" w:after="160" w:afterAutospacing="0"/>
             </w:pPr>
-            <w:r>
-              <w:rPr>
-                <w:rFonts w:ascii="Arial" w:hAnsi="Arial" w:cs="Arial"/>
-                <w:color w:val="000000"/>
-                <w:sz w:val="22"/>
-                <w:szCs w:val="22"/>
-              </w:rPr>
-              <w:t>Union de base de datos</w:t>
+            <w:proofErr w:type="spellStart"/>
+            <w:r>
+              <w:rPr>
+                <w:rFonts w:ascii="Arial" w:hAnsi="Arial" w:cs="Arial"/>
+                <w:color w:val="000000"/>
+                <w:sz w:val="22"/>
+                <w:szCs w:val="22"/>
+              </w:rPr>
+              <w:t>Union</w:t>
+            </w:r>
+            <w:proofErr w:type="spellEnd"/>
+            <w:r>
+              <w:rPr>
+                <w:rFonts w:ascii="Arial" w:hAnsi="Arial" w:cs="Arial"/>
+                <w:color w:val="000000"/>
+                <w:sz w:val="22"/>
+                <w:szCs w:val="22"/>
+              </w:rPr>
+              <w:t xml:space="preserve"> de base de datos</w:t>
             </w:r>
           </w:p>
         </w:tc>
@@ -16365,8 +17773,19 @@
                 <w:sz w:val="22"/>
                 <w:szCs w:val="22"/>
               </w:rPr>
-              <w:t>7 hrs</w:t>
-            </w:r>
+              <w:t xml:space="preserve">7 </w:t>
+            </w:r>
+            <w:proofErr w:type="spellStart"/>
+            <w:r>
+              <w:rPr>
+                <w:rFonts w:ascii="Arial" w:hAnsi="Arial" w:cs="Arial"/>
+                <w:color w:val="000000"/>
+                <w:sz w:val="22"/>
+                <w:szCs w:val="22"/>
+              </w:rPr>
+              <w:t>hrs</w:t>
+            </w:r>
+            <w:proofErr w:type="spellEnd"/>
           </w:p>
         </w:tc>
         <w:tc>
@@ -16499,8 +17918,19 @@
                 <w:sz w:val="22"/>
                 <w:szCs w:val="22"/>
               </w:rPr>
-              <w:t>3 hrs</w:t>
-            </w:r>
+              <w:t xml:space="preserve">3 </w:t>
+            </w:r>
+            <w:proofErr w:type="spellStart"/>
+            <w:r>
+              <w:rPr>
+                <w:rFonts w:ascii="Arial" w:hAnsi="Arial" w:cs="Arial"/>
+                <w:color w:val="000000"/>
+                <w:sz w:val="22"/>
+                <w:szCs w:val="22"/>
+              </w:rPr>
+              <w:t>hrs</w:t>
+            </w:r>
+            <w:proofErr w:type="spellEnd"/>
           </w:p>
         </w:tc>
         <w:tc>
@@ -16633,8 +18063,19 @@
                 <w:sz w:val="22"/>
                 <w:szCs w:val="22"/>
               </w:rPr>
-              <w:t>15 hrs</w:t>
-            </w:r>
+              <w:t xml:space="preserve">15 </w:t>
+            </w:r>
+            <w:proofErr w:type="spellStart"/>
+            <w:r>
+              <w:rPr>
+                <w:rFonts w:ascii="Arial" w:hAnsi="Arial" w:cs="Arial"/>
+                <w:color w:val="000000"/>
+                <w:sz w:val="22"/>
+                <w:szCs w:val="22"/>
+              </w:rPr>
+              <w:t>hrs</w:t>
+            </w:r>
+            <w:proofErr w:type="spellEnd"/>
           </w:p>
         </w:tc>
         <w:tc>
@@ -16775,8 +18216,19 @@
                 <w:sz w:val="22"/>
                 <w:szCs w:val="22"/>
               </w:rPr>
-              <w:t>5 hrs</w:t>
-            </w:r>
+              <w:t xml:space="preserve">5 </w:t>
+            </w:r>
+            <w:proofErr w:type="spellStart"/>
+            <w:r>
+              <w:rPr>
+                <w:rFonts w:ascii="Arial" w:hAnsi="Arial" w:cs="Arial"/>
+                <w:color w:val="000000"/>
+                <w:sz w:val="22"/>
+                <w:szCs w:val="22"/>
+              </w:rPr>
+              <w:t>hrs</w:t>
+            </w:r>
+            <w:proofErr w:type="spellEnd"/>
           </w:p>
         </w:tc>
         <w:tc>
@@ -16808,8 +18260,19 @@
                 <w:sz w:val="22"/>
                 <w:szCs w:val="22"/>
               </w:rPr>
-              <w:t>Ana Irias</w:t>
-            </w:r>
+              <w:t xml:space="preserve">Ana </w:t>
+            </w:r>
+            <w:proofErr w:type="spellStart"/>
+            <w:r>
+              <w:rPr>
+                <w:rFonts w:ascii="Arial" w:hAnsi="Arial" w:cs="Arial"/>
+                <w:color w:val="000000"/>
+                <w:sz w:val="22"/>
+                <w:szCs w:val="22"/>
+              </w:rPr>
+              <w:t>Irias</w:t>
+            </w:r>
+            <w:proofErr w:type="spellEnd"/>
           </w:p>
         </w:tc>
       </w:tr>
@@ -16915,7 +18378,27 @@
                 <w:sz w:val="22"/>
                 <w:szCs w:val="22"/>
               </w:rPr>
-              <w:t xml:space="preserve"> Union de base de datos</w:t>
+              <w:t xml:space="preserve"> </w:t>
+            </w:r>
+            <w:proofErr w:type="spellStart"/>
+            <w:r>
+              <w:rPr>
+                <w:rFonts w:ascii="Arial" w:hAnsi="Arial" w:cs="Arial"/>
+                <w:color w:val="000000"/>
+                <w:sz w:val="22"/>
+                <w:szCs w:val="22"/>
+              </w:rPr>
+              <w:t>Union</w:t>
+            </w:r>
+            <w:proofErr w:type="spellEnd"/>
+            <w:r>
+              <w:rPr>
+                <w:rFonts w:ascii="Arial" w:hAnsi="Arial" w:cs="Arial"/>
+                <w:color w:val="000000"/>
+                <w:sz w:val="22"/>
+                <w:szCs w:val="22"/>
+              </w:rPr>
+              <w:t xml:space="preserve"> de base de datos</w:t>
             </w:r>
           </w:p>
         </w:tc>
@@ -16948,8 +18431,19 @@
                 <w:sz w:val="22"/>
                 <w:szCs w:val="22"/>
               </w:rPr>
-              <w:t xml:space="preserve"> 4 hrs</w:t>
-            </w:r>
+              <w:t xml:space="preserve"> 4 </w:t>
+            </w:r>
+            <w:proofErr w:type="spellStart"/>
+            <w:r>
+              <w:rPr>
+                <w:rFonts w:ascii="Arial" w:hAnsi="Arial" w:cs="Arial"/>
+                <w:color w:val="000000"/>
+                <w:sz w:val="22"/>
+                <w:szCs w:val="22"/>
+              </w:rPr>
+              <w:t>hrs</w:t>
+            </w:r>
+            <w:proofErr w:type="spellEnd"/>
           </w:p>
         </w:tc>
         <w:tc>
@@ -17082,8 +18576,19 @@
                 <w:sz w:val="22"/>
                 <w:szCs w:val="22"/>
               </w:rPr>
-              <w:t xml:space="preserve"> 5 hrs</w:t>
-            </w:r>
+              <w:t xml:space="preserve"> 5 </w:t>
+            </w:r>
+            <w:proofErr w:type="spellStart"/>
+            <w:r>
+              <w:rPr>
+                <w:rFonts w:ascii="Arial" w:hAnsi="Arial" w:cs="Arial"/>
+                <w:color w:val="000000"/>
+                <w:sz w:val="22"/>
+                <w:szCs w:val="22"/>
+              </w:rPr>
+              <w:t>hrs</w:t>
+            </w:r>
+            <w:proofErr w:type="spellEnd"/>
           </w:p>
         </w:tc>
         <w:tc>
@@ -17252,8 +18757,19 @@
                 <w:sz w:val="22"/>
                 <w:szCs w:val="22"/>
               </w:rPr>
-              <w:t xml:space="preserve"> 8 hrs</w:t>
-            </w:r>
+              <w:t xml:space="preserve"> 8 </w:t>
+            </w:r>
+            <w:proofErr w:type="spellStart"/>
+            <w:r>
+              <w:rPr>
+                <w:rFonts w:ascii="Arial" w:hAnsi="Arial" w:cs="Arial"/>
+                <w:color w:val="000000"/>
+                <w:sz w:val="22"/>
+                <w:szCs w:val="22"/>
+              </w:rPr>
+              <w:t>hrs</w:t>
+            </w:r>
+            <w:proofErr w:type="spellEnd"/>
           </w:p>
         </w:tc>
         <w:tc>
@@ -17394,8 +18910,19 @@
                 <w:sz w:val="22"/>
                 <w:szCs w:val="22"/>
               </w:rPr>
-              <w:t>2 hr</w:t>
-            </w:r>
+              <w:t xml:space="preserve">2 </w:t>
+            </w:r>
+            <w:proofErr w:type="spellStart"/>
+            <w:r>
+              <w:rPr>
+                <w:rFonts w:ascii="Arial" w:hAnsi="Arial" w:cs="Arial"/>
+                <w:color w:val="000000"/>
+                <w:sz w:val="22"/>
+                <w:szCs w:val="22"/>
+              </w:rPr>
+              <w:t>hr</w:t>
+            </w:r>
+            <w:proofErr w:type="spellEnd"/>
           </w:p>
         </w:tc>
         <w:tc>
@@ -17427,8 +18954,19 @@
                 <w:sz w:val="22"/>
                 <w:szCs w:val="22"/>
               </w:rPr>
-              <w:t>Enger Gomez</w:t>
-            </w:r>
+              <w:t xml:space="preserve">Ana </w:t>
+            </w:r>
+            <w:proofErr w:type="spellStart"/>
+            <w:r>
+              <w:rPr>
+                <w:rFonts w:ascii="Arial" w:hAnsi="Arial" w:cs="Arial"/>
+                <w:color w:val="000000"/>
+                <w:sz w:val="22"/>
+                <w:szCs w:val="22"/>
+              </w:rPr>
+              <w:t>Irias</w:t>
+            </w:r>
+            <w:proofErr w:type="spellEnd"/>
           </w:p>
         </w:tc>
       </w:tr>
@@ -17498,8 +19036,19 @@
                 <w:sz w:val="22"/>
                 <w:szCs w:val="22"/>
               </w:rPr>
-              <w:t xml:space="preserve"> Registrar perfil del estudiantes</w:t>
-            </w:r>
+              <w:t xml:space="preserve"> Registrar perfil </w:t>
+            </w:r>
+            <w:proofErr w:type="gramStart"/>
+            <w:r>
+              <w:rPr>
+                <w:rFonts w:ascii="Arial" w:hAnsi="Arial" w:cs="Arial"/>
+                <w:color w:val="000000"/>
+                <w:sz w:val="22"/>
+                <w:szCs w:val="22"/>
+              </w:rPr>
+              <w:t>del estudiantes</w:t>
+            </w:r>
+            <w:proofErr w:type="gramEnd"/>
           </w:p>
         </w:tc>
         <w:tc>
@@ -17524,14 +19073,25 @@
               <w:pStyle w:val="NormalWeb"/>
               <w:spacing w:before="0" w:beforeAutospacing="0" w:after="160" w:afterAutospacing="0"/>
             </w:pPr>
-            <w:r>
-              <w:rPr>
-                <w:rFonts w:ascii="Arial" w:hAnsi="Arial" w:cs="Arial"/>
-                <w:color w:val="000000"/>
-                <w:sz w:val="22"/>
-                <w:szCs w:val="22"/>
-              </w:rPr>
-              <w:t>Union de base de datos</w:t>
+            <w:proofErr w:type="spellStart"/>
+            <w:r>
+              <w:rPr>
+                <w:rFonts w:ascii="Arial" w:hAnsi="Arial" w:cs="Arial"/>
+                <w:color w:val="000000"/>
+                <w:sz w:val="22"/>
+                <w:szCs w:val="22"/>
+              </w:rPr>
+              <w:t>Union</w:t>
+            </w:r>
+            <w:proofErr w:type="spellEnd"/>
+            <w:r>
+              <w:rPr>
+                <w:rFonts w:ascii="Arial" w:hAnsi="Arial" w:cs="Arial"/>
+                <w:color w:val="000000"/>
+                <w:sz w:val="22"/>
+                <w:szCs w:val="22"/>
+              </w:rPr>
+              <w:t xml:space="preserve"> de base de datos</w:t>
             </w:r>
           </w:p>
         </w:tc>
@@ -17564,8 +19124,19 @@
                 <w:sz w:val="22"/>
                 <w:szCs w:val="22"/>
               </w:rPr>
-              <w:t>5 Hrs</w:t>
-            </w:r>
+              <w:t xml:space="preserve">5 </w:t>
+            </w:r>
+            <w:proofErr w:type="spellStart"/>
+            <w:r>
+              <w:rPr>
+                <w:rFonts w:ascii="Arial" w:hAnsi="Arial" w:cs="Arial"/>
+                <w:color w:val="000000"/>
+                <w:sz w:val="22"/>
+                <w:szCs w:val="22"/>
+              </w:rPr>
+              <w:t>Hrs</w:t>
+            </w:r>
+            <w:proofErr w:type="spellEnd"/>
           </w:p>
         </w:tc>
         <w:tc>
@@ -17696,8 +19267,19 @@
                 <w:sz w:val="22"/>
                 <w:szCs w:val="22"/>
               </w:rPr>
-              <w:t>19 hrs</w:t>
-            </w:r>
+              <w:t xml:space="preserve">19 </w:t>
+            </w:r>
+            <w:proofErr w:type="spellStart"/>
+            <w:r>
+              <w:rPr>
+                <w:rFonts w:ascii="Arial" w:hAnsi="Arial" w:cs="Arial"/>
+                <w:color w:val="000000"/>
+                <w:sz w:val="22"/>
+                <w:szCs w:val="22"/>
+              </w:rPr>
+              <w:t>hrs</w:t>
+            </w:r>
+            <w:proofErr w:type="spellEnd"/>
           </w:p>
         </w:tc>
         <w:tc>
@@ -17729,8 +19311,19 @@
                 <w:sz w:val="22"/>
                 <w:szCs w:val="22"/>
               </w:rPr>
-              <w:t>Ana Irias</w:t>
-            </w:r>
+              <w:t xml:space="preserve">Ana </w:t>
+            </w:r>
+            <w:proofErr w:type="spellStart"/>
+            <w:r>
+              <w:rPr>
+                <w:rFonts w:ascii="Arial" w:hAnsi="Arial" w:cs="Arial"/>
+                <w:color w:val="000000"/>
+                <w:sz w:val="22"/>
+                <w:szCs w:val="22"/>
+              </w:rPr>
+              <w:t>Irias</w:t>
+            </w:r>
+            <w:proofErr w:type="spellEnd"/>
           </w:p>
         </w:tc>
       </w:tr>
@@ -17831,7 +19424,27 @@
                 <w:sz w:val="22"/>
                 <w:szCs w:val="22"/>
               </w:rPr>
-              <w:t>Programar los campos obligatorios, verificacion, buscador, registrar, editar</w:t>
+              <w:t xml:space="preserve">Programar los campos obligatorios, </w:t>
+            </w:r>
+            <w:proofErr w:type="spellStart"/>
+            <w:r>
+              <w:rPr>
+                <w:rFonts w:ascii="Arial" w:hAnsi="Arial" w:cs="Arial"/>
+                <w:color w:val="000000"/>
+                <w:sz w:val="22"/>
+                <w:szCs w:val="22"/>
+              </w:rPr>
+              <w:t>verificacion</w:t>
+            </w:r>
+            <w:proofErr w:type="spellEnd"/>
+            <w:r>
+              <w:rPr>
+                <w:rFonts w:ascii="Arial" w:hAnsi="Arial" w:cs="Arial"/>
+                <w:color w:val="000000"/>
+                <w:sz w:val="22"/>
+                <w:szCs w:val="22"/>
+              </w:rPr>
+              <w:t>, buscador, registrar, editar</w:t>
             </w:r>
           </w:p>
         </w:tc>
@@ -17864,8 +19477,19 @@
                 <w:sz w:val="22"/>
                 <w:szCs w:val="22"/>
               </w:rPr>
-              <w:t>7 hrs</w:t>
-            </w:r>
+              <w:t xml:space="preserve">7 </w:t>
+            </w:r>
+            <w:proofErr w:type="spellStart"/>
+            <w:r>
+              <w:rPr>
+                <w:rFonts w:ascii="Arial" w:hAnsi="Arial" w:cs="Arial"/>
+                <w:color w:val="000000"/>
+                <w:sz w:val="22"/>
+                <w:szCs w:val="22"/>
+              </w:rPr>
+              <w:t>hrs</w:t>
+            </w:r>
+            <w:proofErr w:type="spellEnd"/>
           </w:p>
         </w:tc>
         <w:tc>
@@ -18006,8 +19630,19 @@
                 <w:sz w:val="22"/>
                 <w:szCs w:val="22"/>
               </w:rPr>
-              <w:t>1 hr</w:t>
-            </w:r>
+              <w:t xml:space="preserve">1 </w:t>
+            </w:r>
+            <w:proofErr w:type="spellStart"/>
+            <w:r>
+              <w:rPr>
+                <w:rFonts w:ascii="Arial" w:hAnsi="Arial" w:cs="Arial"/>
+                <w:color w:val="000000"/>
+                <w:sz w:val="22"/>
+                <w:szCs w:val="22"/>
+              </w:rPr>
+              <w:t>hr</w:t>
+            </w:r>
+            <w:proofErr w:type="spellEnd"/>
           </w:p>
         </w:tc>
         <w:tc>
@@ -18045,12 +19680,7 @@
         </w:tc>
       </w:tr>
     </w:tbl>
-    <w:p>
-      <w:pPr>
-        <w:pStyle w:val="Ttulo1"/>
-        <w:spacing w:before="400" w:after="120"/>
-      </w:pPr>
-    </w:p>
+    <w:p/>
     <w:sectPr>
       <w:pgSz w:w="12240" w:h="15840"/>
       <w:pgMar w:top="1417" w:right="1701" w:bottom="1417" w:left="1701" w:header="708" w:footer="708" w:gutter="0"/>
@@ -18773,9 +20403,9 @@
     </w:lvl>
   </w:abstractNum>
   <w:abstractNum w:abstractNumId="5" w15:restartNumberingAfterBreak="0">
-    <w:nsid w:val="19364F39"/>
+    <w:nsid w:val="11CA22BE"/>
     <w:multiLevelType w:val="multilevel"/>
-    <w:tmpl w:val="1E98367C"/>
+    <w:tmpl w:val="0CC2D1D4"/>
     <w:lvl w:ilvl="0">
       <w:start w:val="1"/>
       <w:numFmt w:val="bullet"/>
@@ -18922,348 +20552,9 @@
     </w:lvl>
   </w:abstractNum>
   <w:abstractNum w:abstractNumId="6" w15:restartNumberingAfterBreak="0">
-    <w:nsid w:val="29B83BE3"/>
-    <w:multiLevelType w:val="hybridMultilevel"/>
-    <w:tmpl w:val="6840B7F0"/>
-    <w:lvl w:ilvl="0" w:tplc="4C0A000B">
-      <w:start w:val="1"/>
-      <w:numFmt w:val="bullet"/>
-      <w:lvlText w:val=""/>
-      <w:lvlJc w:val="left"/>
-      <w:pPr>
-        <w:ind w:left="720" w:hanging="360"/>
-      </w:pPr>
-      <w:rPr>
-        <w:rFonts w:ascii="Wingdings" w:hAnsi="Wingdings" w:hint="default"/>
-      </w:rPr>
-    </w:lvl>
-    <w:lvl w:ilvl="1" w:tplc="4C0A0003" w:tentative="1">
-      <w:start w:val="1"/>
-      <w:numFmt w:val="bullet"/>
-      <w:lvlText w:val="o"/>
-      <w:lvlJc w:val="left"/>
-      <w:pPr>
-        <w:ind w:left="1440" w:hanging="360"/>
-      </w:pPr>
-      <w:rPr>
-        <w:rFonts w:ascii="Courier New" w:hAnsi="Courier New" w:cs="Courier New" w:hint="default"/>
-      </w:rPr>
-    </w:lvl>
-    <w:lvl w:ilvl="2" w:tplc="4C0A0005" w:tentative="1">
-      <w:start w:val="1"/>
-      <w:numFmt w:val="bullet"/>
-      <w:lvlText w:val=""/>
-      <w:lvlJc w:val="left"/>
-      <w:pPr>
-        <w:ind w:left="2160" w:hanging="360"/>
-      </w:pPr>
-      <w:rPr>
-        <w:rFonts w:ascii="Wingdings" w:hAnsi="Wingdings" w:hint="default"/>
-      </w:rPr>
-    </w:lvl>
-    <w:lvl w:ilvl="3" w:tplc="4C0A0001" w:tentative="1">
-      <w:start w:val="1"/>
-      <w:numFmt w:val="bullet"/>
-      <w:lvlText w:val=""/>
-      <w:lvlJc w:val="left"/>
-      <w:pPr>
-        <w:ind w:left="2880" w:hanging="360"/>
-      </w:pPr>
-      <w:rPr>
-        <w:rFonts w:ascii="Symbol" w:hAnsi="Symbol" w:hint="default"/>
-      </w:rPr>
-    </w:lvl>
-    <w:lvl w:ilvl="4" w:tplc="4C0A0003" w:tentative="1">
-      <w:start w:val="1"/>
-      <w:numFmt w:val="bullet"/>
-      <w:lvlText w:val="o"/>
-      <w:lvlJc w:val="left"/>
-      <w:pPr>
-        <w:ind w:left="3600" w:hanging="360"/>
-      </w:pPr>
-      <w:rPr>
-        <w:rFonts w:ascii="Courier New" w:hAnsi="Courier New" w:cs="Courier New" w:hint="default"/>
-      </w:rPr>
-    </w:lvl>
-    <w:lvl w:ilvl="5" w:tplc="4C0A0005" w:tentative="1">
-      <w:start w:val="1"/>
-      <w:numFmt w:val="bullet"/>
-      <w:lvlText w:val=""/>
-      <w:lvlJc w:val="left"/>
-      <w:pPr>
-        <w:ind w:left="4320" w:hanging="360"/>
-      </w:pPr>
-      <w:rPr>
-        <w:rFonts w:ascii="Wingdings" w:hAnsi="Wingdings" w:hint="default"/>
-      </w:rPr>
-    </w:lvl>
-    <w:lvl w:ilvl="6" w:tplc="4C0A0001" w:tentative="1">
-      <w:start w:val="1"/>
-      <w:numFmt w:val="bullet"/>
-      <w:lvlText w:val=""/>
-      <w:lvlJc w:val="left"/>
-      <w:pPr>
-        <w:ind w:left="5040" w:hanging="360"/>
-      </w:pPr>
-      <w:rPr>
-        <w:rFonts w:ascii="Symbol" w:hAnsi="Symbol" w:hint="default"/>
-      </w:rPr>
-    </w:lvl>
-    <w:lvl w:ilvl="7" w:tplc="4C0A0003" w:tentative="1">
-      <w:start w:val="1"/>
-      <w:numFmt w:val="bullet"/>
-      <w:lvlText w:val="o"/>
-      <w:lvlJc w:val="left"/>
-      <w:pPr>
-        <w:ind w:left="5760" w:hanging="360"/>
-      </w:pPr>
-      <w:rPr>
-        <w:rFonts w:ascii="Courier New" w:hAnsi="Courier New" w:cs="Courier New" w:hint="default"/>
-      </w:rPr>
-    </w:lvl>
-    <w:lvl w:ilvl="8" w:tplc="4C0A0005" w:tentative="1">
-      <w:start w:val="1"/>
-      <w:numFmt w:val="bullet"/>
-      <w:lvlText w:val=""/>
-      <w:lvlJc w:val="left"/>
-      <w:pPr>
-        <w:ind w:left="6480" w:hanging="360"/>
-      </w:pPr>
-      <w:rPr>
-        <w:rFonts w:ascii="Wingdings" w:hAnsi="Wingdings" w:hint="default"/>
-      </w:rPr>
-    </w:lvl>
-  </w:abstractNum>
-  <w:abstractNum w:abstractNumId="7" w15:restartNumberingAfterBreak="0">
-    <w:nsid w:val="319C63D5"/>
-    <w:multiLevelType w:val="hybridMultilevel"/>
-    <w:tmpl w:val="7F545736"/>
-    <w:lvl w:ilvl="0" w:tplc="4C0A000B">
-      <w:start w:val="1"/>
-      <w:numFmt w:val="bullet"/>
-      <w:lvlText w:val=""/>
-      <w:lvlJc w:val="left"/>
-      <w:pPr>
-        <w:ind w:left="720" w:hanging="360"/>
-      </w:pPr>
-      <w:rPr>
-        <w:rFonts w:ascii="Wingdings" w:hAnsi="Wingdings" w:hint="default"/>
-      </w:rPr>
-    </w:lvl>
-    <w:lvl w:ilvl="1" w:tplc="4C0A0003" w:tentative="1">
-      <w:start w:val="1"/>
-      <w:numFmt w:val="bullet"/>
-      <w:lvlText w:val="o"/>
-      <w:lvlJc w:val="left"/>
-      <w:pPr>
-        <w:ind w:left="1440" w:hanging="360"/>
-      </w:pPr>
-      <w:rPr>
-        <w:rFonts w:ascii="Courier New" w:hAnsi="Courier New" w:cs="Courier New" w:hint="default"/>
-      </w:rPr>
-    </w:lvl>
-    <w:lvl w:ilvl="2" w:tplc="4C0A0005" w:tentative="1">
-      <w:start w:val="1"/>
-      <w:numFmt w:val="bullet"/>
-      <w:lvlText w:val=""/>
-      <w:lvlJc w:val="left"/>
-      <w:pPr>
-        <w:ind w:left="2160" w:hanging="360"/>
-      </w:pPr>
-      <w:rPr>
-        <w:rFonts w:ascii="Wingdings" w:hAnsi="Wingdings" w:hint="default"/>
-      </w:rPr>
-    </w:lvl>
-    <w:lvl w:ilvl="3" w:tplc="4C0A0001" w:tentative="1">
-      <w:start w:val="1"/>
-      <w:numFmt w:val="bullet"/>
-      <w:lvlText w:val=""/>
-      <w:lvlJc w:val="left"/>
-      <w:pPr>
-        <w:ind w:left="2880" w:hanging="360"/>
-      </w:pPr>
-      <w:rPr>
-        <w:rFonts w:ascii="Symbol" w:hAnsi="Symbol" w:hint="default"/>
-      </w:rPr>
-    </w:lvl>
-    <w:lvl w:ilvl="4" w:tplc="4C0A0003" w:tentative="1">
-      <w:start w:val="1"/>
-      <w:numFmt w:val="bullet"/>
-      <w:lvlText w:val="o"/>
-      <w:lvlJc w:val="left"/>
-      <w:pPr>
-        <w:ind w:left="3600" w:hanging="360"/>
-      </w:pPr>
-      <w:rPr>
-        <w:rFonts w:ascii="Courier New" w:hAnsi="Courier New" w:cs="Courier New" w:hint="default"/>
-      </w:rPr>
-    </w:lvl>
-    <w:lvl w:ilvl="5" w:tplc="4C0A0005" w:tentative="1">
-      <w:start w:val="1"/>
-      <w:numFmt w:val="bullet"/>
-      <w:lvlText w:val=""/>
-      <w:lvlJc w:val="left"/>
-      <w:pPr>
-        <w:ind w:left="4320" w:hanging="360"/>
-      </w:pPr>
-      <w:rPr>
-        <w:rFonts w:ascii="Wingdings" w:hAnsi="Wingdings" w:hint="default"/>
-      </w:rPr>
-    </w:lvl>
-    <w:lvl w:ilvl="6" w:tplc="4C0A0001" w:tentative="1">
-      <w:start w:val="1"/>
-      <w:numFmt w:val="bullet"/>
-      <w:lvlText w:val=""/>
-      <w:lvlJc w:val="left"/>
-      <w:pPr>
-        <w:ind w:left="5040" w:hanging="360"/>
-      </w:pPr>
-      <w:rPr>
-        <w:rFonts w:ascii="Symbol" w:hAnsi="Symbol" w:hint="default"/>
-      </w:rPr>
-    </w:lvl>
-    <w:lvl w:ilvl="7" w:tplc="4C0A0003" w:tentative="1">
-      <w:start w:val="1"/>
-      <w:numFmt w:val="bullet"/>
-      <w:lvlText w:val="o"/>
-      <w:lvlJc w:val="left"/>
-      <w:pPr>
-        <w:ind w:left="5760" w:hanging="360"/>
-      </w:pPr>
-      <w:rPr>
-        <w:rFonts w:ascii="Courier New" w:hAnsi="Courier New" w:cs="Courier New" w:hint="default"/>
-      </w:rPr>
-    </w:lvl>
-    <w:lvl w:ilvl="8" w:tplc="4C0A0005" w:tentative="1">
-      <w:start w:val="1"/>
-      <w:numFmt w:val="bullet"/>
-      <w:lvlText w:val=""/>
-      <w:lvlJc w:val="left"/>
-      <w:pPr>
-        <w:ind w:left="6480" w:hanging="360"/>
-      </w:pPr>
-      <w:rPr>
-        <w:rFonts w:ascii="Wingdings" w:hAnsi="Wingdings" w:hint="default"/>
-      </w:rPr>
-    </w:lvl>
-  </w:abstractNum>
-  <w:abstractNum w:abstractNumId="8" w15:restartNumberingAfterBreak="0">
-    <w:nsid w:val="36D95B77"/>
-    <w:multiLevelType w:val="hybridMultilevel"/>
-    <w:tmpl w:val="3874447A"/>
-    <w:lvl w:ilvl="0" w:tplc="4C0A000B">
-      <w:start w:val="1"/>
-      <w:numFmt w:val="bullet"/>
-      <w:lvlText w:val=""/>
-      <w:lvlJc w:val="left"/>
-      <w:pPr>
-        <w:ind w:left="720" w:hanging="360"/>
-      </w:pPr>
-      <w:rPr>
-        <w:rFonts w:ascii="Wingdings" w:hAnsi="Wingdings" w:hint="default"/>
-      </w:rPr>
-    </w:lvl>
-    <w:lvl w:ilvl="1" w:tplc="4C0A0003" w:tentative="1">
-      <w:start w:val="1"/>
-      <w:numFmt w:val="bullet"/>
-      <w:lvlText w:val="o"/>
-      <w:lvlJc w:val="left"/>
-      <w:pPr>
-        <w:ind w:left="1440" w:hanging="360"/>
-      </w:pPr>
-      <w:rPr>
-        <w:rFonts w:ascii="Courier New" w:hAnsi="Courier New" w:cs="Courier New" w:hint="default"/>
-      </w:rPr>
-    </w:lvl>
-    <w:lvl w:ilvl="2" w:tplc="4C0A0005" w:tentative="1">
-      <w:start w:val="1"/>
-      <w:numFmt w:val="bullet"/>
-      <w:lvlText w:val=""/>
-      <w:lvlJc w:val="left"/>
-      <w:pPr>
-        <w:ind w:left="2160" w:hanging="360"/>
-      </w:pPr>
-      <w:rPr>
-        <w:rFonts w:ascii="Wingdings" w:hAnsi="Wingdings" w:hint="default"/>
-      </w:rPr>
-    </w:lvl>
-    <w:lvl w:ilvl="3" w:tplc="4C0A0001" w:tentative="1">
-      <w:start w:val="1"/>
-      <w:numFmt w:val="bullet"/>
-      <w:lvlText w:val=""/>
-      <w:lvlJc w:val="left"/>
-      <w:pPr>
-        <w:ind w:left="2880" w:hanging="360"/>
-      </w:pPr>
-      <w:rPr>
-        <w:rFonts w:ascii="Symbol" w:hAnsi="Symbol" w:hint="default"/>
-      </w:rPr>
-    </w:lvl>
-    <w:lvl w:ilvl="4" w:tplc="4C0A0003" w:tentative="1">
-      <w:start w:val="1"/>
-      <w:numFmt w:val="bullet"/>
-      <w:lvlText w:val="o"/>
-      <w:lvlJc w:val="left"/>
-      <w:pPr>
-        <w:ind w:left="3600" w:hanging="360"/>
-      </w:pPr>
-      <w:rPr>
-        <w:rFonts w:ascii="Courier New" w:hAnsi="Courier New" w:cs="Courier New" w:hint="default"/>
-      </w:rPr>
-    </w:lvl>
-    <w:lvl w:ilvl="5" w:tplc="4C0A0005" w:tentative="1">
-      <w:start w:val="1"/>
-      <w:numFmt w:val="bullet"/>
-      <w:lvlText w:val=""/>
-      <w:lvlJc w:val="left"/>
-      <w:pPr>
-        <w:ind w:left="4320" w:hanging="360"/>
-      </w:pPr>
-      <w:rPr>
-        <w:rFonts w:ascii="Wingdings" w:hAnsi="Wingdings" w:hint="default"/>
-      </w:rPr>
-    </w:lvl>
-    <w:lvl w:ilvl="6" w:tplc="4C0A0001" w:tentative="1">
-      <w:start w:val="1"/>
-      <w:numFmt w:val="bullet"/>
-      <w:lvlText w:val=""/>
-      <w:lvlJc w:val="left"/>
-      <w:pPr>
-        <w:ind w:left="5040" w:hanging="360"/>
-      </w:pPr>
-      <w:rPr>
-        <w:rFonts w:ascii="Symbol" w:hAnsi="Symbol" w:hint="default"/>
-      </w:rPr>
-    </w:lvl>
-    <w:lvl w:ilvl="7" w:tplc="4C0A0003" w:tentative="1">
-      <w:start w:val="1"/>
-      <w:numFmt w:val="bullet"/>
-      <w:lvlText w:val="o"/>
-      <w:lvlJc w:val="left"/>
-      <w:pPr>
-        <w:ind w:left="5760" w:hanging="360"/>
-      </w:pPr>
-      <w:rPr>
-        <w:rFonts w:ascii="Courier New" w:hAnsi="Courier New" w:cs="Courier New" w:hint="default"/>
-      </w:rPr>
-    </w:lvl>
-    <w:lvl w:ilvl="8" w:tplc="4C0A0005" w:tentative="1">
-      <w:start w:val="1"/>
-      <w:numFmt w:val="bullet"/>
-      <w:lvlText w:val=""/>
-      <w:lvlJc w:val="left"/>
-      <w:pPr>
-        <w:ind w:left="6480" w:hanging="360"/>
-      </w:pPr>
-      <w:rPr>
-        <w:rFonts w:ascii="Wingdings" w:hAnsi="Wingdings" w:hint="default"/>
-      </w:rPr>
-    </w:lvl>
-  </w:abstractNum>
-  <w:abstractNum w:abstractNumId="9" w15:restartNumberingAfterBreak="0">
-    <w:nsid w:val="3BA13CBE"/>
+    <w:nsid w:val="13FB317C"/>
     <w:multiLevelType w:val="multilevel"/>
-    <w:tmpl w:val="0340EB44"/>
+    <w:tmpl w:val="2EBC5822"/>
     <w:lvl w:ilvl="0">
       <w:start w:val="1"/>
       <w:numFmt w:val="bullet"/>
@@ -19409,349 +20700,10 @@
       </w:rPr>
     </w:lvl>
   </w:abstractNum>
-  <w:abstractNum w:abstractNumId="10" w15:restartNumberingAfterBreak="0">
-    <w:nsid w:val="433762F3"/>
-    <w:multiLevelType w:val="hybridMultilevel"/>
-    <w:tmpl w:val="8BAE0DD4"/>
-    <w:lvl w:ilvl="0" w:tplc="4C0A000B">
-      <w:start w:val="1"/>
-      <w:numFmt w:val="bullet"/>
-      <w:lvlText w:val=""/>
-      <w:lvlJc w:val="left"/>
-      <w:pPr>
-        <w:ind w:left="720" w:hanging="360"/>
-      </w:pPr>
-      <w:rPr>
-        <w:rFonts w:ascii="Wingdings" w:hAnsi="Wingdings" w:hint="default"/>
-      </w:rPr>
-    </w:lvl>
-    <w:lvl w:ilvl="1" w:tplc="4C0A0003" w:tentative="1">
-      <w:start w:val="1"/>
-      <w:numFmt w:val="bullet"/>
-      <w:lvlText w:val="o"/>
-      <w:lvlJc w:val="left"/>
-      <w:pPr>
-        <w:ind w:left="1440" w:hanging="360"/>
-      </w:pPr>
-      <w:rPr>
-        <w:rFonts w:ascii="Courier New" w:hAnsi="Courier New" w:cs="Courier New" w:hint="default"/>
-      </w:rPr>
-    </w:lvl>
-    <w:lvl w:ilvl="2" w:tplc="4C0A0005" w:tentative="1">
-      <w:start w:val="1"/>
-      <w:numFmt w:val="bullet"/>
-      <w:lvlText w:val=""/>
-      <w:lvlJc w:val="left"/>
-      <w:pPr>
-        <w:ind w:left="2160" w:hanging="360"/>
-      </w:pPr>
-      <w:rPr>
-        <w:rFonts w:ascii="Wingdings" w:hAnsi="Wingdings" w:hint="default"/>
-      </w:rPr>
-    </w:lvl>
-    <w:lvl w:ilvl="3" w:tplc="4C0A0001" w:tentative="1">
-      <w:start w:val="1"/>
-      <w:numFmt w:val="bullet"/>
-      <w:lvlText w:val=""/>
-      <w:lvlJc w:val="left"/>
-      <w:pPr>
-        <w:ind w:left="2880" w:hanging="360"/>
-      </w:pPr>
-      <w:rPr>
-        <w:rFonts w:ascii="Symbol" w:hAnsi="Symbol" w:hint="default"/>
-      </w:rPr>
-    </w:lvl>
-    <w:lvl w:ilvl="4" w:tplc="4C0A0003" w:tentative="1">
-      <w:start w:val="1"/>
-      <w:numFmt w:val="bullet"/>
-      <w:lvlText w:val="o"/>
-      <w:lvlJc w:val="left"/>
-      <w:pPr>
-        <w:ind w:left="3600" w:hanging="360"/>
-      </w:pPr>
-      <w:rPr>
-        <w:rFonts w:ascii="Courier New" w:hAnsi="Courier New" w:cs="Courier New" w:hint="default"/>
-      </w:rPr>
-    </w:lvl>
-    <w:lvl w:ilvl="5" w:tplc="4C0A0005" w:tentative="1">
-      <w:start w:val="1"/>
-      <w:numFmt w:val="bullet"/>
-      <w:lvlText w:val=""/>
-      <w:lvlJc w:val="left"/>
-      <w:pPr>
-        <w:ind w:left="4320" w:hanging="360"/>
-      </w:pPr>
-      <w:rPr>
-        <w:rFonts w:ascii="Wingdings" w:hAnsi="Wingdings" w:hint="default"/>
-      </w:rPr>
-    </w:lvl>
-    <w:lvl w:ilvl="6" w:tplc="4C0A0001" w:tentative="1">
-      <w:start w:val="1"/>
-      <w:numFmt w:val="bullet"/>
-      <w:lvlText w:val=""/>
-      <w:lvlJc w:val="left"/>
-      <w:pPr>
-        <w:ind w:left="5040" w:hanging="360"/>
-      </w:pPr>
-      <w:rPr>
-        <w:rFonts w:ascii="Symbol" w:hAnsi="Symbol" w:hint="default"/>
-      </w:rPr>
-    </w:lvl>
-    <w:lvl w:ilvl="7" w:tplc="4C0A0003" w:tentative="1">
-      <w:start w:val="1"/>
-      <w:numFmt w:val="bullet"/>
-      <w:lvlText w:val="o"/>
-      <w:lvlJc w:val="left"/>
-      <w:pPr>
-        <w:ind w:left="5760" w:hanging="360"/>
-      </w:pPr>
-      <w:rPr>
-        <w:rFonts w:ascii="Courier New" w:hAnsi="Courier New" w:cs="Courier New" w:hint="default"/>
-      </w:rPr>
-    </w:lvl>
-    <w:lvl w:ilvl="8" w:tplc="4C0A0005" w:tentative="1">
-      <w:start w:val="1"/>
-      <w:numFmt w:val="bullet"/>
-      <w:lvlText w:val=""/>
-      <w:lvlJc w:val="left"/>
-      <w:pPr>
-        <w:ind w:left="6480" w:hanging="360"/>
-      </w:pPr>
-      <w:rPr>
-        <w:rFonts w:ascii="Wingdings" w:hAnsi="Wingdings" w:hint="default"/>
-      </w:rPr>
-    </w:lvl>
-  </w:abstractNum>
-  <w:abstractNum w:abstractNumId="11" w15:restartNumberingAfterBreak="0">
-    <w:nsid w:val="5031364E"/>
-    <w:multiLevelType w:val="hybridMultilevel"/>
-    <w:tmpl w:val="FD681BF2"/>
-    <w:lvl w:ilvl="0" w:tplc="4C0A0001">
-      <w:start w:val="1"/>
-      <w:numFmt w:val="bullet"/>
-      <w:lvlText w:val=""/>
-      <w:lvlJc w:val="left"/>
-      <w:pPr>
-        <w:ind w:left="720" w:hanging="360"/>
-      </w:pPr>
-      <w:rPr>
-        <w:rFonts w:ascii="Symbol" w:hAnsi="Symbol" w:hint="default"/>
-      </w:rPr>
-    </w:lvl>
-    <w:lvl w:ilvl="1" w:tplc="4C0A0003" w:tentative="1">
-      <w:start w:val="1"/>
-      <w:numFmt w:val="bullet"/>
-      <w:lvlText w:val="o"/>
-      <w:lvlJc w:val="left"/>
-      <w:pPr>
-        <w:ind w:left="1440" w:hanging="360"/>
-      </w:pPr>
-      <w:rPr>
-        <w:rFonts w:ascii="Courier New" w:hAnsi="Courier New" w:cs="Courier New" w:hint="default"/>
-      </w:rPr>
-    </w:lvl>
-    <w:lvl w:ilvl="2" w:tplc="4C0A0005" w:tentative="1">
-      <w:start w:val="1"/>
-      <w:numFmt w:val="bullet"/>
-      <w:lvlText w:val=""/>
-      <w:lvlJc w:val="left"/>
-      <w:pPr>
-        <w:ind w:left="2160" w:hanging="360"/>
-      </w:pPr>
-      <w:rPr>
-        <w:rFonts w:ascii="Wingdings" w:hAnsi="Wingdings" w:hint="default"/>
-      </w:rPr>
-    </w:lvl>
-    <w:lvl w:ilvl="3" w:tplc="4C0A0001" w:tentative="1">
-      <w:start w:val="1"/>
-      <w:numFmt w:val="bullet"/>
-      <w:lvlText w:val=""/>
-      <w:lvlJc w:val="left"/>
-      <w:pPr>
-        <w:ind w:left="2880" w:hanging="360"/>
-      </w:pPr>
-      <w:rPr>
-        <w:rFonts w:ascii="Symbol" w:hAnsi="Symbol" w:hint="default"/>
-      </w:rPr>
-    </w:lvl>
-    <w:lvl w:ilvl="4" w:tplc="4C0A0003" w:tentative="1">
-      <w:start w:val="1"/>
-      <w:numFmt w:val="bullet"/>
-      <w:lvlText w:val="o"/>
-      <w:lvlJc w:val="left"/>
-      <w:pPr>
-        <w:ind w:left="3600" w:hanging="360"/>
-      </w:pPr>
-      <w:rPr>
-        <w:rFonts w:ascii="Courier New" w:hAnsi="Courier New" w:cs="Courier New" w:hint="default"/>
-      </w:rPr>
-    </w:lvl>
-    <w:lvl w:ilvl="5" w:tplc="4C0A0005" w:tentative="1">
-      <w:start w:val="1"/>
-      <w:numFmt w:val="bullet"/>
-      <w:lvlText w:val=""/>
-      <w:lvlJc w:val="left"/>
-      <w:pPr>
-        <w:ind w:left="4320" w:hanging="360"/>
-      </w:pPr>
-      <w:rPr>
-        <w:rFonts w:ascii="Wingdings" w:hAnsi="Wingdings" w:hint="default"/>
-      </w:rPr>
-    </w:lvl>
-    <w:lvl w:ilvl="6" w:tplc="4C0A0001" w:tentative="1">
-      <w:start w:val="1"/>
-      <w:numFmt w:val="bullet"/>
-      <w:lvlText w:val=""/>
-      <w:lvlJc w:val="left"/>
-      <w:pPr>
-        <w:ind w:left="5040" w:hanging="360"/>
-      </w:pPr>
-      <w:rPr>
-        <w:rFonts w:ascii="Symbol" w:hAnsi="Symbol" w:hint="default"/>
-      </w:rPr>
-    </w:lvl>
-    <w:lvl w:ilvl="7" w:tplc="4C0A0003" w:tentative="1">
-      <w:start w:val="1"/>
-      <w:numFmt w:val="bullet"/>
-      <w:lvlText w:val="o"/>
-      <w:lvlJc w:val="left"/>
-      <w:pPr>
-        <w:ind w:left="5760" w:hanging="360"/>
-      </w:pPr>
-      <w:rPr>
-        <w:rFonts w:ascii="Courier New" w:hAnsi="Courier New" w:cs="Courier New" w:hint="default"/>
-      </w:rPr>
-    </w:lvl>
-    <w:lvl w:ilvl="8" w:tplc="4C0A0005" w:tentative="1">
-      <w:start w:val="1"/>
-      <w:numFmt w:val="bullet"/>
-      <w:lvlText w:val=""/>
-      <w:lvlJc w:val="left"/>
-      <w:pPr>
-        <w:ind w:left="6480" w:hanging="360"/>
-      </w:pPr>
-      <w:rPr>
-        <w:rFonts w:ascii="Wingdings" w:hAnsi="Wingdings" w:hint="default"/>
-      </w:rPr>
-    </w:lvl>
-  </w:abstractNum>
-  <w:abstractNum w:abstractNumId="12" w15:restartNumberingAfterBreak="0">
-    <w:nsid w:val="53D4463B"/>
-    <w:multiLevelType w:val="hybridMultilevel"/>
-    <w:tmpl w:val="1D0A6AA4"/>
-    <w:lvl w:ilvl="0" w:tplc="4C0A000B">
-      <w:start w:val="1"/>
-      <w:numFmt w:val="bullet"/>
-      <w:lvlText w:val=""/>
-      <w:lvlJc w:val="left"/>
-      <w:pPr>
-        <w:ind w:left="720" w:hanging="360"/>
-      </w:pPr>
-      <w:rPr>
-        <w:rFonts w:ascii="Wingdings" w:hAnsi="Wingdings" w:hint="default"/>
-      </w:rPr>
-    </w:lvl>
-    <w:lvl w:ilvl="1" w:tplc="4C0A0003" w:tentative="1">
-      <w:start w:val="1"/>
-      <w:numFmt w:val="bullet"/>
-      <w:lvlText w:val="o"/>
-      <w:lvlJc w:val="left"/>
-      <w:pPr>
-        <w:ind w:left="1440" w:hanging="360"/>
-      </w:pPr>
-      <w:rPr>
-        <w:rFonts w:ascii="Courier New" w:hAnsi="Courier New" w:cs="Courier New" w:hint="default"/>
-      </w:rPr>
-    </w:lvl>
-    <w:lvl w:ilvl="2" w:tplc="4C0A0005" w:tentative="1">
-      <w:start w:val="1"/>
-      <w:numFmt w:val="bullet"/>
-      <w:lvlText w:val=""/>
-      <w:lvlJc w:val="left"/>
-      <w:pPr>
-        <w:ind w:left="2160" w:hanging="360"/>
-      </w:pPr>
-      <w:rPr>
-        <w:rFonts w:ascii="Wingdings" w:hAnsi="Wingdings" w:hint="default"/>
-      </w:rPr>
-    </w:lvl>
-    <w:lvl w:ilvl="3" w:tplc="4C0A0001" w:tentative="1">
-      <w:start w:val="1"/>
-      <w:numFmt w:val="bullet"/>
-      <w:lvlText w:val=""/>
-      <w:lvlJc w:val="left"/>
-      <w:pPr>
-        <w:ind w:left="2880" w:hanging="360"/>
-      </w:pPr>
-      <w:rPr>
-        <w:rFonts w:ascii="Symbol" w:hAnsi="Symbol" w:hint="default"/>
-      </w:rPr>
-    </w:lvl>
-    <w:lvl w:ilvl="4" w:tplc="4C0A0003" w:tentative="1">
-      <w:start w:val="1"/>
-      <w:numFmt w:val="bullet"/>
-      <w:lvlText w:val="o"/>
-      <w:lvlJc w:val="left"/>
-      <w:pPr>
-        <w:ind w:left="3600" w:hanging="360"/>
-      </w:pPr>
-      <w:rPr>
-        <w:rFonts w:ascii="Courier New" w:hAnsi="Courier New" w:cs="Courier New" w:hint="default"/>
-      </w:rPr>
-    </w:lvl>
-    <w:lvl w:ilvl="5" w:tplc="4C0A0005" w:tentative="1">
-      <w:start w:val="1"/>
-      <w:numFmt w:val="bullet"/>
-      <w:lvlText w:val=""/>
-      <w:lvlJc w:val="left"/>
-      <w:pPr>
-        <w:ind w:left="4320" w:hanging="360"/>
-      </w:pPr>
-      <w:rPr>
-        <w:rFonts w:ascii="Wingdings" w:hAnsi="Wingdings" w:hint="default"/>
-      </w:rPr>
-    </w:lvl>
-    <w:lvl w:ilvl="6" w:tplc="4C0A0001" w:tentative="1">
-      <w:start w:val="1"/>
-      <w:numFmt w:val="bullet"/>
-      <w:lvlText w:val=""/>
-      <w:lvlJc w:val="left"/>
-      <w:pPr>
-        <w:ind w:left="5040" w:hanging="360"/>
-      </w:pPr>
-      <w:rPr>
-        <w:rFonts w:ascii="Symbol" w:hAnsi="Symbol" w:hint="default"/>
-      </w:rPr>
-    </w:lvl>
-    <w:lvl w:ilvl="7" w:tplc="4C0A0003" w:tentative="1">
-      <w:start w:val="1"/>
-      <w:numFmt w:val="bullet"/>
-      <w:lvlText w:val="o"/>
-      <w:lvlJc w:val="left"/>
-      <w:pPr>
-        <w:ind w:left="5760" w:hanging="360"/>
-      </w:pPr>
-      <w:rPr>
-        <w:rFonts w:ascii="Courier New" w:hAnsi="Courier New" w:cs="Courier New" w:hint="default"/>
-      </w:rPr>
-    </w:lvl>
-    <w:lvl w:ilvl="8" w:tplc="4C0A0005" w:tentative="1">
-      <w:start w:val="1"/>
-      <w:numFmt w:val="bullet"/>
-      <w:lvlText w:val=""/>
-      <w:lvlJc w:val="left"/>
-      <w:pPr>
-        <w:ind w:left="6480" w:hanging="360"/>
-      </w:pPr>
-      <w:rPr>
-        <w:rFonts w:ascii="Wingdings" w:hAnsi="Wingdings" w:hint="default"/>
-      </w:rPr>
-    </w:lvl>
-  </w:abstractNum>
-  <w:abstractNum w:abstractNumId="13" w15:restartNumberingAfterBreak="0">
-    <w:nsid w:val="5EE66132"/>
+  <w:abstractNum w:abstractNumId="7" w15:restartNumberingAfterBreak="0">
+    <w:nsid w:val="19364F39"/>
     <w:multiLevelType w:val="multilevel"/>
-    <w:tmpl w:val="19A896E6"/>
+    <w:tmpl w:val="1E98367C"/>
     <w:lvl w:ilvl="0">
       <w:start w:val="1"/>
       <w:numFmt w:val="bullet"/>
@@ -19897,123 +20849,10 @@
       </w:rPr>
     </w:lvl>
   </w:abstractNum>
-  <w:abstractNum w:abstractNumId="14" w15:restartNumberingAfterBreak="0">
-    <w:nsid w:val="69496144"/>
-    <w:multiLevelType w:val="hybridMultilevel"/>
-    <w:tmpl w:val="86F26854"/>
-    <w:lvl w:ilvl="0" w:tplc="4C0A000B">
-      <w:start w:val="1"/>
-      <w:numFmt w:val="bullet"/>
-      <w:lvlText w:val=""/>
-      <w:lvlJc w:val="left"/>
-      <w:pPr>
-        <w:ind w:left="720" w:hanging="360"/>
-      </w:pPr>
-      <w:rPr>
-        <w:rFonts w:ascii="Wingdings" w:hAnsi="Wingdings" w:hint="default"/>
-      </w:rPr>
-    </w:lvl>
-    <w:lvl w:ilvl="1" w:tplc="4C0A0003" w:tentative="1">
-      <w:start w:val="1"/>
-      <w:numFmt w:val="bullet"/>
-      <w:lvlText w:val="o"/>
-      <w:lvlJc w:val="left"/>
-      <w:pPr>
-        <w:ind w:left="1440" w:hanging="360"/>
-      </w:pPr>
-      <w:rPr>
-        <w:rFonts w:ascii="Courier New" w:hAnsi="Courier New" w:cs="Courier New" w:hint="default"/>
-      </w:rPr>
-    </w:lvl>
-    <w:lvl w:ilvl="2" w:tplc="4C0A0005" w:tentative="1">
-      <w:start w:val="1"/>
-      <w:numFmt w:val="bullet"/>
-      <w:lvlText w:val=""/>
-      <w:lvlJc w:val="left"/>
-      <w:pPr>
-        <w:ind w:left="2160" w:hanging="360"/>
-      </w:pPr>
-      <w:rPr>
-        <w:rFonts w:ascii="Wingdings" w:hAnsi="Wingdings" w:hint="default"/>
-      </w:rPr>
-    </w:lvl>
-    <w:lvl w:ilvl="3" w:tplc="4C0A0001" w:tentative="1">
-      <w:start w:val="1"/>
-      <w:numFmt w:val="bullet"/>
-      <w:lvlText w:val=""/>
-      <w:lvlJc w:val="left"/>
-      <w:pPr>
-        <w:ind w:left="2880" w:hanging="360"/>
-      </w:pPr>
-      <w:rPr>
-        <w:rFonts w:ascii="Symbol" w:hAnsi="Symbol" w:hint="default"/>
-      </w:rPr>
-    </w:lvl>
-    <w:lvl w:ilvl="4" w:tplc="4C0A0003" w:tentative="1">
-      <w:start w:val="1"/>
-      <w:numFmt w:val="bullet"/>
-      <w:lvlText w:val="o"/>
-      <w:lvlJc w:val="left"/>
-      <w:pPr>
-        <w:ind w:left="3600" w:hanging="360"/>
-      </w:pPr>
-      <w:rPr>
-        <w:rFonts w:ascii="Courier New" w:hAnsi="Courier New" w:cs="Courier New" w:hint="default"/>
-      </w:rPr>
-    </w:lvl>
-    <w:lvl w:ilvl="5" w:tplc="4C0A0005" w:tentative="1">
-      <w:start w:val="1"/>
-      <w:numFmt w:val="bullet"/>
-      <w:lvlText w:val=""/>
-      <w:lvlJc w:val="left"/>
-      <w:pPr>
-        <w:ind w:left="4320" w:hanging="360"/>
-      </w:pPr>
-      <w:rPr>
-        <w:rFonts w:ascii="Wingdings" w:hAnsi="Wingdings" w:hint="default"/>
-      </w:rPr>
-    </w:lvl>
-    <w:lvl w:ilvl="6" w:tplc="4C0A0001" w:tentative="1">
-      <w:start w:val="1"/>
-      <w:numFmt w:val="bullet"/>
-      <w:lvlText w:val=""/>
-      <w:lvlJc w:val="left"/>
-      <w:pPr>
-        <w:ind w:left="5040" w:hanging="360"/>
-      </w:pPr>
-      <w:rPr>
-        <w:rFonts w:ascii="Symbol" w:hAnsi="Symbol" w:hint="default"/>
-      </w:rPr>
-    </w:lvl>
-    <w:lvl w:ilvl="7" w:tplc="4C0A0003" w:tentative="1">
-      <w:start w:val="1"/>
-      <w:numFmt w:val="bullet"/>
-      <w:lvlText w:val="o"/>
-      <w:lvlJc w:val="left"/>
-      <w:pPr>
-        <w:ind w:left="5760" w:hanging="360"/>
-      </w:pPr>
-      <w:rPr>
-        <w:rFonts w:ascii="Courier New" w:hAnsi="Courier New" w:cs="Courier New" w:hint="default"/>
-      </w:rPr>
-    </w:lvl>
-    <w:lvl w:ilvl="8" w:tplc="4C0A0005" w:tentative="1">
-      <w:start w:val="1"/>
-      <w:numFmt w:val="bullet"/>
-      <w:lvlText w:val=""/>
-      <w:lvlJc w:val="left"/>
-      <w:pPr>
-        <w:ind w:left="6480" w:hanging="360"/>
-      </w:pPr>
-      <w:rPr>
-        <w:rFonts w:ascii="Wingdings" w:hAnsi="Wingdings" w:hint="default"/>
-      </w:rPr>
-    </w:lvl>
-  </w:abstractNum>
-  <w:abstractNum w:abstractNumId="15" w15:restartNumberingAfterBreak="0">
-    <w:nsid w:val="6AFE4EBA"/>
+  <w:abstractNum w:abstractNumId="8" w15:restartNumberingAfterBreak="0">
+    <w:nsid w:val="1BAD66B2"/>
     <w:multiLevelType w:val="multilevel"/>
-    <w:tmpl w:val="E9306388"/>
+    <w:tmpl w:val="EECA41D8"/>
     <w:lvl w:ilvl="0">
       <w:start w:val="1"/>
       <w:numFmt w:val="bullet"/>
@@ -20159,29 +20998,2012 @@
       </w:rPr>
     </w:lvl>
   </w:abstractNum>
+  <w:abstractNum w:abstractNumId="9" w15:restartNumberingAfterBreak="0">
+    <w:nsid w:val="219212AB"/>
+    <w:multiLevelType w:val="multilevel"/>
+    <w:tmpl w:val="B1886428"/>
+    <w:lvl w:ilvl="0">
+      <w:start w:val="1"/>
+      <w:numFmt w:val="bullet"/>
+      <w:lvlText w:val=""/>
+      <w:lvlJc w:val="left"/>
+      <w:pPr>
+        <w:tabs>
+          <w:tab w:val="num" w:pos="720"/>
+        </w:tabs>
+        <w:ind w:left="720" w:hanging="360"/>
+      </w:pPr>
+      <w:rPr>
+        <w:rFonts w:ascii="Symbol" w:hAnsi="Symbol" w:hint="default"/>
+        <w:sz w:val="20"/>
+      </w:rPr>
+    </w:lvl>
+    <w:lvl w:ilvl="1" w:tentative="1">
+      <w:start w:val="1"/>
+      <w:numFmt w:val="bullet"/>
+      <w:lvlText w:val="o"/>
+      <w:lvlJc w:val="left"/>
+      <w:pPr>
+        <w:tabs>
+          <w:tab w:val="num" w:pos="1440"/>
+        </w:tabs>
+        <w:ind w:left="1440" w:hanging="360"/>
+      </w:pPr>
+      <w:rPr>
+        <w:rFonts w:ascii="Courier New" w:hAnsi="Courier New" w:hint="default"/>
+        <w:sz w:val="20"/>
+      </w:rPr>
+    </w:lvl>
+    <w:lvl w:ilvl="2" w:tentative="1">
+      <w:start w:val="1"/>
+      <w:numFmt w:val="bullet"/>
+      <w:lvlText w:val=""/>
+      <w:lvlJc w:val="left"/>
+      <w:pPr>
+        <w:tabs>
+          <w:tab w:val="num" w:pos="2160"/>
+        </w:tabs>
+        <w:ind w:left="2160" w:hanging="360"/>
+      </w:pPr>
+      <w:rPr>
+        <w:rFonts w:ascii="Wingdings" w:hAnsi="Wingdings" w:hint="default"/>
+        <w:sz w:val="20"/>
+      </w:rPr>
+    </w:lvl>
+    <w:lvl w:ilvl="3" w:tentative="1">
+      <w:start w:val="1"/>
+      <w:numFmt w:val="bullet"/>
+      <w:lvlText w:val=""/>
+      <w:lvlJc w:val="left"/>
+      <w:pPr>
+        <w:tabs>
+          <w:tab w:val="num" w:pos="2880"/>
+        </w:tabs>
+        <w:ind w:left="2880" w:hanging="360"/>
+      </w:pPr>
+      <w:rPr>
+        <w:rFonts w:ascii="Wingdings" w:hAnsi="Wingdings" w:hint="default"/>
+        <w:sz w:val="20"/>
+      </w:rPr>
+    </w:lvl>
+    <w:lvl w:ilvl="4" w:tentative="1">
+      <w:start w:val="1"/>
+      <w:numFmt w:val="bullet"/>
+      <w:lvlText w:val=""/>
+      <w:lvlJc w:val="left"/>
+      <w:pPr>
+        <w:tabs>
+          <w:tab w:val="num" w:pos="3600"/>
+        </w:tabs>
+        <w:ind w:left="3600" w:hanging="360"/>
+      </w:pPr>
+      <w:rPr>
+        <w:rFonts w:ascii="Wingdings" w:hAnsi="Wingdings" w:hint="default"/>
+        <w:sz w:val="20"/>
+      </w:rPr>
+    </w:lvl>
+    <w:lvl w:ilvl="5" w:tentative="1">
+      <w:start w:val="1"/>
+      <w:numFmt w:val="bullet"/>
+      <w:lvlText w:val=""/>
+      <w:lvlJc w:val="left"/>
+      <w:pPr>
+        <w:tabs>
+          <w:tab w:val="num" w:pos="4320"/>
+        </w:tabs>
+        <w:ind w:left="4320" w:hanging="360"/>
+      </w:pPr>
+      <w:rPr>
+        <w:rFonts w:ascii="Wingdings" w:hAnsi="Wingdings" w:hint="default"/>
+        <w:sz w:val="20"/>
+      </w:rPr>
+    </w:lvl>
+    <w:lvl w:ilvl="6" w:tentative="1">
+      <w:start w:val="1"/>
+      <w:numFmt w:val="bullet"/>
+      <w:lvlText w:val=""/>
+      <w:lvlJc w:val="left"/>
+      <w:pPr>
+        <w:tabs>
+          <w:tab w:val="num" w:pos="5040"/>
+        </w:tabs>
+        <w:ind w:left="5040" w:hanging="360"/>
+      </w:pPr>
+      <w:rPr>
+        <w:rFonts w:ascii="Wingdings" w:hAnsi="Wingdings" w:hint="default"/>
+        <w:sz w:val="20"/>
+      </w:rPr>
+    </w:lvl>
+    <w:lvl w:ilvl="7" w:tentative="1">
+      <w:start w:val="1"/>
+      <w:numFmt w:val="bullet"/>
+      <w:lvlText w:val=""/>
+      <w:lvlJc w:val="left"/>
+      <w:pPr>
+        <w:tabs>
+          <w:tab w:val="num" w:pos="5760"/>
+        </w:tabs>
+        <w:ind w:left="5760" w:hanging="360"/>
+      </w:pPr>
+      <w:rPr>
+        <w:rFonts w:ascii="Wingdings" w:hAnsi="Wingdings" w:hint="default"/>
+        <w:sz w:val="20"/>
+      </w:rPr>
+    </w:lvl>
+    <w:lvl w:ilvl="8" w:tentative="1">
+      <w:start w:val="1"/>
+      <w:numFmt w:val="bullet"/>
+      <w:lvlText w:val=""/>
+      <w:lvlJc w:val="left"/>
+      <w:pPr>
+        <w:tabs>
+          <w:tab w:val="num" w:pos="6480"/>
+        </w:tabs>
+        <w:ind w:left="6480" w:hanging="360"/>
+      </w:pPr>
+      <w:rPr>
+        <w:rFonts w:ascii="Wingdings" w:hAnsi="Wingdings" w:hint="default"/>
+        <w:sz w:val="20"/>
+      </w:rPr>
+    </w:lvl>
+  </w:abstractNum>
+  <w:abstractNum w:abstractNumId="10" w15:restartNumberingAfterBreak="0">
+    <w:nsid w:val="29B83BE3"/>
+    <w:multiLevelType w:val="hybridMultilevel"/>
+    <w:tmpl w:val="6840B7F0"/>
+    <w:lvl w:ilvl="0" w:tplc="4C0A000B">
+      <w:start w:val="1"/>
+      <w:numFmt w:val="bullet"/>
+      <w:lvlText w:val=""/>
+      <w:lvlJc w:val="left"/>
+      <w:pPr>
+        <w:ind w:left="720" w:hanging="360"/>
+      </w:pPr>
+      <w:rPr>
+        <w:rFonts w:ascii="Wingdings" w:hAnsi="Wingdings" w:hint="default"/>
+      </w:rPr>
+    </w:lvl>
+    <w:lvl w:ilvl="1" w:tplc="4C0A0003" w:tentative="1">
+      <w:start w:val="1"/>
+      <w:numFmt w:val="bullet"/>
+      <w:lvlText w:val="o"/>
+      <w:lvlJc w:val="left"/>
+      <w:pPr>
+        <w:ind w:left="1440" w:hanging="360"/>
+      </w:pPr>
+      <w:rPr>
+        <w:rFonts w:ascii="Courier New" w:hAnsi="Courier New" w:cs="Courier New" w:hint="default"/>
+      </w:rPr>
+    </w:lvl>
+    <w:lvl w:ilvl="2" w:tplc="4C0A0005" w:tentative="1">
+      <w:start w:val="1"/>
+      <w:numFmt w:val="bullet"/>
+      <w:lvlText w:val=""/>
+      <w:lvlJc w:val="left"/>
+      <w:pPr>
+        <w:ind w:left="2160" w:hanging="360"/>
+      </w:pPr>
+      <w:rPr>
+        <w:rFonts w:ascii="Wingdings" w:hAnsi="Wingdings" w:hint="default"/>
+      </w:rPr>
+    </w:lvl>
+    <w:lvl w:ilvl="3" w:tplc="4C0A0001" w:tentative="1">
+      <w:start w:val="1"/>
+      <w:numFmt w:val="bullet"/>
+      <w:lvlText w:val=""/>
+      <w:lvlJc w:val="left"/>
+      <w:pPr>
+        <w:ind w:left="2880" w:hanging="360"/>
+      </w:pPr>
+      <w:rPr>
+        <w:rFonts w:ascii="Symbol" w:hAnsi="Symbol" w:hint="default"/>
+      </w:rPr>
+    </w:lvl>
+    <w:lvl w:ilvl="4" w:tplc="4C0A0003" w:tentative="1">
+      <w:start w:val="1"/>
+      <w:numFmt w:val="bullet"/>
+      <w:lvlText w:val="o"/>
+      <w:lvlJc w:val="left"/>
+      <w:pPr>
+        <w:ind w:left="3600" w:hanging="360"/>
+      </w:pPr>
+      <w:rPr>
+        <w:rFonts w:ascii="Courier New" w:hAnsi="Courier New" w:cs="Courier New" w:hint="default"/>
+      </w:rPr>
+    </w:lvl>
+    <w:lvl w:ilvl="5" w:tplc="4C0A0005" w:tentative="1">
+      <w:start w:val="1"/>
+      <w:numFmt w:val="bullet"/>
+      <w:lvlText w:val=""/>
+      <w:lvlJc w:val="left"/>
+      <w:pPr>
+        <w:ind w:left="4320" w:hanging="360"/>
+      </w:pPr>
+      <w:rPr>
+        <w:rFonts w:ascii="Wingdings" w:hAnsi="Wingdings" w:hint="default"/>
+      </w:rPr>
+    </w:lvl>
+    <w:lvl w:ilvl="6" w:tplc="4C0A0001" w:tentative="1">
+      <w:start w:val="1"/>
+      <w:numFmt w:val="bullet"/>
+      <w:lvlText w:val=""/>
+      <w:lvlJc w:val="left"/>
+      <w:pPr>
+        <w:ind w:left="5040" w:hanging="360"/>
+      </w:pPr>
+      <w:rPr>
+        <w:rFonts w:ascii="Symbol" w:hAnsi="Symbol" w:hint="default"/>
+      </w:rPr>
+    </w:lvl>
+    <w:lvl w:ilvl="7" w:tplc="4C0A0003" w:tentative="1">
+      <w:start w:val="1"/>
+      <w:numFmt w:val="bullet"/>
+      <w:lvlText w:val="o"/>
+      <w:lvlJc w:val="left"/>
+      <w:pPr>
+        <w:ind w:left="5760" w:hanging="360"/>
+      </w:pPr>
+      <w:rPr>
+        <w:rFonts w:ascii="Courier New" w:hAnsi="Courier New" w:cs="Courier New" w:hint="default"/>
+      </w:rPr>
+    </w:lvl>
+    <w:lvl w:ilvl="8" w:tplc="4C0A0005" w:tentative="1">
+      <w:start w:val="1"/>
+      <w:numFmt w:val="bullet"/>
+      <w:lvlText w:val=""/>
+      <w:lvlJc w:val="left"/>
+      <w:pPr>
+        <w:ind w:left="6480" w:hanging="360"/>
+      </w:pPr>
+      <w:rPr>
+        <w:rFonts w:ascii="Wingdings" w:hAnsi="Wingdings" w:hint="default"/>
+      </w:rPr>
+    </w:lvl>
+  </w:abstractNum>
+  <w:abstractNum w:abstractNumId="11" w15:restartNumberingAfterBreak="0">
+    <w:nsid w:val="2CC83A03"/>
+    <w:multiLevelType w:val="multilevel"/>
+    <w:tmpl w:val="8920F270"/>
+    <w:lvl w:ilvl="0">
+      <w:start w:val="1"/>
+      <w:numFmt w:val="bullet"/>
+      <w:lvlText w:val=""/>
+      <w:lvlJc w:val="left"/>
+      <w:pPr>
+        <w:tabs>
+          <w:tab w:val="num" w:pos="720"/>
+        </w:tabs>
+        <w:ind w:left="720" w:hanging="360"/>
+      </w:pPr>
+      <w:rPr>
+        <w:rFonts w:ascii="Symbol" w:hAnsi="Symbol" w:hint="default"/>
+        <w:sz w:val="20"/>
+      </w:rPr>
+    </w:lvl>
+    <w:lvl w:ilvl="1" w:tentative="1">
+      <w:start w:val="1"/>
+      <w:numFmt w:val="bullet"/>
+      <w:lvlText w:val="o"/>
+      <w:lvlJc w:val="left"/>
+      <w:pPr>
+        <w:tabs>
+          <w:tab w:val="num" w:pos="1440"/>
+        </w:tabs>
+        <w:ind w:left="1440" w:hanging="360"/>
+      </w:pPr>
+      <w:rPr>
+        <w:rFonts w:ascii="Courier New" w:hAnsi="Courier New" w:hint="default"/>
+        <w:sz w:val="20"/>
+      </w:rPr>
+    </w:lvl>
+    <w:lvl w:ilvl="2" w:tentative="1">
+      <w:start w:val="1"/>
+      <w:numFmt w:val="bullet"/>
+      <w:lvlText w:val=""/>
+      <w:lvlJc w:val="left"/>
+      <w:pPr>
+        <w:tabs>
+          <w:tab w:val="num" w:pos="2160"/>
+        </w:tabs>
+        <w:ind w:left="2160" w:hanging="360"/>
+      </w:pPr>
+      <w:rPr>
+        <w:rFonts w:ascii="Wingdings" w:hAnsi="Wingdings" w:hint="default"/>
+        <w:sz w:val="20"/>
+      </w:rPr>
+    </w:lvl>
+    <w:lvl w:ilvl="3" w:tentative="1">
+      <w:start w:val="1"/>
+      <w:numFmt w:val="bullet"/>
+      <w:lvlText w:val=""/>
+      <w:lvlJc w:val="left"/>
+      <w:pPr>
+        <w:tabs>
+          <w:tab w:val="num" w:pos="2880"/>
+        </w:tabs>
+        <w:ind w:left="2880" w:hanging="360"/>
+      </w:pPr>
+      <w:rPr>
+        <w:rFonts w:ascii="Wingdings" w:hAnsi="Wingdings" w:hint="default"/>
+        <w:sz w:val="20"/>
+      </w:rPr>
+    </w:lvl>
+    <w:lvl w:ilvl="4" w:tentative="1">
+      <w:start w:val="1"/>
+      <w:numFmt w:val="bullet"/>
+      <w:lvlText w:val=""/>
+      <w:lvlJc w:val="left"/>
+      <w:pPr>
+        <w:tabs>
+          <w:tab w:val="num" w:pos="3600"/>
+        </w:tabs>
+        <w:ind w:left="3600" w:hanging="360"/>
+      </w:pPr>
+      <w:rPr>
+        <w:rFonts w:ascii="Wingdings" w:hAnsi="Wingdings" w:hint="default"/>
+        <w:sz w:val="20"/>
+      </w:rPr>
+    </w:lvl>
+    <w:lvl w:ilvl="5" w:tentative="1">
+      <w:start w:val="1"/>
+      <w:numFmt w:val="bullet"/>
+      <w:lvlText w:val=""/>
+      <w:lvlJc w:val="left"/>
+      <w:pPr>
+        <w:tabs>
+          <w:tab w:val="num" w:pos="4320"/>
+        </w:tabs>
+        <w:ind w:left="4320" w:hanging="360"/>
+      </w:pPr>
+      <w:rPr>
+        <w:rFonts w:ascii="Wingdings" w:hAnsi="Wingdings" w:hint="default"/>
+        <w:sz w:val="20"/>
+      </w:rPr>
+    </w:lvl>
+    <w:lvl w:ilvl="6" w:tentative="1">
+      <w:start w:val="1"/>
+      <w:numFmt w:val="bullet"/>
+      <w:lvlText w:val=""/>
+      <w:lvlJc w:val="left"/>
+      <w:pPr>
+        <w:tabs>
+          <w:tab w:val="num" w:pos="5040"/>
+        </w:tabs>
+        <w:ind w:left="5040" w:hanging="360"/>
+      </w:pPr>
+      <w:rPr>
+        <w:rFonts w:ascii="Wingdings" w:hAnsi="Wingdings" w:hint="default"/>
+        <w:sz w:val="20"/>
+      </w:rPr>
+    </w:lvl>
+    <w:lvl w:ilvl="7" w:tentative="1">
+      <w:start w:val="1"/>
+      <w:numFmt w:val="bullet"/>
+      <w:lvlText w:val=""/>
+      <w:lvlJc w:val="left"/>
+      <w:pPr>
+        <w:tabs>
+          <w:tab w:val="num" w:pos="5760"/>
+        </w:tabs>
+        <w:ind w:left="5760" w:hanging="360"/>
+      </w:pPr>
+      <w:rPr>
+        <w:rFonts w:ascii="Wingdings" w:hAnsi="Wingdings" w:hint="default"/>
+        <w:sz w:val="20"/>
+      </w:rPr>
+    </w:lvl>
+    <w:lvl w:ilvl="8" w:tentative="1">
+      <w:start w:val="1"/>
+      <w:numFmt w:val="bullet"/>
+      <w:lvlText w:val=""/>
+      <w:lvlJc w:val="left"/>
+      <w:pPr>
+        <w:tabs>
+          <w:tab w:val="num" w:pos="6480"/>
+        </w:tabs>
+        <w:ind w:left="6480" w:hanging="360"/>
+      </w:pPr>
+      <w:rPr>
+        <w:rFonts w:ascii="Wingdings" w:hAnsi="Wingdings" w:hint="default"/>
+        <w:sz w:val="20"/>
+      </w:rPr>
+    </w:lvl>
+  </w:abstractNum>
+  <w:abstractNum w:abstractNumId="12" w15:restartNumberingAfterBreak="0">
+    <w:nsid w:val="2E3D05BD"/>
+    <w:multiLevelType w:val="multilevel"/>
+    <w:tmpl w:val="CC962E14"/>
+    <w:lvl w:ilvl="0">
+      <w:start w:val="1"/>
+      <w:numFmt w:val="bullet"/>
+      <w:lvlText w:val=""/>
+      <w:lvlJc w:val="left"/>
+      <w:pPr>
+        <w:tabs>
+          <w:tab w:val="num" w:pos="720"/>
+        </w:tabs>
+        <w:ind w:left="720" w:hanging="360"/>
+      </w:pPr>
+      <w:rPr>
+        <w:rFonts w:ascii="Symbol" w:hAnsi="Symbol" w:hint="default"/>
+        <w:sz w:val="20"/>
+      </w:rPr>
+    </w:lvl>
+    <w:lvl w:ilvl="1" w:tentative="1">
+      <w:start w:val="1"/>
+      <w:numFmt w:val="bullet"/>
+      <w:lvlText w:val="o"/>
+      <w:lvlJc w:val="left"/>
+      <w:pPr>
+        <w:tabs>
+          <w:tab w:val="num" w:pos="1440"/>
+        </w:tabs>
+        <w:ind w:left="1440" w:hanging="360"/>
+      </w:pPr>
+      <w:rPr>
+        <w:rFonts w:ascii="Courier New" w:hAnsi="Courier New" w:hint="default"/>
+        <w:sz w:val="20"/>
+      </w:rPr>
+    </w:lvl>
+    <w:lvl w:ilvl="2" w:tentative="1">
+      <w:start w:val="1"/>
+      <w:numFmt w:val="bullet"/>
+      <w:lvlText w:val=""/>
+      <w:lvlJc w:val="left"/>
+      <w:pPr>
+        <w:tabs>
+          <w:tab w:val="num" w:pos="2160"/>
+        </w:tabs>
+        <w:ind w:left="2160" w:hanging="360"/>
+      </w:pPr>
+      <w:rPr>
+        <w:rFonts w:ascii="Wingdings" w:hAnsi="Wingdings" w:hint="default"/>
+        <w:sz w:val="20"/>
+      </w:rPr>
+    </w:lvl>
+    <w:lvl w:ilvl="3" w:tentative="1">
+      <w:start w:val="1"/>
+      <w:numFmt w:val="bullet"/>
+      <w:lvlText w:val=""/>
+      <w:lvlJc w:val="left"/>
+      <w:pPr>
+        <w:tabs>
+          <w:tab w:val="num" w:pos="2880"/>
+        </w:tabs>
+        <w:ind w:left="2880" w:hanging="360"/>
+      </w:pPr>
+      <w:rPr>
+        <w:rFonts w:ascii="Wingdings" w:hAnsi="Wingdings" w:hint="default"/>
+        <w:sz w:val="20"/>
+      </w:rPr>
+    </w:lvl>
+    <w:lvl w:ilvl="4" w:tentative="1">
+      <w:start w:val="1"/>
+      <w:numFmt w:val="bullet"/>
+      <w:lvlText w:val=""/>
+      <w:lvlJc w:val="left"/>
+      <w:pPr>
+        <w:tabs>
+          <w:tab w:val="num" w:pos="3600"/>
+        </w:tabs>
+        <w:ind w:left="3600" w:hanging="360"/>
+      </w:pPr>
+      <w:rPr>
+        <w:rFonts w:ascii="Wingdings" w:hAnsi="Wingdings" w:hint="default"/>
+        <w:sz w:val="20"/>
+      </w:rPr>
+    </w:lvl>
+    <w:lvl w:ilvl="5" w:tentative="1">
+      <w:start w:val="1"/>
+      <w:numFmt w:val="bullet"/>
+      <w:lvlText w:val=""/>
+      <w:lvlJc w:val="left"/>
+      <w:pPr>
+        <w:tabs>
+          <w:tab w:val="num" w:pos="4320"/>
+        </w:tabs>
+        <w:ind w:left="4320" w:hanging="360"/>
+      </w:pPr>
+      <w:rPr>
+        <w:rFonts w:ascii="Wingdings" w:hAnsi="Wingdings" w:hint="default"/>
+        <w:sz w:val="20"/>
+      </w:rPr>
+    </w:lvl>
+    <w:lvl w:ilvl="6" w:tentative="1">
+      <w:start w:val="1"/>
+      <w:numFmt w:val="bullet"/>
+      <w:lvlText w:val=""/>
+      <w:lvlJc w:val="left"/>
+      <w:pPr>
+        <w:tabs>
+          <w:tab w:val="num" w:pos="5040"/>
+        </w:tabs>
+        <w:ind w:left="5040" w:hanging="360"/>
+      </w:pPr>
+      <w:rPr>
+        <w:rFonts w:ascii="Wingdings" w:hAnsi="Wingdings" w:hint="default"/>
+        <w:sz w:val="20"/>
+      </w:rPr>
+    </w:lvl>
+    <w:lvl w:ilvl="7" w:tentative="1">
+      <w:start w:val="1"/>
+      <w:numFmt w:val="bullet"/>
+      <w:lvlText w:val=""/>
+      <w:lvlJc w:val="left"/>
+      <w:pPr>
+        <w:tabs>
+          <w:tab w:val="num" w:pos="5760"/>
+        </w:tabs>
+        <w:ind w:left="5760" w:hanging="360"/>
+      </w:pPr>
+      <w:rPr>
+        <w:rFonts w:ascii="Wingdings" w:hAnsi="Wingdings" w:hint="default"/>
+        <w:sz w:val="20"/>
+      </w:rPr>
+    </w:lvl>
+    <w:lvl w:ilvl="8" w:tentative="1">
+      <w:start w:val="1"/>
+      <w:numFmt w:val="bullet"/>
+      <w:lvlText w:val=""/>
+      <w:lvlJc w:val="left"/>
+      <w:pPr>
+        <w:tabs>
+          <w:tab w:val="num" w:pos="6480"/>
+        </w:tabs>
+        <w:ind w:left="6480" w:hanging="360"/>
+      </w:pPr>
+      <w:rPr>
+        <w:rFonts w:ascii="Wingdings" w:hAnsi="Wingdings" w:hint="default"/>
+        <w:sz w:val="20"/>
+      </w:rPr>
+    </w:lvl>
+  </w:abstractNum>
+  <w:abstractNum w:abstractNumId="13" w15:restartNumberingAfterBreak="0">
+    <w:nsid w:val="313C7CBF"/>
+    <w:multiLevelType w:val="multilevel"/>
+    <w:tmpl w:val="0B8421D6"/>
+    <w:lvl w:ilvl="0">
+      <w:start w:val="1"/>
+      <w:numFmt w:val="bullet"/>
+      <w:lvlText w:val=""/>
+      <w:lvlJc w:val="left"/>
+      <w:pPr>
+        <w:tabs>
+          <w:tab w:val="num" w:pos="720"/>
+        </w:tabs>
+        <w:ind w:left="720" w:hanging="360"/>
+      </w:pPr>
+      <w:rPr>
+        <w:rFonts w:ascii="Symbol" w:hAnsi="Symbol" w:hint="default"/>
+        <w:sz w:val="20"/>
+      </w:rPr>
+    </w:lvl>
+    <w:lvl w:ilvl="1" w:tentative="1">
+      <w:start w:val="1"/>
+      <w:numFmt w:val="bullet"/>
+      <w:lvlText w:val="o"/>
+      <w:lvlJc w:val="left"/>
+      <w:pPr>
+        <w:tabs>
+          <w:tab w:val="num" w:pos="1440"/>
+        </w:tabs>
+        <w:ind w:left="1440" w:hanging="360"/>
+      </w:pPr>
+      <w:rPr>
+        <w:rFonts w:ascii="Courier New" w:hAnsi="Courier New" w:hint="default"/>
+        <w:sz w:val="20"/>
+      </w:rPr>
+    </w:lvl>
+    <w:lvl w:ilvl="2" w:tentative="1">
+      <w:start w:val="1"/>
+      <w:numFmt w:val="bullet"/>
+      <w:lvlText w:val=""/>
+      <w:lvlJc w:val="left"/>
+      <w:pPr>
+        <w:tabs>
+          <w:tab w:val="num" w:pos="2160"/>
+        </w:tabs>
+        <w:ind w:left="2160" w:hanging="360"/>
+      </w:pPr>
+      <w:rPr>
+        <w:rFonts w:ascii="Wingdings" w:hAnsi="Wingdings" w:hint="default"/>
+        <w:sz w:val="20"/>
+      </w:rPr>
+    </w:lvl>
+    <w:lvl w:ilvl="3" w:tentative="1">
+      <w:start w:val="1"/>
+      <w:numFmt w:val="bullet"/>
+      <w:lvlText w:val=""/>
+      <w:lvlJc w:val="left"/>
+      <w:pPr>
+        <w:tabs>
+          <w:tab w:val="num" w:pos="2880"/>
+        </w:tabs>
+        <w:ind w:left="2880" w:hanging="360"/>
+      </w:pPr>
+      <w:rPr>
+        <w:rFonts w:ascii="Wingdings" w:hAnsi="Wingdings" w:hint="default"/>
+        <w:sz w:val="20"/>
+      </w:rPr>
+    </w:lvl>
+    <w:lvl w:ilvl="4" w:tentative="1">
+      <w:start w:val="1"/>
+      <w:numFmt w:val="bullet"/>
+      <w:lvlText w:val=""/>
+      <w:lvlJc w:val="left"/>
+      <w:pPr>
+        <w:tabs>
+          <w:tab w:val="num" w:pos="3600"/>
+        </w:tabs>
+        <w:ind w:left="3600" w:hanging="360"/>
+      </w:pPr>
+      <w:rPr>
+        <w:rFonts w:ascii="Wingdings" w:hAnsi="Wingdings" w:hint="default"/>
+        <w:sz w:val="20"/>
+      </w:rPr>
+    </w:lvl>
+    <w:lvl w:ilvl="5" w:tentative="1">
+      <w:start w:val="1"/>
+      <w:numFmt w:val="bullet"/>
+      <w:lvlText w:val=""/>
+      <w:lvlJc w:val="left"/>
+      <w:pPr>
+        <w:tabs>
+          <w:tab w:val="num" w:pos="4320"/>
+        </w:tabs>
+        <w:ind w:left="4320" w:hanging="360"/>
+      </w:pPr>
+      <w:rPr>
+        <w:rFonts w:ascii="Wingdings" w:hAnsi="Wingdings" w:hint="default"/>
+        <w:sz w:val="20"/>
+      </w:rPr>
+    </w:lvl>
+    <w:lvl w:ilvl="6" w:tentative="1">
+      <w:start w:val="1"/>
+      <w:numFmt w:val="bullet"/>
+      <w:lvlText w:val=""/>
+      <w:lvlJc w:val="left"/>
+      <w:pPr>
+        <w:tabs>
+          <w:tab w:val="num" w:pos="5040"/>
+        </w:tabs>
+        <w:ind w:left="5040" w:hanging="360"/>
+      </w:pPr>
+      <w:rPr>
+        <w:rFonts w:ascii="Wingdings" w:hAnsi="Wingdings" w:hint="default"/>
+        <w:sz w:val="20"/>
+      </w:rPr>
+    </w:lvl>
+    <w:lvl w:ilvl="7" w:tentative="1">
+      <w:start w:val="1"/>
+      <w:numFmt w:val="bullet"/>
+      <w:lvlText w:val=""/>
+      <w:lvlJc w:val="left"/>
+      <w:pPr>
+        <w:tabs>
+          <w:tab w:val="num" w:pos="5760"/>
+        </w:tabs>
+        <w:ind w:left="5760" w:hanging="360"/>
+      </w:pPr>
+      <w:rPr>
+        <w:rFonts w:ascii="Wingdings" w:hAnsi="Wingdings" w:hint="default"/>
+        <w:sz w:val="20"/>
+      </w:rPr>
+    </w:lvl>
+    <w:lvl w:ilvl="8" w:tentative="1">
+      <w:start w:val="1"/>
+      <w:numFmt w:val="bullet"/>
+      <w:lvlText w:val=""/>
+      <w:lvlJc w:val="left"/>
+      <w:pPr>
+        <w:tabs>
+          <w:tab w:val="num" w:pos="6480"/>
+        </w:tabs>
+        <w:ind w:left="6480" w:hanging="360"/>
+      </w:pPr>
+      <w:rPr>
+        <w:rFonts w:ascii="Wingdings" w:hAnsi="Wingdings" w:hint="default"/>
+        <w:sz w:val="20"/>
+      </w:rPr>
+    </w:lvl>
+  </w:abstractNum>
+  <w:abstractNum w:abstractNumId="14" w15:restartNumberingAfterBreak="0">
+    <w:nsid w:val="319C63D5"/>
+    <w:multiLevelType w:val="hybridMultilevel"/>
+    <w:tmpl w:val="7F545736"/>
+    <w:lvl w:ilvl="0" w:tplc="4C0A000B">
+      <w:start w:val="1"/>
+      <w:numFmt w:val="bullet"/>
+      <w:lvlText w:val=""/>
+      <w:lvlJc w:val="left"/>
+      <w:pPr>
+        <w:ind w:left="720" w:hanging="360"/>
+      </w:pPr>
+      <w:rPr>
+        <w:rFonts w:ascii="Wingdings" w:hAnsi="Wingdings" w:hint="default"/>
+      </w:rPr>
+    </w:lvl>
+    <w:lvl w:ilvl="1" w:tplc="4C0A0003" w:tentative="1">
+      <w:start w:val="1"/>
+      <w:numFmt w:val="bullet"/>
+      <w:lvlText w:val="o"/>
+      <w:lvlJc w:val="left"/>
+      <w:pPr>
+        <w:ind w:left="1440" w:hanging="360"/>
+      </w:pPr>
+      <w:rPr>
+        <w:rFonts w:ascii="Courier New" w:hAnsi="Courier New" w:cs="Courier New" w:hint="default"/>
+      </w:rPr>
+    </w:lvl>
+    <w:lvl w:ilvl="2" w:tplc="4C0A0005" w:tentative="1">
+      <w:start w:val="1"/>
+      <w:numFmt w:val="bullet"/>
+      <w:lvlText w:val=""/>
+      <w:lvlJc w:val="left"/>
+      <w:pPr>
+        <w:ind w:left="2160" w:hanging="360"/>
+      </w:pPr>
+      <w:rPr>
+        <w:rFonts w:ascii="Wingdings" w:hAnsi="Wingdings" w:hint="default"/>
+      </w:rPr>
+    </w:lvl>
+    <w:lvl w:ilvl="3" w:tplc="4C0A0001" w:tentative="1">
+      <w:start w:val="1"/>
+      <w:numFmt w:val="bullet"/>
+      <w:lvlText w:val=""/>
+      <w:lvlJc w:val="left"/>
+      <w:pPr>
+        <w:ind w:left="2880" w:hanging="360"/>
+      </w:pPr>
+      <w:rPr>
+        <w:rFonts w:ascii="Symbol" w:hAnsi="Symbol" w:hint="default"/>
+      </w:rPr>
+    </w:lvl>
+    <w:lvl w:ilvl="4" w:tplc="4C0A0003" w:tentative="1">
+      <w:start w:val="1"/>
+      <w:numFmt w:val="bullet"/>
+      <w:lvlText w:val="o"/>
+      <w:lvlJc w:val="left"/>
+      <w:pPr>
+        <w:ind w:left="3600" w:hanging="360"/>
+      </w:pPr>
+      <w:rPr>
+        <w:rFonts w:ascii="Courier New" w:hAnsi="Courier New" w:cs="Courier New" w:hint="default"/>
+      </w:rPr>
+    </w:lvl>
+    <w:lvl w:ilvl="5" w:tplc="4C0A0005" w:tentative="1">
+      <w:start w:val="1"/>
+      <w:numFmt w:val="bullet"/>
+      <w:lvlText w:val=""/>
+      <w:lvlJc w:val="left"/>
+      <w:pPr>
+        <w:ind w:left="4320" w:hanging="360"/>
+      </w:pPr>
+      <w:rPr>
+        <w:rFonts w:ascii="Wingdings" w:hAnsi="Wingdings" w:hint="default"/>
+      </w:rPr>
+    </w:lvl>
+    <w:lvl w:ilvl="6" w:tplc="4C0A0001" w:tentative="1">
+      <w:start w:val="1"/>
+      <w:numFmt w:val="bullet"/>
+      <w:lvlText w:val=""/>
+      <w:lvlJc w:val="left"/>
+      <w:pPr>
+        <w:ind w:left="5040" w:hanging="360"/>
+      </w:pPr>
+      <w:rPr>
+        <w:rFonts w:ascii="Symbol" w:hAnsi="Symbol" w:hint="default"/>
+      </w:rPr>
+    </w:lvl>
+    <w:lvl w:ilvl="7" w:tplc="4C0A0003" w:tentative="1">
+      <w:start w:val="1"/>
+      <w:numFmt w:val="bullet"/>
+      <w:lvlText w:val="o"/>
+      <w:lvlJc w:val="left"/>
+      <w:pPr>
+        <w:ind w:left="5760" w:hanging="360"/>
+      </w:pPr>
+      <w:rPr>
+        <w:rFonts w:ascii="Courier New" w:hAnsi="Courier New" w:cs="Courier New" w:hint="default"/>
+      </w:rPr>
+    </w:lvl>
+    <w:lvl w:ilvl="8" w:tplc="4C0A0005" w:tentative="1">
+      <w:start w:val="1"/>
+      <w:numFmt w:val="bullet"/>
+      <w:lvlText w:val=""/>
+      <w:lvlJc w:val="left"/>
+      <w:pPr>
+        <w:ind w:left="6480" w:hanging="360"/>
+      </w:pPr>
+      <w:rPr>
+        <w:rFonts w:ascii="Wingdings" w:hAnsi="Wingdings" w:hint="default"/>
+      </w:rPr>
+    </w:lvl>
+  </w:abstractNum>
+  <w:abstractNum w:abstractNumId="15" w15:restartNumberingAfterBreak="0">
+    <w:nsid w:val="36D95B77"/>
+    <w:multiLevelType w:val="hybridMultilevel"/>
+    <w:tmpl w:val="3874447A"/>
+    <w:lvl w:ilvl="0" w:tplc="4C0A000B">
+      <w:start w:val="1"/>
+      <w:numFmt w:val="bullet"/>
+      <w:lvlText w:val=""/>
+      <w:lvlJc w:val="left"/>
+      <w:pPr>
+        <w:ind w:left="720" w:hanging="360"/>
+      </w:pPr>
+      <w:rPr>
+        <w:rFonts w:ascii="Wingdings" w:hAnsi="Wingdings" w:hint="default"/>
+      </w:rPr>
+    </w:lvl>
+    <w:lvl w:ilvl="1" w:tplc="4C0A0003" w:tentative="1">
+      <w:start w:val="1"/>
+      <w:numFmt w:val="bullet"/>
+      <w:lvlText w:val="o"/>
+      <w:lvlJc w:val="left"/>
+      <w:pPr>
+        <w:ind w:left="1440" w:hanging="360"/>
+      </w:pPr>
+      <w:rPr>
+        <w:rFonts w:ascii="Courier New" w:hAnsi="Courier New" w:cs="Courier New" w:hint="default"/>
+      </w:rPr>
+    </w:lvl>
+    <w:lvl w:ilvl="2" w:tplc="4C0A0005" w:tentative="1">
+      <w:start w:val="1"/>
+      <w:numFmt w:val="bullet"/>
+      <w:lvlText w:val=""/>
+      <w:lvlJc w:val="left"/>
+      <w:pPr>
+        <w:ind w:left="2160" w:hanging="360"/>
+      </w:pPr>
+      <w:rPr>
+        <w:rFonts w:ascii="Wingdings" w:hAnsi="Wingdings" w:hint="default"/>
+      </w:rPr>
+    </w:lvl>
+    <w:lvl w:ilvl="3" w:tplc="4C0A0001" w:tentative="1">
+      <w:start w:val="1"/>
+      <w:numFmt w:val="bullet"/>
+      <w:lvlText w:val=""/>
+      <w:lvlJc w:val="left"/>
+      <w:pPr>
+        <w:ind w:left="2880" w:hanging="360"/>
+      </w:pPr>
+      <w:rPr>
+        <w:rFonts w:ascii="Symbol" w:hAnsi="Symbol" w:hint="default"/>
+      </w:rPr>
+    </w:lvl>
+    <w:lvl w:ilvl="4" w:tplc="4C0A0003" w:tentative="1">
+      <w:start w:val="1"/>
+      <w:numFmt w:val="bullet"/>
+      <w:lvlText w:val="o"/>
+      <w:lvlJc w:val="left"/>
+      <w:pPr>
+        <w:ind w:left="3600" w:hanging="360"/>
+      </w:pPr>
+      <w:rPr>
+        <w:rFonts w:ascii="Courier New" w:hAnsi="Courier New" w:cs="Courier New" w:hint="default"/>
+      </w:rPr>
+    </w:lvl>
+    <w:lvl w:ilvl="5" w:tplc="4C0A0005" w:tentative="1">
+      <w:start w:val="1"/>
+      <w:numFmt w:val="bullet"/>
+      <w:lvlText w:val=""/>
+      <w:lvlJc w:val="left"/>
+      <w:pPr>
+        <w:ind w:left="4320" w:hanging="360"/>
+      </w:pPr>
+      <w:rPr>
+        <w:rFonts w:ascii="Wingdings" w:hAnsi="Wingdings" w:hint="default"/>
+      </w:rPr>
+    </w:lvl>
+    <w:lvl w:ilvl="6" w:tplc="4C0A0001" w:tentative="1">
+      <w:start w:val="1"/>
+      <w:numFmt w:val="bullet"/>
+      <w:lvlText w:val=""/>
+      <w:lvlJc w:val="left"/>
+      <w:pPr>
+        <w:ind w:left="5040" w:hanging="360"/>
+      </w:pPr>
+      <w:rPr>
+        <w:rFonts w:ascii="Symbol" w:hAnsi="Symbol" w:hint="default"/>
+      </w:rPr>
+    </w:lvl>
+    <w:lvl w:ilvl="7" w:tplc="4C0A0003" w:tentative="1">
+      <w:start w:val="1"/>
+      <w:numFmt w:val="bullet"/>
+      <w:lvlText w:val="o"/>
+      <w:lvlJc w:val="left"/>
+      <w:pPr>
+        <w:ind w:left="5760" w:hanging="360"/>
+      </w:pPr>
+      <w:rPr>
+        <w:rFonts w:ascii="Courier New" w:hAnsi="Courier New" w:cs="Courier New" w:hint="default"/>
+      </w:rPr>
+    </w:lvl>
+    <w:lvl w:ilvl="8" w:tplc="4C0A0005" w:tentative="1">
+      <w:start w:val="1"/>
+      <w:numFmt w:val="bullet"/>
+      <w:lvlText w:val=""/>
+      <w:lvlJc w:val="left"/>
+      <w:pPr>
+        <w:ind w:left="6480" w:hanging="360"/>
+      </w:pPr>
+      <w:rPr>
+        <w:rFonts w:ascii="Wingdings" w:hAnsi="Wingdings" w:hint="default"/>
+      </w:rPr>
+    </w:lvl>
+  </w:abstractNum>
+  <w:abstractNum w:abstractNumId="16" w15:restartNumberingAfterBreak="0">
+    <w:nsid w:val="3BA13CBE"/>
+    <w:multiLevelType w:val="multilevel"/>
+    <w:tmpl w:val="0340EB44"/>
+    <w:lvl w:ilvl="0">
+      <w:start w:val="1"/>
+      <w:numFmt w:val="bullet"/>
+      <w:lvlText w:val=""/>
+      <w:lvlJc w:val="left"/>
+      <w:pPr>
+        <w:tabs>
+          <w:tab w:val="num" w:pos="720"/>
+        </w:tabs>
+        <w:ind w:left="720" w:hanging="360"/>
+      </w:pPr>
+      <w:rPr>
+        <w:rFonts w:ascii="Symbol" w:hAnsi="Symbol" w:hint="default"/>
+        <w:sz w:val="20"/>
+      </w:rPr>
+    </w:lvl>
+    <w:lvl w:ilvl="1" w:tentative="1">
+      <w:start w:val="1"/>
+      <w:numFmt w:val="bullet"/>
+      <w:lvlText w:val="o"/>
+      <w:lvlJc w:val="left"/>
+      <w:pPr>
+        <w:tabs>
+          <w:tab w:val="num" w:pos="1440"/>
+        </w:tabs>
+        <w:ind w:left="1440" w:hanging="360"/>
+      </w:pPr>
+      <w:rPr>
+        <w:rFonts w:ascii="Courier New" w:hAnsi="Courier New" w:hint="default"/>
+        <w:sz w:val="20"/>
+      </w:rPr>
+    </w:lvl>
+    <w:lvl w:ilvl="2" w:tentative="1">
+      <w:start w:val="1"/>
+      <w:numFmt w:val="bullet"/>
+      <w:lvlText w:val=""/>
+      <w:lvlJc w:val="left"/>
+      <w:pPr>
+        <w:tabs>
+          <w:tab w:val="num" w:pos="2160"/>
+        </w:tabs>
+        <w:ind w:left="2160" w:hanging="360"/>
+      </w:pPr>
+      <w:rPr>
+        <w:rFonts w:ascii="Wingdings" w:hAnsi="Wingdings" w:hint="default"/>
+        <w:sz w:val="20"/>
+      </w:rPr>
+    </w:lvl>
+    <w:lvl w:ilvl="3" w:tentative="1">
+      <w:start w:val="1"/>
+      <w:numFmt w:val="bullet"/>
+      <w:lvlText w:val=""/>
+      <w:lvlJc w:val="left"/>
+      <w:pPr>
+        <w:tabs>
+          <w:tab w:val="num" w:pos="2880"/>
+        </w:tabs>
+        <w:ind w:left="2880" w:hanging="360"/>
+      </w:pPr>
+      <w:rPr>
+        <w:rFonts w:ascii="Wingdings" w:hAnsi="Wingdings" w:hint="default"/>
+        <w:sz w:val="20"/>
+      </w:rPr>
+    </w:lvl>
+    <w:lvl w:ilvl="4" w:tentative="1">
+      <w:start w:val="1"/>
+      <w:numFmt w:val="bullet"/>
+      <w:lvlText w:val=""/>
+      <w:lvlJc w:val="left"/>
+      <w:pPr>
+        <w:tabs>
+          <w:tab w:val="num" w:pos="3600"/>
+        </w:tabs>
+        <w:ind w:left="3600" w:hanging="360"/>
+      </w:pPr>
+      <w:rPr>
+        <w:rFonts w:ascii="Wingdings" w:hAnsi="Wingdings" w:hint="default"/>
+        <w:sz w:val="20"/>
+      </w:rPr>
+    </w:lvl>
+    <w:lvl w:ilvl="5" w:tentative="1">
+      <w:start w:val="1"/>
+      <w:numFmt w:val="bullet"/>
+      <w:lvlText w:val=""/>
+      <w:lvlJc w:val="left"/>
+      <w:pPr>
+        <w:tabs>
+          <w:tab w:val="num" w:pos="4320"/>
+        </w:tabs>
+        <w:ind w:left="4320" w:hanging="360"/>
+      </w:pPr>
+      <w:rPr>
+        <w:rFonts w:ascii="Wingdings" w:hAnsi="Wingdings" w:hint="default"/>
+        <w:sz w:val="20"/>
+      </w:rPr>
+    </w:lvl>
+    <w:lvl w:ilvl="6" w:tentative="1">
+      <w:start w:val="1"/>
+      <w:numFmt w:val="bullet"/>
+      <w:lvlText w:val=""/>
+      <w:lvlJc w:val="left"/>
+      <w:pPr>
+        <w:tabs>
+          <w:tab w:val="num" w:pos="5040"/>
+        </w:tabs>
+        <w:ind w:left="5040" w:hanging="360"/>
+      </w:pPr>
+      <w:rPr>
+        <w:rFonts w:ascii="Wingdings" w:hAnsi="Wingdings" w:hint="default"/>
+        <w:sz w:val="20"/>
+      </w:rPr>
+    </w:lvl>
+    <w:lvl w:ilvl="7" w:tentative="1">
+      <w:start w:val="1"/>
+      <w:numFmt w:val="bullet"/>
+      <w:lvlText w:val=""/>
+      <w:lvlJc w:val="left"/>
+      <w:pPr>
+        <w:tabs>
+          <w:tab w:val="num" w:pos="5760"/>
+        </w:tabs>
+        <w:ind w:left="5760" w:hanging="360"/>
+      </w:pPr>
+      <w:rPr>
+        <w:rFonts w:ascii="Wingdings" w:hAnsi="Wingdings" w:hint="default"/>
+        <w:sz w:val="20"/>
+      </w:rPr>
+    </w:lvl>
+    <w:lvl w:ilvl="8" w:tentative="1">
+      <w:start w:val="1"/>
+      <w:numFmt w:val="bullet"/>
+      <w:lvlText w:val=""/>
+      <w:lvlJc w:val="left"/>
+      <w:pPr>
+        <w:tabs>
+          <w:tab w:val="num" w:pos="6480"/>
+        </w:tabs>
+        <w:ind w:left="6480" w:hanging="360"/>
+      </w:pPr>
+      <w:rPr>
+        <w:rFonts w:ascii="Wingdings" w:hAnsi="Wingdings" w:hint="default"/>
+        <w:sz w:val="20"/>
+      </w:rPr>
+    </w:lvl>
+  </w:abstractNum>
+  <w:abstractNum w:abstractNumId="17" w15:restartNumberingAfterBreak="0">
+    <w:nsid w:val="433762F3"/>
+    <w:multiLevelType w:val="hybridMultilevel"/>
+    <w:tmpl w:val="8BAE0DD4"/>
+    <w:lvl w:ilvl="0" w:tplc="4C0A000B">
+      <w:start w:val="1"/>
+      <w:numFmt w:val="bullet"/>
+      <w:lvlText w:val=""/>
+      <w:lvlJc w:val="left"/>
+      <w:pPr>
+        <w:ind w:left="720" w:hanging="360"/>
+      </w:pPr>
+      <w:rPr>
+        <w:rFonts w:ascii="Wingdings" w:hAnsi="Wingdings" w:hint="default"/>
+      </w:rPr>
+    </w:lvl>
+    <w:lvl w:ilvl="1" w:tplc="4C0A0003" w:tentative="1">
+      <w:start w:val="1"/>
+      <w:numFmt w:val="bullet"/>
+      <w:lvlText w:val="o"/>
+      <w:lvlJc w:val="left"/>
+      <w:pPr>
+        <w:ind w:left="1440" w:hanging="360"/>
+      </w:pPr>
+      <w:rPr>
+        <w:rFonts w:ascii="Courier New" w:hAnsi="Courier New" w:cs="Courier New" w:hint="default"/>
+      </w:rPr>
+    </w:lvl>
+    <w:lvl w:ilvl="2" w:tplc="4C0A0005" w:tentative="1">
+      <w:start w:val="1"/>
+      <w:numFmt w:val="bullet"/>
+      <w:lvlText w:val=""/>
+      <w:lvlJc w:val="left"/>
+      <w:pPr>
+        <w:ind w:left="2160" w:hanging="360"/>
+      </w:pPr>
+      <w:rPr>
+        <w:rFonts w:ascii="Wingdings" w:hAnsi="Wingdings" w:hint="default"/>
+      </w:rPr>
+    </w:lvl>
+    <w:lvl w:ilvl="3" w:tplc="4C0A0001" w:tentative="1">
+      <w:start w:val="1"/>
+      <w:numFmt w:val="bullet"/>
+      <w:lvlText w:val=""/>
+      <w:lvlJc w:val="left"/>
+      <w:pPr>
+        <w:ind w:left="2880" w:hanging="360"/>
+      </w:pPr>
+      <w:rPr>
+        <w:rFonts w:ascii="Symbol" w:hAnsi="Symbol" w:hint="default"/>
+      </w:rPr>
+    </w:lvl>
+    <w:lvl w:ilvl="4" w:tplc="4C0A0003" w:tentative="1">
+      <w:start w:val="1"/>
+      <w:numFmt w:val="bullet"/>
+      <w:lvlText w:val="o"/>
+      <w:lvlJc w:val="left"/>
+      <w:pPr>
+        <w:ind w:left="3600" w:hanging="360"/>
+      </w:pPr>
+      <w:rPr>
+        <w:rFonts w:ascii="Courier New" w:hAnsi="Courier New" w:cs="Courier New" w:hint="default"/>
+      </w:rPr>
+    </w:lvl>
+    <w:lvl w:ilvl="5" w:tplc="4C0A0005" w:tentative="1">
+      <w:start w:val="1"/>
+      <w:numFmt w:val="bullet"/>
+      <w:lvlText w:val=""/>
+      <w:lvlJc w:val="left"/>
+      <w:pPr>
+        <w:ind w:left="4320" w:hanging="360"/>
+      </w:pPr>
+      <w:rPr>
+        <w:rFonts w:ascii="Wingdings" w:hAnsi="Wingdings" w:hint="default"/>
+      </w:rPr>
+    </w:lvl>
+    <w:lvl w:ilvl="6" w:tplc="4C0A0001" w:tentative="1">
+      <w:start w:val="1"/>
+      <w:numFmt w:val="bullet"/>
+      <w:lvlText w:val=""/>
+      <w:lvlJc w:val="left"/>
+      <w:pPr>
+        <w:ind w:left="5040" w:hanging="360"/>
+      </w:pPr>
+      <w:rPr>
+        <w:rFonts w:ascii="Symbol" w:hAnsi="Symbol" w:hint="default"/>
+      </w:rPr>
+    </w:lvl>
+    <w:lvl w:ilvl="7" w:tplc="4C0A0003" w:tentative="1">
+      <w:start w:val="1"/>
+      <w:numFmt w:val="bullet"/>
+      <w:lvlText w:val="o"/>
+      <w:lvlJc w:val="left"/>
+      <w:pPr>
+        <w:ind w:left="5760" w:hanging="360"/>
+      </w:pPr>
+      <w:rPr>
+        <w:rFonts w:ascii="Courier New" w:hAnsi="Courier New" w:cs="Courier New" w:hint="default"/>
+      </w:rPr>
+    </w:lvl>
+    <w:lvl w:ilvl="8" w:tplc="4C0A0005" w:tentative="1">
+      <w:start w:val="1"/>
+      <w:numFmt w:val="bullet"/>
+      <w:lvlText w:val=""/>
+      <w:lvlJc w:val="left"/>
+      <w:pPr>
+        <w:ind w:left="6480" w:hanging="360"/>
+      </w:pPr>
+      <w:rPr>
+        <w:rFonts w:ascii="Wingdings" w:hAnsi="Wingdings" w:hint="default"/>
+      </w:rPr>
+    </w:lvl>
+  </w:abstractNum>
+  <w:abstractNum w:abstractNumId="18" w15:restartNumberingAfterBreak="0">
+    <w:nsid w:val="5031364E"/>
+    <w:multiLevelType w:val="hybridMultilevel"/>
+    <w:tmpl w:val="FD681BF2"/>
+    <w:lvl w:ilvl="0" w:tplc="4C0A0001">
+      <w:start w:val="1"/>
+      <w:numFmt w:val="bullet"/>
+      <w:lvlText w:val=""/>
+      <w:lvlJc w:val="left"/>
+      <w:pPr>
+        <w:ind w:left="720" w:hanging="360"/>
+      </w:pPr>
+      <w:rPr>
+        <w:rFonts w:ascii="Symbol" w:hAnsi="Symbol" w:hint="default"/>
+      </w:rPr>
+    </w:lvl>
+    <w:lvl w:ilvl="1" w:tplc="4C0A0003" w:tentative="1">
+      <w:start w:val="1"/>
+      <w:numFmt w:val="bullet"/>
+      <w:lvlText w:val="o"/>
+      <w:lvlJc w:val="left"/>
+      <w:pPr>
+        <w:ind w:left="1440" w:hanging="360"/>
+      </w:pPr>
+      <w:rPr>
+        <w:rFonts w:ascii="Courier New" w:hAnsi="Courier New" w:cs="Courier New" w:hint="default"/>
+      </w:rPr>
+    </w:lvl>
+    <w:lvl w:ilvl="2" w:tplc="4C0A0005" w:tentative="1">
+      <w:start w:val="1"/>
+      <w:numFmt w:val="bullet"/>
+      <w:lvlText w:val=""/>
+      <w:lvlJc w:val="left"/>
+      <w:pPr>
+        <w:ind w:left="2160" w:hanging="360"/>
+      </w:pPr>
+      <w:rPr>
+        <w:rFonts w:ascii="Wingdings" w:hAnsi="Wingdings" w:hint="default"/>
+      </w:rPr>
+    </w:lvl>
+    <w:lvl w:ilvl="3" w:tplc="4C0A0001" w:tentative="1">
+      <w:start w:val="1"/>
+      <w:numFmt w:val="bullet"/>
+      <w:lvlText w:val=""/>
+      <w:lvlJc w:val="left"/>
+      <w:pPr>
+        <w:ind w:left="2880" w:hanging="360"/>
+      </w:pPr>
+      <w:rPr>
+        <w:rFonts w:ascii="Symbol" w:hAnsi="Symbol" w:hint="default"/>
+      </w:rPr>
+    </w:lvl>
+    <w:lvl w:ilvl="4" w:tplc="4C0A0003" w:tentative="1">
+      <w:start w:val="1"/>
+      <w:numFmt w:val="bullet"/>
+      <w:lvlText w:val="o"/>
+      <w:lvlJc w:val="left"/>
+      <w:pPr>
+        <w:ind w:left="3600" w:hanging="360"/>
+      </w:pPr>
+      <w:rPr>
+        <w:rFonts w:ascii="Courier New" w:hAnsi="Courier New" w:cs="Courier New" w:hint="default"/>
+      </w:rPr>
+    </w:lvl>
+    <w:lvl w:ilvl="5" w:tplc="4C0A0005" w:tentative="1">
+      <w:start w:val="1"/>
+      <w:numFmt w:val="bullet"/>
+      <w:lvlText w:val=""/>
+      <w:lvlJc w:val="left"/>
+      <w:pPr>
+        <w:ind w:left="4320" w:hanging="360"/>
+      </w:pPr>
+      <w:rPr>
+        <w:rFonts w:ascii="Wingdings" w:hAnsi="Wingdings" w:hint="default"/>
+      </w:rPr>
+    </w:lvl>
+    <w:lvl w:ilvl="6" w:tplc="4C0A0001" w:tentative="1">
+      <w:start w:val="1"/>
+      <w:numFmt w:val="bullet"/>
+      <w:lvlText w:val=""/>
+      <w:lvlJc w:val="left"/>
+      <w:pPr>
+        <w:ind w:left="5040" w:hanging="360"/>
+      </w:pPr>
+      <w:rPr>
+        <w:rFonts w:ascii="Symbol" w:hAnsi="Symbol" w:hint="default"/>
+      </w:rPr>
+    </w:lvl>
+    <w:lvl w:ilvl="7" w:tplc="4C0A0003" w:tentative="1">
+      <w:start w:val="1"/>
+      <w:numFmt w:val="bullet"/>
+      <w:lvlText w:val="o"/>
+      <w:lvlJc w:val="left"/>
+      <w:pPr>
+        <w:ind w:left="5760" w:hanging="360"/>
+      </w:pPr>
+      <w:rPr>
+        <w:rFonts w:ascii="Courier New" w:hAnsi="Courier New" w:cs="Courier New" w:hint="default"/>
+      </w:rPr>
+    </w:lvl>
+    <w:lvl w:ilvl="8" w:tplc="4C0A0005" w:tentative="1">
+      <w:start w:val="1"/>
+      <w:numFmt w:val="bullet"/>
+      <w:lvlText w:val=""/>
+      <w:lvlJc w:val="left"/>
+      <w:pPr>
+        <w:ind w:left="6480" w:hanging="360"/>
+      </w:pPr>
+      <w:rPr>
+        <w:rFonts w:ascii="Wingdings" w:hAnsi="Wingdings" w:hint="default"/>
+      </w:rPr>
+    </w:lvl>
+  </w:abstractNum>
+  <w:abstractNum w:abstractNumId="19" w15:restartNumberingAfterBreak="0">
+    <w:nsid w:val="53D4463B"/>
+    <w:multiLevelType w:val="hybridMultilevel"/>
+    <w:tmpl w:val="1D0A6AA4"/>
+    <w:lvl w:ilvl="0" w:tplc="4C0A000B">
+      <w:start w:val="1"/>
+      <w:numFmt w:val="bullet"/>
+      <w:lvlText w:val=""/>
+      <w:lvlJc w:val="left"/>
+      <w:pPr>
+        <w:ind w:left="720" w:hanging="360"/>
+      </w:pPr>
+      <w:rPr>
+        <w:rFonts w:ascii="Wingdings" w:hAnsi="Wingdings" w:hint="default"/>
+      </w:rPr>
+    </w:lvl>
+    <w:lvl w:ilvl="1" w:tplc="4C0A0003" w:tentative="1">
+      <w:start w:val="1"/>
+      <w:numFmt w:val="bullet"/>
+      <w:lvlText w:val="o"/>
+      <w:lvlJc w:val="left"/>
+      <w:pPr>
+        <w:ind w:left="1440" w:hanging="360"/>
+      </w:pPr>
+      <w:rPr>
+        <w:rFonts w:ascii="Courier New" w:hAnsi="Courier New" w:cs="Courier New" w:hint="default"/>
+      </w:rPr>
+    </w:lvl>
+    <w:lvl w:ilvl="2" w:tplc="4C0A0005" w:tentative="1">
+      <w:start w:val="1"/>
+      <w:numFmt w:val="bullet"/>
+      <w:lvlText w:val=""/>
+      <w:lvlJc w:val="left"/>
+      <w:pPr>
+        <w:ind w:left="2160" w:hanging="360"/>
+      </w:pPr>
+      <w:rPr>
+        <w:rFonts w:ascii="Wingdings" w:hAnsi="Wingdings" w:hint="default"/>
+      </w:rPr>
+    </w:lvl>
+    <w:lvl w:ilvl="3" w:tplc="4C0A0001" w:tentative="1">
+      <w:start w:val="1"/>
+      <w:numFmt w:val="bullet"/>
+      <w:lvlText w:val=""/>
+      <w:lvlJc w:val="left"/>
+      <w:pPr>
+        <w:ind w:left="2880" w:hanging="360"/>
+      </w:pPr>
+      <w:rPr>
+        <w:rFonts w:ascii="Symbol" w:hAnsi="Symbol" w:hint="default"/>
+      </w:rPr>
+    </w:lvl>
+    <w:lvl w:ilvl="4" w:tplc="4C0A0003" w:tentative="1">
+      <w:start w:val="1"/>
+      <w:numFmt w:val="bullet"/>
+      <w:lvlText w:val="o"/>
+      <w:lvlJc w:val="left"/>
+      <w:pPr>
+        <w:ind w:left="3600" w:hanging="360"/>
+      </w:pPr>
+      <w:rPr>
+        <w:rFonts w:ascii="Courier New" w:hAnsi="Courier New" w:cs="Courier New" w:hint="default"/>
+      </w:rPr>
+    </w:lvl>
+    <w:lvl w:ilvl="5" w:tplc="4C0A0005" w:tentative="1">
+      <w:start w:val="1"/>
+      <w:numFmt w:val="bullet"/>
+      <w:lvlText w:val=""/>
+      <w:lvlJc w:val="left"/>
+      <w:pPr>
+        <w:ind w:left="4320" w:hanging="360"/>
+      </w:pPr>
+      <w:rPr>
+        <w:rFonts w:ascii="Wingdings" w:hAnsi="Wingdings" w:hint="default"/>
+      </w:rPr>
+    </w:lvl>
+    <w:lvl w:ilvl="6" w:tplc="4C0A0001" w:tentative="1">
+      <w:start w:val="1"/>
+      <w:numFmt w:val="bullet"/>
+      <w:lvlText w:val=""/>
+      <w:lvlJc w:val="left"/>
+      <w:pPr>
+        <w:ind w:left="5040" w:hanging="360"/>
+      </w:pPr>
+      <w:rPr>
+        <w:rFonts w:ascii="Symbol" w:hAnsi="Symbol" w:hint="default"/>
+      </w:rPr>
+    </w:lvl>
+    <w:lvl w:ilvl="7" w:tplc="4C0A0003" w:tentative="1">
+      <w:start w:val="1"/>
+      <w:numFmt w:val="bullet"/>
+      <w:lvlText w:val="o"/>
+      <w:lvlJc w:val="left"/>
+      <w:pPr>
+        <w:ind w:left="5760" w:hanging="360"/>
+      </w:pPr>
+      <w:rPr>
+        <w:rFonts w:ascii="Courier New" w:hAnsi="Courier New" w:cs="Courier New" w:hint="default"/>
+      </w:rPr>
+    </w:lvl>
+    <w:lvl w:ilvl="8" w:tplc="4C0A0005" w:tentative="1">
+      <w:start w:val="1"/>
+      <w:numFmt w:val="bullet"/>
+      <w:lvlText w:val=""/>
+      <w:lvlJc w:val="left"/>
+      <w:pPr>
+        <w:ind w:left="6480" w:hanging="360"/>
+      </w:pPr>
+      <w:rPr>
+        <w:rFonts w:ascii="Wingdings" w:hAnsi="Wingdings" w:hint="default"/>
+      </w:rPr>
+    </w:lvl>
+  </w:abstractNum>
+  <w:abstractNum w:abstractNumId="20" w15:restartNumberingAfterBreak="0">
+    <w:nsid w:val="5EE66132"/>
+    <w:multiLevelType w:val="multilevel"/>
+    <w:tmpl w:val="19A896E6"/>
+    <w:lvl w:ilvl="0">
+      <w:start w:val="1"/>
+      <w:numFmt w:val="bullet"/>
+      <w:lvlText w:val=""/>
+      <w:lvlJc w:val="left"/>
+      <w:pPr>
+        <w:tabs>
+          <w:tab w:val="num" w:pos="720"/>
+        </w:tabs>
+        <w:ind w:left="720" w:hanging="360"/>
+      </w:pPr>
+      <w:rPr>
+        <w:rFonts w:ascii="Symbol" w:hAnsi="Symbol" w:hint="default"/>
+        <w:sz w:val="20"/>
+      </w:rPr>
+    </w:lvl>
+    <w:lvl w:ilvl="1" w:tentative="1">
+      <w:start w:val="1"/>
+      <w:numFmt w:val="bullet"/>
+      <w:lvlText w:val="o"/>
+      <w:lvlJc w:val="left"/>
+      <w:pPr>
+        <w:tabs>
+          <w:tab w:val="num" w:pos="1440"/>
+        </w:tabs>
+        <w:ind w:left="1440" w:hanging="360"/>
+      </w:pPr>
+      <w:rPr>
+        <w:rFonts w:ascii="Courier New" w:hAnsi="Courier New" w:hint="default"/>
+        <w:sz w:val="20"/>
+      </w:rPr>
+    </w:lvl>
+    <w:lvl w:ilvl="2" w:tentative="1">
+      <w:start w:val="1"/>
+      <w:numFmt w:val="bullet"/>
+      <w:lvlText w:val=""/>
+      <w:lvlJc w:val="left"/>
+      <w:pPr>
+        <w:tabs>
+          <w:tab w:val="num" w:pos="2160"/>
+        </w:tabs>
+        <w:ind w:left="2160" w:hanging="360"/>
+      </w:pPr>
+      <w:rPr>
+        <w:rFonts w:ascii="Wingdings" w:hAnsi="Wingdings" w:hint="default"/>
+        <w:sz w:val="20"/>
+      </w:rPr>
+    </w:lvl>
+    <w:lvl w:ilvl="3" w:tentative="1">
+      <w:start w:val="1"/>
+      <w:numFmt w:val="bullet"/>
+      <w:lvlText w:val=""/>
+      <w:lvlJc w:val="left"/>
+      <w:pPr>
+        <w:tabs>
+          <w:tab w:val="num" w:pos="2880"/>
+        </w:tabs>
+        <w:ind w:left="2880" w:hanging="360"/>
+      </w:pPr>
+      <w:rPr>
+        <w:rFonts w:ascii="Wingdings" w:hAnsi="Wingdings" w:hint="default"/>
+        <w:sz w:val="20"/>
+      </w:rPr>
+    </w:lvl>
+    <w:lvl w:ilvl="4" w:tentative="1">
+      <w:start w:val="1"/>
+      <w:numFmt w:val="bullet"/>
+      <w:lvlText w:val=""/>
+      <w:lvlJc w:val="left"/>
+      <w:pPr>
+        <w:tabs>
+          <w:tab w:val="num" w:pos="3600"/>
+        </w:tabs>
+        <w:ind w:left="3600" w:hanging="360"/>
+      </w:pPr>
+      <w:rPr>
+        <w:rFonts w:ascii="Wingdings" w:hAnsi="Wingdings" w:hint="default"/>
+        <w:sz w:val="20"/>
+      </w:rPr>
+    </w:lvl>
+    <w:lvl w:ilvl="5" w:tentative="1">
+      <w:start w:val="1"/>
+      <w:numFmt w:val="bullet"/>
+      <w:lvlText w:val=""/>
+      <w:lvlJc w:val="left"/>
+      <w:pPr>
+        <w:tabs>
+          <w:tab w:val="num" w:pos="4320"/>
+        </w:tabs>
+        <w:ind w:left="4320" w:hanging="360"/>
+      </w:pPr>
+      <w:rPr>
+        <w:rFonts w:ascii="Wingdings" w:hAnsi="Wingdings" w:hint="default"/>
+        <w:sz w:val="20"/>
+      </w:rPr>
+    </w:lvl>
+    <w:lvl w:ilvl="6" w:tentative="1">
+      <w:start w:val="1"/>
+      <w:numFmt w:val="bullet"/>
+      <w:lvlText w:val=""/>
+      <w:lvlJc w:val="left"/>
+      <w:pPr>
+        <w:tabs>
+          <w:tab w:val="num" w:pos="5040"/>
+        </w:tabs>
+        <w:ind w:left="5040" w:hanging="360"/>
+      </w:pPr>
+      <w:rPr>
+        <w:rFonts w:ascii="Wingdings" w:hAnsi="Wingdings" w:hint="default"/>
+        <w:sz w:val="20"/>
+      </w:rPr>
+    </w:lvl>
+    <w:lvl w:ilvl="7" w:tentative="1">
+      <w:start w:val="1"/>
+      <w:numFmt w:val="bullet"/>
+      <w:lvlText w:val=""/>
+      <w:lvlJc w:val="left"/>
+      <w:pPr>
+        <w:tabs>
+          <w:tab w:val="num" w:pos="5760"/>
+        </w:tabs>
+        <w:ind w:left="5760" w:hanging="360"/>
+      </w:pPr>
+      <w:rPr>
+        <w:rFonts w:ascii="Wingdings" w:hAnsi="Wingdings" w:hint="default"/>
+        <w:sz w:val="20"/>
+      </w:rPr>
+    </w:lvl>
+    <w:lvl w:ilvl="8" w:tentative="1">
+      <w:start w:val="1"/>
+      <w:numFmt w:val="bullet"/>
+      <w:lvlText w:val=""/>
+      <w:lvlJc w:val="left"/>
+      <w:pPr>
+        <w:tabs>
+          <w:tab w:val="num" w:pos="6480"/>
+        </w:tabs>
+        <w:ind w:left="6480" w:hanging="360"/>
+      </w:pPr>
+      <w:rPr>
+        <w:rFonts w:ascii="Wingdings" w:hAnsi="Wingdings" w:hint="default"/>
+        <w:sz w:val="20"/>
+      </w:rPr>
+    </w:lvl>
+  </w:abstractNum>
+  <w:abstractNum w:abstractNumId="21" w15:restartNumberingAfterBreak="0">
+    <w:nsid w:val="66CF5DE8"/>
+    <w:multiLevelType w:val="multilevel"/>
+    <w:tmpl w:val="B8D8B964"/>
+    <w:lvl w:ilvl="0">
+      <w:start w:val="1"/>
+      <w:numFmt w:val="bullet"/>
+      <w:lvlText w:val=""/>
+      <w:lvlJc w:val="left"/>
+      <w:pPr>
+        <w:tabs>
+          <w:tab w:val="num" w:pos="720"/>
+        </w:tabs>
+        <w:ind w:left="720" w:hanging="360"/>
+      </w:pPr>
+      <w:rPr>
+        <w:rFonts w:ascii="Symbol" w:hAnsi="Symbol" w:hint="default"/>
+        <w:sz w:val="20"/>
+      </w:rPr>
+    </w:lvl>
+    <w:lvl w:ilvl="1" w:tentative="1">
+      <w:start w:val="1"/>
+      <w:numFmt w:val="bullet"/>
+      <w:lvlText w:val="o"/>
+      <w:lvlJc w:val="left"/>
+      <w:pPr>
+        <w:tabs>
+          <w:tab w:val="num" w:pos="1440"/>
+        </w:tabs>
+        <w:ind w:left="1440" w:hanging="360"/>
+      </w:pPr>
+      <w:rPr>
+        <w:rFonts w:ascii="Courier New" w:hAnsi="Courier New" w:hint="default"/>
+        <w:sz w:val="20"/>
+      </w:rPr>
+    </w:lvl>
+    <w:lvl w:ilvl="2" w:tentative="1">
+      <w:start w:val="1"/>
+      <w:numFmt w:val="bullet"/>
+      <w:lvlText w:val=""/>
+      <w:lvlJc w:val="left"/>
+      <w:pPr>
+        <w:tabs>
+          <w:tab w:val="num" w:pos="2160"/>
+        </w:tabs>
+        <w:ind w:left="2160" w:hanging="360"/>
+      </w:pPr>
+      <w:rPr>
+        <w:rFonts w:ascii="Wingdings" w:hAnsi="Wingdings" w:hint="default"/>
+        <w:sz w:val="20"/>
+      </w:rPr>
+    </w:lvl>
+    <w:lvl w:ilvl="3" w:tentative="1">
+      <w:start w:val="1"/>
+      <w:numFmt w:val="bullet"/>
+      <w:lvlText w:val=""/>
+      <w:lvlJc w:val="left"/>
+      <w:pPr>
+        <w:tabs>
+          <w:tab w:val="num" w:pos="2880"/>
+        </w:tabs>
+        <w:ind w:left="2880" w:hanging="360"/>
+      </w:pPr>
+      <w:rPr>
+        <w:rFonts w:ascii="Wingdings" w:hAnsi="Wingdings" w:hint="default"/>
+        <w:sz w:val="20"/>
+      </w:rPr>
+    </w:lvl>
+    <w:lvl w:ilvl="4" w:tentative="1">
+      <w:start w:val="1"/>
+      <w:numFmt w:val="bullet"/>
+      <w:lvlText w:val=""/>
+      <w:lvlJc w:val="left"/>
+      <w:pPr>
+        <w:tabs>
+          <w:tab w:val="num" w:pos="3600"/>
+        </w:tabs>
+        <w:ind w:left="3600" w:hanging="360"/>
+      </w:pPr>
+      <w:rPr>
+        <w:rFonts w:ascii="Wingdings" w:hAnsi="Wingdings" w:hint="default"/>
+        <w:sz w:val="20"/>
+      </w:rPr>
+    </w:lvl>
+    <w:lvl w:ilvl="5" w:tentative="1">
+      <w:start w:val="1"/>
+      <w:numFmt w:val="bullet"/>
+      <w:lvlText w:val=""/>
+      <w:lvlJc w:val="left"/>
+      <w:pPr>
+        <w:tabs>
+          <w:tab w:val="num" w:pos="4320"/>
+        </w:tabs>
+        <w:ind w:left="4320" w:hanging="360"/>
+      </w:pPr>
+      <w:rPr>
+        <w:rFonts w:ascii="Wingdings" w:hAnsi="Wingdings" w:hint="default"/>
+        <w:sz w:val="20"/>
+      </w:rPr>
+    </w:lvl>
+    <w:lvl w:ilvl="6" w:tentative="1">
+      <w:start w:val="1"/>
+      <w:numFmt w:val="bullet"/>
+      <w:lvlText w:val=""/>
+      <w:lvlJc w:val="left"/>
+      <w:pPr>
+        <w:tabs>
+          <w:tab w:val="num" w:pos="5040"/>
+        </w:tabs>
+        <w:ind w:left="5040" w:hanging="360"/>
+      </w:pPr>
+      <w:rPr>
+        <w:rFonts w:ascii="Wingdings" w:hAnsi="Wingdings" w:hint="default"/>
+        <w:sz w:val="20"/>
+      </w:rPr>
+    </w:lvl>
+    <w:lvl w:ilvl="7" w:tentative="1">
+      <w:start w:val="1"/>
+      <w:numFmt w:val="bullet"/>
+      <w:lvlText w:val=""/>
+      <w:lvlJc w:val="left"/>
+      <w:pPr>
+        <w:tabs>
+          <w:tab w:val="num" w:pos="5760"/>
+        </w:tabs>
+        <w:ind w:left="5760" w:hanging="360"/>
+      </w:pPr>
+      <w:rPr>
+        <w:rFonts w:ascii="Wingdings" w:hAnsi="Wingdings" w:hint="default"/>
+        <w:sz w:val="20"/>
+      </w:rPr>
+    </w:lvl>
+    <w:lvl w:ilvl="8" w:tentative="1">
+      <w:start w:val="1"/>
+      <w:numFmt w:val="bullet"/>
+      <w:lvlText w:val=""/>
+      <w:lvlJc w:val="left"/>
+      <w:pPr>
+        <w:tabs>
+          <w:tab w:val="num" w:pos="6480"/>
+        </w:tabs>
+        <w:ind w:left="6480" w:hanging="360"/>
+      </w:pPr>
+      <w:rPr>
+        <w:rFonts w:ascii="Wingdings" w:hAnsi="Wingdings" w:hint="default"/>
+        <w:sz w:val="20"/>
+      </w:rPr>
+    </w:lvl>
+  </w:abstractNum>
+  <w:abstractNum w:abstractNumId="22" w15:restartNumberingAfterBreak="0">
+    <w:nsid w:val="69496144"/>
+    <w:multiLevelType w:val="hybridMultilevel"/>
+    <w:tmpl w:val="86F26854"/>
+    <w:lvl w:ilvl="0" w:tplc="4C0A000B">
+      <w:start w:val="1"/>
+      <w:numFmt w:val="bullet"/>
+      <w:lvlText w:val=""/>
+      <w:lvlJc w:val="left"/>
+      <w:pPr>
+        <w:ind w:left="720" w:hanging="360"/>
+      </w:pPr>
+      <w:rPr>
+        <w:rFonts w:ascii="Wingdings" w:hAnsi="Wingdings" w:hint="default"/>
+      </w:rPr>
+    </w:lvl>
+    <w:lvl w:ilvl="1" w:tplc="4C0A0003" w:tentative="1">
+      <w:start w:val="1"/>
+      <w:numFmt w:val="bullet"/>
+      <w:lvlText w:val="o"/>
+      <w:lvlJc w:val="left"/>
+      <w:pPr>
+        <w:ind w:left="1440" w:hanging="360"/>
+      </w:pPr>
+      <w:rPr>
+        <w:rFonts w:ascii="Courier New" w:hAnsi="Courier New" w:cs="Courier New" w:hint="default"/>
+      </w:rPr>
+    </w:lvl>
+    <w:lvl w:ilvl="2" w:tplc="4C0A0005" w:tentative="1">
+      <w:start w:val="1"/>
+      <w:numFmt w:val="bullet"/>
+      <w:lvlText w:val=""/>
+      <w:lvlJc w:val="left"/>
+      <w:pPr>
+        <w:ind w:left="2160" w:hanging="360"/>
+      </w:pPr>
+      <w:rPr>
+        <w:rFonts w:ascii="Wingdings" w:hAnsi="Wingdings" w:hint="default"/>
+      </w:rPr>
+    </w:lvl>
+    <w:lvl w:ilvl="3" w:tplc="4C0A0001" w:tentative="1">
+      <w:start w:val="1"/>
+      <w:numFmt w:val="bullet"/>
+      <w:lvlText w:val=""/>
+      <w:lvlJc w:val="left"/>
+      <w:pPr>
+        <w:ind w:left="2880" w:hanging="360"/>
+      </w:pPr>
+      <w:rPr>
+        <w:rFonts w:ascii="Symbol" w:hAnsi="Symbol" w:hint="default"/>
+      </w:rPr>
+    </w:lvl>
+    <w:lvl w:ilvl="4" w:tplc="4C0A0003" w:tentative="1">
+      <w:start w:val="1"/>
+      <w:numFmt w:val="bullet"/>
+      <w:lvlText w:val="o"/>
+      <w:lvlJc w:val="left"/>
+      <w:pPr>
+        <w:ind w:left="3600" w:hanging="360"/>
+      </w:pPr>
+      <w:rPr>
+        <w:rFonts w:ascii="Courier New" w:hAnsi="Courier New" w:cs="Courier New" w:hint="default"/>
+      </w:rPr>
+    </w:lvl>
+    <w:lvl w:ilvl="5" w:tplc="4C0A0005" w:tentative="1">
+      <w:start w:val="1"/>
+      <w:numFmt w:val="bullet"/>
+      <w:lvlText w:val=""/>
+      <w:lvlJc w:val="left"/>
+      <w:pPr>
+        <w:ind w:left="4320" w:hanging="360"/>
+      </w:pPr>
+      <w:rPr>
+        <w:rFonts w:ascii="Wingdings" w:hAnsi="Wingdings" w:hint="default"/>
+      </w:rPr>
+    </w:lvl>
+    <w:lvl w:ilvl="6" w:tplc="4C0A0001" w:tentative="1">
+      <w:start w:val="1"/>
+      <w:numFmt w:val="bullet"/>
+      <w:lvlText w:val=""/>
+      <w:lvlJc w:val="left"/>
+      <w:pPr>
+        <w:ind w:left="5040" w:hanging="360"/>
+      </w:pPr>
+      <w:rPr>
+        <w:rFonts w:ascii="Symbol" w:hAnsi="Symbol" w:hint="default"/>
+      </w:rPr>
+    </w:lvl>
+    <w:lvl w:ilvl="7" w:tplc="4C0A0003" w:tentative="1">
+      <w:start w:val="1"/>
+      <w:numFmt w:val="bullet"/>
+      <w:lvlText w:val="o"/>
+      <w:lvlJc w:val="left"/>
+      <w:pPr>
+        <w:ind w:left="5760" w:hanging="360"/>
+      </w:pPr>
+      <w:rPr>
+        <w:rFonts w:ascii="Courier New" w:hAnsi="Courier New" w:cs="Courier New" w:hint="default"/>
+      </w:rPr>
+    </w:lvl>
+    <w:lvl w:ilvl="8" w:tplc="4C0A0005" w:tentative="1">
+      <w:start w:val="1"/>
+      <w:numFmt w:val="bullet"/>
+      <w:lvlText w:val=""/>
+      <w:lvlJc w:val="left"/>
+      <w:pPr>
+        <w:ind w:left="6480" w:hanging="360"/>
+      </w:pPr>
+      <w:rPr>
+        <w:rFonts w:ascii="Wingdings" w:hAnsi="Wingdings" w:hint="default"/>
+      </w:rPr>
+    </w:lvl>
+  </w:abstractNum>
+  <w:abstractNum w:abstractNumId="23" w15:restartNumberingAfterBreak="0">
+    <w:nsid w:val="6AFE4EBA"/>
+    <w:multiLevelType w:val="multilevel"/>
+    <w:tmpl w:val="E9306388"/>
+    <w:lvl w:ilvl="0">
+      <w:start w:val="1"/>
+      <w:numFmt w:val="bullet"/>
+      <w:lvlText w:val=""/>
+      <w:lvlJc w:val="left"/>
+      <w:pPr>
+        <w:tabs>
+          <w:tab w:val="num" w:pos="720"/>
+        </w:tabs>
+        <w:ind w:left="720" w:hanging="360"/>
+      </w:pPr>
+      <w:rPr>
+        <w:rFonts w:ascii="Symbol" w:hAnsi="Symbol" w:hint="default"/>
+        <w:sz w:val="20"/>
+      </w:rPr>
+    </w:lvl>
+    <w:lvl w:ilvl="1" w:tentative="1">
+      <w:start w:val="1"/>
+      <w:numFmt w:val="bullet"/>
+      <w:lvlText w:val="o"/>
+      <w:lvlJc w:val="left"/>
+      <w:pPr>
+        <w:tabs>
+          <w:tab w:val="num" w:pos="1440"/>
+        </w:tabs>
+        <w:ind w:left="1440" w:hanging="360"/>
+      </w:pPr>
+      <w:rPr>
+        <w:rFonts w:ascii="Courier New" w:hAnsi="Courier New" w:hint="default"/>
+        <w:sz w:val="20"/>
+      </w:rPr>
+    </w:lvl>
+    <w:lvl w:ilvl="2" w:tentative="1">
+      <w:start w:val="1"/>
+      <w:numFmt w:val="bullet"/>
+      <w:lvlText w:val=""/>
+      <w:lvlJc w:val="left"/>
+      <w:pPr>
+        <w:tabs>
+          <w:tab w:val="num" w:pos="2160"/>
+        </w:tabs>
+        <w:ind w:left="2160" w:hanging="360"/>
+      </w:pPr>
+      <w:rPr>
+        <w:rFonts w:ascii="Wingdings" w:hAnsi="Wingdings" w:hint="default"/>
+        <w:sz w:val="20"/>
+      </w:rPr>
+    </w:lvl>
+    <w:lvl w:ilvl="3" w:tentative="1">
+      <w:start w:val="1"/>
+      <w:numFmt w:val="bullet"/>
+      <w:lvlText w:val=""/>
+      <w:lvlJc w:val="left"/>
+      <w:pPr>
+        <w:tabs>
+          <w:tab w:val="num" w:pos="2880"/>
+        </w:tabs>
+        <w:ind w:left="2880" w:hanging="360"/>
+      </w:pPr>
+      <w:rPr>
+        <w:rFonts w:ascii="Wingdings" w:hAnsi="Wingdings" w:hint="default"/>
+        <w:sz w:val="20"/>
+      </w:rPr>
+    </w:lvl>
+    <w:lvl w:ilvl="4" w:tentative="1">
+      <w:start w:val="1"/>
+      <w:numFmt w:val="bullet"/>
+      <w:lvlText w:val=""/>
+      <w:lvlJc w:val="left"/>
+      <w:pPr>
+        <w:tabs>
+          <w:tab w:val="num" w:pos="3600"/>
+        </w:tabs>
+        <w:ind w:left="3600" w:hanging="360"/>
+      </w:pPr>
+      <w:rPr>
+        <w:rFonts w:ascii="Wingdings" w:hAnsi="Wingdings" w:hint="default"/>
+        <w:sz w:val="20"/>
+      </w:rPr>
+    </w:lvl>
+    <w:lvl w:ilvl="5" w:tentative="1">
+      <w:start w:val="1"/>
+      <w:numFmt w:val="bullet"/>
+      <w:lvlText w:val=""/>
+      <w:lvlJc w:val="left"/>
+      <w:pPr>
+        <w:tabs>
+          <w:tab w:val="num" w:pos="4320"/>
+        </w:tabs>
+        <w:ind w:left="4320" w:hanging="360"/>
+      </w:pPr>
+      <w:rPr>
+        <w:rFonts w:ascii="Wingdings" w:hAnsi="Wingdings" w:hint="default"/>
+        <w:sz w:val="20"/>
+      </w:rPr>
+    </w:lvl>
+    <w:lvl w:ilvl="6" w:tentative="1">
+      <w:start w:val="1"/>
+      <w:numFmt w:val="bullet"/>
+      <w:lvlText w:val=""/>
+      <w:lvlJc w:val="left"/>
+      <w:pPr>
+        <w:tabs>
+          <w:tab w:val="num" w:pos="5040"/>
+        </w:tabs>
+        <w:ind w:left="5040" w:hanging="360"/>
+      </w:pPr>
+      <w:rPr>
+        <w:rFonts w:ascii="Wingdings" w:hAnsi="Wingdings" w:hint="default"/>
+        <w:sz w:val="20"/>
+      </w:rPr>
+    </w:lvl>
+    <w:lvl w:ilvl="7" w:tentative="1">
+      <w:start w:val="1"/>
+      <w:numFmt w:val="bullet"/>
+      <w:lvlText w:val=""/>
+      <w:lvlJc w:val="left"/>
+      <w:pPr>
+        <w:tabs>
+          <w:tab w:val="num" w:pos="5760"/>
+        </w:tabs>
+        <w:ind w:left="5760" w:hanging="360"/>
+      </w:pPr>
+      <w:rPr>
+        <w:rFonts w:ascii="Wingdings" w:hAnsi="Wingdings" w:hint="default"/>
+        <w:sz w:val="20"/>
+      </w:rPr>
+    </w:lvl>
+    <w:lvl w:ilvl="8" w:tentative="1">
+      <w:start w:val="1"/>
+      <w:numFmt w:val="bullet"/>
+      <w:lvlText w:val=""/>
+      <w:lvlJc w:val="left"/>
+      <w:pPr>
+        <w:tabs>
+          <w:tab w:val="num" w:pos="6480"/>
+        </w:tabs>
+        <w:ind w:left="6480" w:hanging="360"/>
+      </w:pPr>
+      <w:rPr>
+        <w:rFonts w:ascii="Wingdings" w:hAnsi="Wingdings" w:hint="default"/>
+        <w:sz w:val="20"/>
+      </w:rPr>
+    </w:lvl>
+  </w:abstractNum>
   <w:num w:numId="1">
-    <w:abstractNumId w:val="11"/>
+    <w:abstractNumId w:val="18"/>
   </w:num>
   <w:num w:numId="2">
-    <w:abstractNumId w:val="12"/>
+    <w:abstractNumId w:val="19"/>
   </w:num>
   <w:num w:numId="3">
-    <w:abstractNumId w:val="6"/>
+    <w:abstractNumId w:val="10"/>
   </w:num>
   <w:num w:numId="4">
-    <w:abstractNumId w:val="10"/>
+    <w:abstractNumId w:val="17"/>
   </w:num>
   <w:num w:numId="5">
     <w:abstractNumId w:val="3"/>
   </w:num>
   <w:num w:numId="6">
-    <w:abstractNumId w:val="8"/>
+    <w:abstractNumId w:val="15"/>
   </w:num>
   <w:num w:numId="7">
-    <w:abstractNumId w:val="14"/>
+    <w:abstractNumId w:val="22"/>
   </w:num>
   <w:num w:numId="8">
-    <w:abstractNumId w:val="7"/>
+    <w:abstractNumId w:val="14"/>
   </w:num>
   <w:num w:numId="9">
     <w:abstractNumId w:val="2"/>
@@ -20190,22 +23012,46 @@
     <w:abstractNumId w:val="1"/>
   </w:num>
   <w:num w:numId="11">
-    <w:abstractNumId w:val="13"/>
+    <w:abstractNumId w:val="20"/>
   </w:num>
   <w:num w:numId="12">
-    <w:abstractNumId w:val="15"/>
+    <w:abstractNumId w:val="23"/>
   </w:num>
   <w:num w:numId="13">
     <w:abstractNumId w:val="4"/>
   </w:num>
   <w:num w:numId="14">
-    <w:abstractNumId w:val="9"/>
+    <w:abstractNumId w:val="16"/>
   </w:num>
   <w:num w:numId="15">
     <w:abstractNumId w:val="0"/>
   </w:num>
   <w:num w:numId="16">
+    <w:abstractNumId w:val="7"/>
+  </w:num>
+  <w:num w:numId="17">
+    <w:abstractNumId w:val="8"/>
+  </w:num>
+  <w:num w:numId="18">
+    <w:abstractNumId w:val="6"/>
+  </w:num>
+  <w:num w:numId="19">
     <w:abstractNumId w:val="5"/>
+  </w:num>
+  <w:num w:numId="20">
+    <w:abstractNumId w:val="9"/>
+  </w:num>
+  <w:num w:numId="21">
+    <w:abstractNumId w:val="13"/>
+  </w:num>
+  <w:num w:numId="22">
+    <w:abstractNumId w:val="11"/>
+  </w:num>
+  <w:num w:numId="23">
+    <w:abstractNumId w:val="12"/>
+  </w:num>
+  <w:num w:numId="24">
+    <w:abstractNumId w:val="21"/>
   </w:num>
 </w:numbering>
 </file>
@@ -21084,7 +23930,7 @@
 </file>
 
 <file path=customXml/itemProps1.xml><?xml version="1.0" encoding="utf-8"?>
-<ds:datastoreItem xmlns:ds="http://schemas.openxmlformats.org/officeDocument/2006/customXml" ds:itemID="{EBA46D2B-BAFC-4829-9940-6A17D8BEACFD}">
+<ds:datastoreItem xmlns:ds="http://schemas.openxmlformats.org/officeDocument/2006/customXml" ds:itemID="{BA4233A3-5D26-430B-A72D-F5CFB8463F1D}">
   <ds:schemaRefs>
     <ds:schemaRef ds:uri="http://schemas.openxmlformats.org/officeDocument/2006/bibliography"/>
   </ds:schemaRefs>
